--- a/templates/PO_GLOCOM.docx
+++ b/templates/PO_GLOCOM.docx
@@ -5,114 +5,210 @@
     <w:tbl>
       <w:tblPr>
         <w:tblW w:type="auto" w:w="0"/>
+        <w:jc w:val="center"/>
+        <w:tblLook w:firstColumn="1" w:firstRow="1" w:lastColumn="0" w:lastRow="0" w:noHBand="0" w:noVBand="1" w:val="04A0"/>
         <w:tblLayout w:type="fixed"/>
-        <w:tblLook w:firstColumn="1" w:firstRow="1" w:lastColumn="0" w:lastRow="0" w:noHBand="0" w:noVBand="1" w:val="04A0"/>
       </w:tblPr>
       <w:tblGrid>
-        <w:gridCol w:w="2835"/>
-        <w:gridCol w:w="7370"/>
+        <w:gridCol w:w="1360"/>
+        <w:gridCol w:w="2608"/>
+        <w:gridCol w:w="6237"/>
       </w:tblGrid>
       <w:tr>
         <w:tc>
           <w:tcPr>
-            <w:tcW w:type="dxa" w:w="5100"/>
+            <w:tcW w:type="dxa" w:w="1361"/>
+            <w:vAlign w:val="top"/>
             <w:tcBorders>
               <w:top w:val="nil"/>
+              <w:left w:val="nil"/>
               <w:bottom w:val="nil"/>
-              <w:left w:val="nil"/>
               <w:right w:val="nil"/>
             </w:tcBorders>
           </w:tcPr>
           <w:p>
             <w:pPr>
+              <w:spacing w:before="0" w:after="0"/>
+              <w:jc w:val="center"/>
+            </w:pPr>
+            <w:r/>
+            <w:r>
+              <w:drawing>
+                <wp:inline xmlns:a="http://schemas.openxmlformats.org/drawingml/2006/main" xmlns:pic="http://schemas.openxmlformats.org/drawingml/2006/picture">
+                  <wp:extent cx="720000" cy="720000"/>
+                  <wp:docPr id="1" name="Picture 1"/>
+                  <wp:cNvGraphicFramePr>
+                    <a:graphicFrameLocks noChangeAspect="1"/>
+                  </wp:cNvGraphicFramePr>
+                  <a:graphic>
+                    <a:graphicData uri="http://schemas.openxmlformats.org/drawingml/2006/picture">
+                      <pic:pic>
+                        <pic:nvPicPr>
+                          <pic:cNvPr id="0" name="logo_for_docx.png"/>
+                          <pic:cNvPicPr/>
+                        </pic:nvPicPr>
+                        <pic:blipFill>
+                          <a:blip r:embed="rId9"/>
+                          <a:stretch>
+                            <a:fillRect/>
+                          </a:stretch>
+                        </pic:blipFill>
+                        <pic:spPr>
+                          <a:xfrm>
+                            <a:off x="0" y="0"/>
+                            <a:ext cx="720000" cy="720000"/>
+                          </a:xfrm>
+                          <a:prstGeom prst="rect"/>
+                        </pic:spPr>
+                      </pic:pic>
+                    </a:graphicData>
+                  </a:graphic>
+                </wp:inline>
+              </w:drawing>
+            </w:r>
+          </w:p>
+          <w:p>
+            <w:pPr>
+              <w:spacing w:before="40" w:after="0" w:line="240" w:lineRule="auto"/>
+              <w:jc w:val="left"/>
+            </w:pPr>
+            <w:r>
+              <w:rPr>
+                <w:rFonts w:ascii="微軟正黑體" w:hAnsi="微軟正黑體" w:eastAsia="微軟正黑體"/>
+                <w:b w:val="0"/>
+                <w:i w:val="0"/>
+                <w:sz w:val="16"/>
+              </w:rPr>
+              <w:t>{% if order.is_revised %}{{ revised_stamp }}{% endif %}</w:t>
+            </w:r>
+          </w:p>
+        </w:tc>
+        <w:tc>
+          <w:tcPr>
+            <w:tcW w:type="dxa" w:w="2608"/>
+            <w:vAlign w:val="center"/>
+            <w:tcBorders>
+              <w:top w:val="nil"/>
+              <w:left w:val="nil"/>
+              <w:bottom w:val="nil"/>
+              <w:right w:val="nil"/>
+            </w:tcBorders>
+          </w:tcPr>
+          <w:p>
+            <w:pPr>
+              <w:spacing w:before="0" w:after="0"/>
+              <w:jc w:val="center"/>
+            </w:pPr>
+            <w:r/>
+            <w:r>
+              <w:rPr>
+                <w:rFonts w:ascii="Times New Roman" w:hAnsi="Times New Roman" w:eastAsia="Times New Roman"/>
+                <w:b/>
+                <w:i/>
+                <w:sz w:val="44"/>
+              </w:rPr>
+              <w:t>GLOCOM</w:t>
+            </w:r>
+          </w:p>
+        </w:tc>
+        <w:tc>
+          <w:tcPr>
+            <w:tcW w:type="dxa" w:w="6236"/>
+            <w:vAlign w:val="center"/>
+            <w:tcBorders>
+              <w:top w:val="nil"/>
+              <w:left w:val="nil"/>
+              <w:bottom w:val="nil"/>
+              <w:right w:val="nil"/>
+            </w:tcBorders>
+          </w:tcPr>
+          <w:p>
+            <w:pPr>
+              <w:spacing w:before="0" w:after="0" w:line="264" w:lineRule="auto"/>
               <w:jc w:val="left"/>
             </w:pPr>
             <w:r/>
             <w:r>
               <w:rPr>
-                <w:rFonts w:ascii="標楷體" w:hAnsi="標楷體" w:eastAsia="標楷體"/>
+                <w:rFonts w:ascii="微軟正黑體" w:hAnsi="微軟正黑體" w:eastAsia="微軟正黑體"/>
                 <w:b/>
-                <w:sz w:val="40"/>
+                <w:i w:val="0"/>
+                <w:sz w:val="28"/>
               </w:rPr>
-              <w:t>GLOCOM</w:t>
+              <w:t>西 拓 電 子 有 限 公 司</w:t>
             </w:r>
           </w:p>
           <w:p>
+            <w:pPr>
+              <w:spacing w:before="0" w:after="0" w:line="264" w:lineRule="auto"/>
+              <w:jc w:val="left"/>
+            </w:pPr>
             <w:r>
               <w:rPr>
-                <w:rFonts w:ascii="標楷體" w:hAnsi="標楷體" w:eastAsia="標楷體"/>
+                <w:rFonts w:ascii="Times New Roman" w:hAnsi="Times New Roman" w:eastAsia="Times New Roman"/>
+                <w:b/>
+                <w:i w:val="0"/>
+                <w:sz w:val="24"/>
+              </w:rPr>
+              <w:t>GLOCOM ELECTRONICS LTD.</w:t>
+            </w:r>
+          </w:p>
+          <w:p>
+            <w:pPr>
+              <w:spacing w:before="0" w:after="0" w:line="264" w:lineRule="auto"/>
+              <w:jc w:val="left"/>
+            </w:pPr>
+            <w:r>
+              <w:rPr>
+                <w:rFonts w:ascii="微軟正黑體" w:hAnsi="微軟正黑體" w:eastAsia="微軟正黑體"/>
                 <w:b w:val="0"/>
+                <w:i w:val="0"/>
                 <w:sz w:val="16"/>
               </w:rPr>
-              <w:t>[Word 內換成 Logo 圖]</w:t>
+              <w:t>3FL.-2, NO.268, LIANCHENG RD., ZHONGHE</w:t>
             </w:r>
           </w:p>
-        </w:tc>
-        <w:tc>
-          <w:tcPr>
-            <w:tcW w:type="dxa" w:w="5100"/>
-            <w:tcBorders>
-              <w:top w:val="nil"/>
-              <w:bottom w:val="nil"/>
-              <w:left w:val="nil"/>
-              <w:right w:val="nil"/>
-            </w:tcBorders>
-          </w:tcPr>
           <w:p>
             <w:pPr>
-              <w:jc w:val="right"/>
+              <w:spacing w:before="0" w:after="0" w:line="264" w:lineRule="auto"/>
+              <w:jc w:val="left"/>
             </w:pPr>
-            <w:r/>
             <w:r>
               <w:rPr>
-                <w:rFonts w:ascii="標楷體" w:hAnsi="標楷體" w:eastAsia="標楷體"/>
-                <w:b/>
-                <w:sz w:val="28"/>
+                <w:rFonts w:ascii="微軟正黑體" w:hAnsi="微軟正黑體" w:eastAsia="微軟正黑體"/>
+                <w:b w:val="0"/>
+                <w:i w:val="0"/>
+                <w:sz w:val="16"/>
               </w:rPr>
-              <w:t>西 拓 電 子 有 限 公 司</w:t>
-              <w:br/>
+              <w:t>NEW TAIPEI CITY 23553, TAIWAN R.O.C.</w:t>
             </w:r>
+          </w:p>
+          <w:p>
+            <w:pPr>
+              <w:spacing w:before="0" w:after="0" w:line="264" w:lineRule="auto"/>
+              <w:jc w:val="left"/>
+            </w:pPr>
             <w:r>
               <w:rPr>
-                <w:rFonts w:ascii="標楷體" w:hAnsi="標楷體" w:eastAsia="標楷體"/>
-                <w:b/>
-                <w:sz w:val="26"/>
+                <w:rFonts w:ascii="微軟正黑體" w:hAnsi="微軟正黑體" w:eastAsia="微軟正黑體"/>
+                <w:b w:val="0"/>
+                <w:i w:val="0"/>
+                <w:sz w:val="16"/>
               </w:rPr>
-              <w:t>GLOCOM ELECTRONICS LTD.</w:t>
-              <w:br/>
+              <w:t>新北市中和區連城路 268 號 3 樓之 2; 統一編號:70489361</w:t>
             </w:r>
+          </w:p>
+          <w:p>
+            <w:pPr>
+              <w:spacing w:before="0" w:after="0" w:line="264" w:lineRule="auto"/>
+              <w:jc w:val="left"/>
+            </w:pPr>
             <w:r>
               <w:rPr>
-                <w:rFonts w:ascii="標楷體" w:hAnsi="標楷體" w:eastAsia="標楷體"/>
+                <w:rFonts w:ascii="微軟正黑體" w:hAnsi="微軟正黑體" w:eastAsia="微軟正黑體"/>
                 <w:b w:val="0"/>
-                <w:sz w:val="18"/>
-              </w:rPr>
-              <w:t>3FL.-2, NO.268, LIANCHENG RD., ZHONGHE</w:t>
-              <w:br/>
-            </w:r>
-            <w:r>
-              <w:rPr>
-                <w:rFonts w:ascii="標楷體" w:hAnsi="標楷體" w:eastAsia="標楷體"/>
-                <w:b w:val="0"/>
-                <w:sz w:val="18"/>
-              </w:rPr>
-              <w:t>NEW TAIPEI CITY 23553, TAIWAN R.O.C.</w:t>
-              <w:br/>
-            </w:r>
-            <w:r>
-              <w:rPr>
-                <w:rFonts w:ascii="標楷體" w:hAnsi="標楷體" w:eastAsia="標楷體"/>
-                <w:b w:val="0"/>
-                <w:sz w:val="18"/>
-              </w:rPr>
-              <w:t>新北市中和區連城路268號3樓之2; 統一編號:70489361</w:t>
-              <w:br/>
-            </w:r>
-            <w:r>
-              <w:rPr>
-                <w:rFonts w:ascii="標楷體" w:hAnsi="標楷體" w:eastAsia="標楷體"/>
-                <w:b w:val="0"/>
-                <w:sz w:val="18"/>
+                <w:i w:val="0"/>
+                <w:sz w:val="16"/>
               </w:rPr>
               <w:t>PHONE: 886 2 82273189; FAX: 886 2 82273187</w:t>
             </w:r>
@@ -122,52 +218,138 @@
     </w:tbl>
     <w:p>
       <w:pPr>
-        <w:jc w:val="left"/>
+        <w:spacing w:before="160" w:after="80"/>
+        <w:jc w:val="center"/>
       </w:pPr>
       <w:r>
         <w:rPr>
-          <w:rFonts w:ascii="標楷體" w:hAnsi="標楷體" w:eastAsia="標楷體"/>
+          <w:rFonts w:ascii="微軟正黑體" w:hAnsi="微軟正黑體" w:eastAsia="微軟正黑體"/>
           <w:b/>
-          <w:color w:val="C00000"/>
-          <w:sz w:val="28"/>
+          <w:i w:val="0"/>
+          <w:sz w:val="36"/>
         </w:rPr>
-        <w:t>{% if order.is_revised %}[ REVISED ]{% endif %}</w:t>
+        <w:t>訂  購  單</w:t>
       </w:r>
     </w:p>
     <w:tbl>
       <w:tblPr>
-        <w:tblStyle w:val="TableGrid"/>
         <w:tblW w:type="auto" w:w="0"/>
+        <w:jc w:val="center"/>
+        <w:tblLook w:firstColumn="1" w:firstRow="1" w:lastColumn="0" w:lastRow="0" w:noHBand="0" w:noVBand="1" w:val="04A0"/>
         <w:tblLayout w:type="fixed"/>
-        <w:tblLook w:firstColumn="1" w:firstRow="1" w:lastColumn="0" w:lastRow="0" w:noHBand="0" w:noVBand="1" w:val="04A0"/>
       </w:tblPr>
       <w:tblGrid>
-        <w:gridCol w:w="1361"/>
-        <w:gridCol w:w="2608"/>
-        <w:gridCol w:w="1417"/>
-        <w:gridCol w:w="1361"/>
-        <w:gridCol w:w="1361"/>
-        <w:gridCol w:w="1644"/>
+        <w:gridCol w:w="1247"/>
+        <w:gridCol w:w="4819"/>
+        <w:gridCol w:w="1247"/>
+        <w:gridCol w:w="2891"/>
       </w:tblGrid>
       <w:tr>
         <w:tc>
           <w:tcPr>
-            <w:tcW w:type="dxa" w:w="9752"/>
-            <w:gridSpan w:val="6"/>
+            <w:tcW w:type="dxa" w:w="1247"/>
             <w:vAlign w:val="center"/>
+            <w:tcBorders>
+              <w:top w:val="single" w:sz="6" w:color="000000"/>
+              <w:left w:val="single" w:sz="6" w:color="000000"/>
+              <w:bottom w:val="nil"/>
+              <w:right w:val="nil"/>
+            </w:tcBorders>
           </w:tcPr>
           <w:p>
             <w:pPr>
-              <w:jc w:val="center"/>
+              <w:spacing w:before="40" w:after="40" w:line="240" w:lineRule="auto"/>
             </w:pPr>
             <w:r/>
             <w:r>
               <w:rPr>
-                <w:rFonts w:ascii="標楷體" w:hAnsi="標楷體" w:eastAsia="標楷體"/>
+                <w:rFonts w:ascii="微軟正黑體" w:hAnsi="微軟正黑體" w:eastAsia="微軟正黑體"/>
                 <w:b/>
-                <w:sz w:val="32"/>
+                <w:i w:val="0"/>
+                <w:sz w:val="18"/>
               </w:rPr>
-              <w:t>訂  購  單</w:t>
+              <w:t>廠商名稱:</w:t>
+            </w:r>
+          </w:p>
+        </w:tc>
+        <w:tc>
+          <w:tcPr>
+            <w:tcW w:type="dxa" w:w="4819"/>
+            <w:vAlign w:val="center"/>
+            <w:tcBorders>
+              <w:top w:val="single" w:sz="6" w:color="000000"/>
+              <w:left w:val="nil"/>
+              <w:bottom w:val="nil"/>
+              <w:right w:val="nil"/>
+            </w:tcBorders>
+          </w:tcPr>
+          <w:p>
+            <w:pPr>
+              <w:spacing w:before="40" w:after="40" w:line="240" w:lineRule="auto"/>
+            </w:pPr>
+            <w:r/>
+            <w:r>
+              <w:rPr>
+                <w:rFonts w:ascii="微軟正黑體" w:hAnsi="微軟正黑體" w:eastAsia="微軟正黑體"/>
+                <w:b w:val="0"/>
+                <w:i w:val="0"/>
+                <w:sz w:val="18"/>
+              </w:rPr>
+              <w:t>{{ factory.name }}</w:t>
+            </w:r>
+          </w:p>
+        </w:tc>
+        <w:tc>
+          <w:tcPr>
+            <w:tcW w:type="dxa" w:w="1247"/>
+            <w:vAlign w:val="center"/>
+            <w:tcBorders>
+              <w:top w:val="single" w:sz="6" w:color="000000"/>
+              <w:left w:val="nil"/>
+              <w:bottom w:val="nil"/>
+              <w:right w:val="nil"/>
+            </w:tcBorders>
+          </w:tcPr>
+          <w:p>
+            <w:pPr>
+              <w:spacing w:before="40" w:after="40" w:line="240" w:lineRule="auto"/>
+            </w:pPr>
+            <w:r/>
+            <w:r>
+              <w:rPr>
+                <w:rFonts w:ascii="微軟正黑體" w:hAnsi="微軟正黑體" w:eastAsia="微軟正黑體"/>
+                <w:b/>
+                <w:i w:val="0"/>
+                <w:sz w:val="18"/>
+              </w:rPr>
+              <w:t>頁    次:</w:t>
+            </w:r>
+          </w:p>
+        </w:tc>
+        <w:tc>
+          <w:tcPr>
+            <w:tcW w:type="dxa" w:w="2891"/>
+            <w:vAlign w:val="center"/>
+            <w:tcBorders>
+              <w:top w:val="single" w:sz="6" w:color="000000"/>
+              <w:left w:val="nil"/>
+              <w:bottom w:val="nil"/>
+              <w:right w:val="single" w:sz="6" w:color="000000"/>
+            </w:tcBorders>
+          </w:tcPr>
+          <w:p>
+            <w:pPr>
+              <w:spacing w:before="40" w:after="40" w:line="240" w:lineRule="auto"/>
+            </w:pPr>
+            <w:r/>
+            <w:r>
+              <w:rPr>
+                <w:rFonts w:ascii="微軟正黑體" w:hAnsi="微軟正黑體" w:eastAsia="微軟正黑體"/>
+                <w:b w:val="0"/>
+                <w:i w:val="0"/>
+                <w:sz w:val="18"/>
+              </w:rPr>
+              <w:t>1/1</w:t>
             </w:r>
           </w:p>
         </w:tc>
@@ -175,37 +357,109 @@
       <w:tr>
         <w:tc>
           <w:tcPr>
-            <w:tcW w:type="dxa" w:w="6747"/>
-            <w:gridSpan w:val="4"/>
+            <w:tcW w:type="dxa" w:w="1247"/>
             <w:vAlign w:val="center"/>
+            <w:tcBorders>
+              <w:top w:val="nil"/>
+              <w:left w:val="single" w:sz="6" w:color="000000"/>
+              <w:bottom w:val="nil"/>
+              <w:right w:val="nil"/>
+            </w:tcBorders>
           </w:tcPr>
           <w:p>
+            <w:pPr>
+              <w:spacing w:before="40" w:after="40" w:line="240" w:lineRule="auto"/>
+            </w:pPr>
             <w:r/>
             <w:r>
               <w:rPr>
-                <w:rFonts w:ascii="標楷體" w:hAnsi="標楷體" w:eastAsia="標楷體"/>
-                <w:b w:val="0"/>
-                <w:sz w:val="20"/>
+                <w:rFonts w:ascii="微軟正黑體" w:hAnsi="微軟正黑體" w:eastAsia="微軟正黑體"/>
+                <w:b/>
+                <w:i w:val="0"/>
+                <w:sz w:val="18"/>
               </w:rPr>
-              <w:t>廠商名稱:{{ factory.name }}</w:t>
+              <w:t>廠商地址:</w:t>
             </w:r>
           </w:p>
         </w:tc>
         <w:tc>
           <w:tcPr>
-            <w:tcW w:type="dxa" w:w="3005"/>
-            <w:gridSpan w:val="2"/>
+            <w:tcW w:type="dxa" w:w="4819"/>
             <w:vAlign w:val="center"/>
+            <w:tcBorders>
+              <w:top w:val="nil"/>
+              <w:left w:val="nil"/>
+              <w:bottom w:val="nil"/>
+              <w:right w:val="nil"/>
+            </w:tcBorders>
           </w:tcPr>
           <w:p>
+            <w:pPr>
+              <w:spacing w:before="40" w:after="40" w:line="240" w:lineRule="auto"/>
+            </w:pPr>
             <w:r/>
             <w:r>
               <w:rPr>
-                <w:rFonts w:ascii="標楷體" w:hAnsi="標楷體" w:eastAsia="標楷體"/>
+                <w:rFonts w:ascii="微軟正黑體" w:hAnsi="微軟正黑體" w:eastAsia="微軟正黑體"/>
                 <w:b w:val="0"/>
-                <w:sz w:val="20"/>
+                <w:i w:val="0"/>
+                <w:sz w:val="18"/>
               </w:rPr>
-              <w:t>頁    次:1/1</w:t>
+              <w:t>{{ factory.address }}</w:t>
+            </w:r>
+          </w:p>
+        </w:tc>
+        <w:tc>
+          <w:tcPr>
+            <w:tcW w:type="dxa" w:w="1247"/>
+            <w:vAlign w:val="center"/>
+            <w:tcBorders>
+              <w:top w:val="nil"/>
+              <w:left w:val="nil"/>
+              <w:bottom w:val="nil"/>
+              <w:right w:val="nil"/>
+            </w:tcBorders>
+          </w:tcPr>
+          <w:p>
+            <w:pPr>
+              <w:spacing w:before="40" w:after="40" w:line="240" w:lineRule="auto"/>
+            </w:pPr>
+            <w:r/>
+            <w:r>
+              <w:rPr>
+                <w:rFonts w:ascii="微軟正黑體" w:hAnsi="微軟正黑體" w:eastAsia="微軟正黑體"/>
+                <w:b/>
+                <w:i w:val="0"/>
+                <w:sz w:val="18"/>
+              </w:rPr>
+              <w:t>採購單號:</w:t>
+            </w:r>
+          </w:p>
+        </w:tc>
+        <w:tc>
+          <w:tcPr>
+            <w:tcW w:type="dxa" w:w="2891"/>
+            <w:vAlign w:val="center"/>
+            <w:tcBorders>
+              <w:top w:val="nil"/>
+              <w:left w:val="nil"/>
+              <w:bottom w:val="nil"/>
+              <w:right w:val="single" w:sz="6" w:color="000000"/>
+            </w:tcBorders>
+          </w:tcPr>
+          <w:p>
+            <w:pPr>
+              <w:spacing w:before="40" w:after="40" w:line="240" w:lineRule="auto"/>
+            </w:pPr>
+            <w:r/>
+            <w:r>
+              <w:rPr>
+                <w:rFonts w:ascii="微軟正黑體" w:hAnsi="微軟正黑體" w:eastAsia="微軟正黑體"/>
+                <w:b w:val="0"/>
+                <w:i w:val="0"/>
+                <w:sz w:val="18"/>
+              </w:rPr>
+              <w:t>{{ order.no }}</w:t>
             </w:r>
           </w:p>
         </w:tc>
@@ -213,37 +467,109 @@
       <w:tr>
         <w:tc>
           <w:tcPr>
-            <w:tcW w:type="dxa" w:w="6747"/>
-            <w:gridSpan w:val="4"/>
+            <w:tcW w:type="dxa" w:w="1247"/>
             <w:vAlign w:val="center"/>
+            <w:tcBorders>
+              <w:top w:val="nil"/>
+              <w:left w:val="single" w:sz="6" w:color="000000"/>
+              <w:bottom w:val="nil"/>
+              <w:right w:val="nil"/>
+            </w:tcBorders>
           </w:tcPr>
           <w:p>
+            <w:pPr>
+              <w:spacing w:before="40" w:after="40" w:line="240" w:lineRule="auto"/>
+            </w:pPr>
             <w:r/>
             <w:r>
               <w:rPr>
-                <w:rFonts w:ascii="標楷體" w:hAnsi="標楷體" w:eastAsia="標楷體"/>
-                <w:b w:val="0"/>
-                <w:sz w:val="20"/>
+                <w:rFonts w:ascii="微軟正黑體" w:hAnsi="微軟正黑體" w:eastAsia="微軟正黑體"/>
+                <w:b/>
+                <w:i w:val="0"/>
+                <w:sz w:val="18"/>
               </w:rPr>
-              <w:t>廠商地址:{{ factory.address }}</w:t>
+              <w:t>聯 絡 人:</w:t>
             </w:r>
           </w:p>
         </w:tc>
         <w:tc>
           <w:tcPr>
-            <w:tcW w:type="dxa" w:w="3005"/>
-            <w:gridSpan w:val="2"/>
+            <w:tcW w:type="dxa" w:w="4819"/>
             <w:vAlign w:val="center"/>
+            <w:tcBorders>
+              <w:top w:val="nil"/>
+              <w:left w:val="nil"/>
+              <w:bottom w:val="nil"/>
+              <w:right w:val="nil"/>
+            </w:tcBorders>
           </w:tcPr>
           <w:p>
+            <w:pPr>
+              <w:spacing w:before="40" w:after="40" w:line="240" w:lineRule="auto"/>
+            </w:pPr>
             <w:r/>
             <w:r>
               <w:rPr>
-                <w:rFonts w:ascii="標楷體" w:hAnsi="標楷體" w:eastAsia="標楷體"/>
+                <w:rFonts w:ascii="微軟正黑體" w:hAnsi="微軟正黑體" w:eastAsia="微軟正黑體"/>
                 <w:b w:val="0"/>
-                <w:sz w:val="20"/>
+                <w:i w:val="0"/>
+                <w:sz w:val="18"/>
               </w:rPr>
-              <w:t>採購單號:{{ order.no }}</w:t>
+              <w:t>{{ factory.contact }}</w:t>
+            </w:r>
+          </w:p>
+        </w:tc>
+        <w:tc>
+          <w:tcPr>
+            <w:tcW w:type="dxa" w:w="1247"/>
+            <w:vAlign w:val="center"/>
+            <w:tcBorders>
+              <w:top w:val="nil"/>
+              <w:left w:val="nil"/>
+              <w:bottom w:val="nil"/>
+              <w:right w:val="nil"/>
+            </w:tcBorders>
+          </w:tcPr>
+          <w:p>
+            <w:pPr>
+              <w:spacing w:before="40" w:after="40" w:line="240" w:lineRule="auto"/>
+            </w:pPr>
+            <w:r/>
+            <w:r>
+              <w:rPr>
+                <w:rFonts w:ascii="微軟正黑體" w:hAnsi="微軟正黑體" w:eastAsia="微軟正黑體"/>
+                <w:b/>
+                <w:i w:val="0"/>
+                <w:sz w:val="18"/>
+              </w:rPr>
+              <w:t>採購日期:</w:t>
+            </w:r>
+          </w:p>
+        </w:tc>
+        <w:tc>
+          <w:tcPr>
+            <w:tcW w:type="dxa" w:w="2891"/>
+            <w:vAlign w:val="center"/>
+            <w:tcBorders>
+              <w:top w:val="nil"/>
+              <w:left w:val="nil"/>
+              <w:bottom w:val="nil"/>
+              <w:right w:val="single" w:sz="6" w:color="000000"/>
+            </w:tcBorders>
+          </w:tcPr>
+          <w:p>
+            <w:pPr>
+              <w:spacing w:before="40" w:after="40" w:line="240" w:lineRule="auto"/>
+            </w:pPr>
+            <w:r/>
+            <w:r>
+              <w:rPr>
+                <w:rFonts w:ascii="微軟正黑體" w:hAnsi="微軟正黑體" w:eastAsia="微軟正黑體"/>
+                <w:b w:val="0"/>
+                <w:i w:val="0"/>
+                <w:sz w:val="18"/>
+              </w:rPr>
+              <w:t>{{ order.date_display }}</w:t>
             </w:r>
           </w:p>
         </w:tc>
@@ -251,37 +577,363 @@
       <w:tr>
         <w:tc>
           <w:tcPr>
-            <w:tcW w:type="dxa" w:w="6747"/>
-            <w:gridSpan w:val="4"/>
+            <w:tcW w:type="dxa" w:w="1247"/>
             <w:vAlign w:val="center"/>
+            <w:tcBorders>
+              <w:top w:val="nil"/>
+              <w:left w:val="single" w:sz="6" w:color="000000"/>
+              <w:bottom w:val="single" w:sz="6" w:color="000000"/>
+              <w:right w:val="nil"/>
+            </w:tcBorders>
           </w:tcPr>
           <w:p>
+            <w:pPr>
+              <w:spacing w:before="40" w:after="40" w:line="240" w:lineRule="auto"/>
+            </w:pPr>
             <w:r/>
             <w:r>
               <w:rPr>
-                <w:rFonts w:ascii="標楷體" w:hAnsi="標楷體" w:eastAsia="標楷體"/>
-                <w:b w:val="0"/>
-                <w:sz w:val="20"/>
+                <w:rFonts w:ascii="微軟正黑體" w:hAnsi="微軟正黑體" w:eastAsia="微軟正黑體"/>
+                <w:b/>
+                <w:i w:val="0"/>
+                <w:sz w:val="18"/>
               </w:rPr>
-              <w:t>聯  絡  人:{{ factory.contact }}</w:t>
+              <w:t>電    話:</w:t>
             </w:r>
           </w:p>
         </w:tc>
         <w:tc>
           <w:tcPr>
-            <w:tcW w:type="dxa" w:w="3005"/>
-            <w:gridSpan w:val="2"/>
+            <w:tcW w:type="dxa" w:w="4819"/>
             <w:vAlign w:val="center"/>
+            <w:tcBorders>
+              <w:top w:val="nil"/>
+              <w:left w:val="nil"/>
+              <w:bottom w:val="single" w:sz="6" w:color="000000"/>
+              <w:right w:val="nil"/>
+            </w:tcBorders>
           </w:tcPr>
           <w:p>
+            <w:pPr>
+              <w:spacing w:before="40" w:after="40" w:line="240" w:lineRule="auto"/>
+            </w:pPr>
             <w:r/>
             <w:r>
               <w:rPr>
-                <w:rFonts w:ascii="標楷體" w:hAnsi="標楷體" w:eastAsia="標楷體"/>
+                <w:rFonts w:ascii="微軟正黑體" w:hAnsi="微軟正黑體" w:eastAsia="微軟正黑體"/>
                 <w:b w:val="0"/>
-                <w:sz w:val="20"/>
+                <w:i w:val="0"/>
+                <w:sz w:val="18"/>
               </w:rPr>
-              <w:t>採購日期:{{ order.date_display }}</w:t>
+              <w:t>{{ factory.phone }}        傳    真: {{ factory.fax }}</w:t>
+            </w:r>
+          </w:p>
+        </w:tc>
+        <w:tc>
+          <w:tcPr>
+            <w:tcW w:type="dxa" w:w="1247"/>
+            <w:vAlign w:val="center"/>
+            <w:tcBorders>
+              <w:top w:val="nil"/>
+              <w:left w:val="nil"/>
+              <w:bottom w:val="single" w:sz="6" w:color="000000"/>
+              <w:right w:val="nil"/>
+            </w:tcBorders>
+          </w:tcPr>
+          <w:p>
+            <w:pPr>
+              <w:spacing w:before="40" w:after="40" w:line="240" w:lineRule="auto"/>
+            </w:pPr>
+            <w:r/>
+            <w:r>
+              <w:rPr>
+                <w:rFonts w:ascii="微軟正黑體" w:hAnsi="微軟正黑體" w:eastAsia="微軟正黑體"/>
+                <w:b/>
+                <w:i w:val="0"/>
+                <w:sz w:val="18"/>
+              </w:rPr>
+              <w:t>幣    別:</w:t>
+            </w:r>
+          </w:p>
+        </w:tc>
+        <w:tc>
+          <w:tcPr>
+            <w:tcW w:type="dxa" w:w="2891"/>
+            <w:vAlign w:val="center"/>
+            <w:tcBorders>
+              <w:top w:val="nil"/>
+              <w:left w:val="nil"/>
+              <w:bottom w:val="single" w:sz="6" w:color="000000"/>
+              <w:right w:val="single" w:sz="6" w:color="000000"/>
+            </w:tcBorders>
+          </w:tcPr>
+          <w:p>
+            <w:pPr>
+              <w:spacing w:before="40" w:after="40" w:line="240" w:lineRule="auto"/>
+            </w:pPr>
+            <w:r/>
+            <w:r>
+              <w:rPr>
+                <w:rFonts w:ascii="微軟正黑體" w:hAnsi="微軟正黑體" w:eastAsia="微軟正黑體"/>
+                <w:b w:val="0"/>
+                <w:i w:val="0"/>
+                <w:sz w:val="18"/>
+              </w:rPr>
+              <w:t>{{ order.currency }}</w:t>
+            </w:r>
+          </w:p>
+        </w:tc>
+      </w:tr>
+    </w:tbl>
+    <w:tbl>
+      <w:tblPr>
+        <w:tblW w:type="auto" w:w="0"/>
+        <w:jc w:val="center"/>
+        <w:tblLook w:firstColumn="1" w:firstRow="1" w:lastColumn="0" w:lastRow="0" w:noHBand="0" w:noVBand="1" w:val="04A0"/>
+        <w:tblLayout w:type="fixed"/>
+      </w:tblPr>
+      <w:tblGrid>
+        <w:gridCol w:w="1247"/>
+        <w:gridCol w:w="8958"/>
+      </w:tblGrid>
+      <w:tr>
+        <w:tc>
+          <w:tcPr>
+            <w:tcW w:type="dxa" w:w="1247"/>
+            <w:vAlign w:val="center"/>
+            <w:tcBorders>
+              <w:top w:val="nil"/>
+              <w:left w:val="single" w:sz="6" w:color="000000"/>
+              <w:bottom w:val="single" w:sz="6" w:color="000000"/>
+              <w:right w:val="nil"/>
+            </w:tcBorders>
+          </w:tcPr>
+          <w:p>
+            <w:pPr>
+              <w:spacing w:before="40" w:after="40"/>
+            </w:pPr>
+            <w:r/>
+            <w:r>
+              <w:rPr>
+                <w:rFonts w:ascii="微軟正黑體" w:hAnsi="微軟正黑體" w:eastAsia="微軟正黑體"/>
+                <w:b/>
+                <w:i w:val="0"/>
+                <w:sz w:val="18"/>
+              </w:rPr>
+              <w:t>負責採購:</w:t>
+            </w:r>
+          </w:p>
+        </w:tc>
+        <w:tc>
+          <w:tcPr>
+            <w:tcW w:type="dxa" w:w="8957"/>
+            <w:vAlign w:val="center"/>
+            <w:tcBorders>
+              <w:top w:val="nil"/>
+              <w:left w:val="nil"/>
+              <w:bottom w:val="single" w:sz="6" w:color="000000"/>
+              <w:right w:val="single" w:sz="6" w:color="000000"/>
+            </w:tcBorders>
+          </w:tcPr>
+          <w:p>
+            <w:pPr>
+              <w:spacing w:before="40" w:after="40"/>
+            </w:pPr>
+            <w:r/>
+            <w:r>
+              <w:rPr>
+                <w:rFonts w:ascii="微軟正黑體" w:hAnsi="微軟正黑體" w:eastAsia="微軟正黑體"/>
+                <w:b w:val="0"/>
+                <w:i w:val="0"/>
+                <w:sz w:val="18"/>
+              </w:rPr>
+              <w:t>{{ order.purchase_responsible }}</w:t>
+            </w:r>
+          </w:p>
+        </w:tc>
+      </w:tr>
+    </w:tbl>
+    <w:tbl>
+      <w:tblPr>
+        <w:tblW w:type="auto" w:w="0"/>
+        <w:jc w:val="center"/>
+        <w:tblLook w:firstColumn="1" w:firstRow="1" w:lastColumn="0" w:lastRow="0" w:noHBand="0" w:noVBand="1" w:val="04A0"/>
+        <w:tblLayout w:type="fixed"/>
+      </w:tblPr>
+      <w:tblGrid>
+        <w:gridCol w:w="1587"/>
+        <w:gridCol w:w="2664"/>
+        <w:gridCol w:w="1304"/>
+        <w:gridCol w:w="1134"/>
+        <w:gridCol w:w="963"/>
+        <w:gridCol w:w="2551"/>
+      </w:tblGrid>
+      <w:tr>
+        <w:tc>
+          <w:tcPr>
+            <w:tcW w:type="dxa" w:w="1587"/>
+            <w:vAlign w:val="center"/>
+            <w:tcBorders>
+              <w:top w:val="single" w:sz="8" w:color="000000"/>
+              <w:left w:val="single" w:sz="8" w:color="000000"/>
+              <w:bottom w:val="single" w:sz="8" w:color="000000"/>
+              <w:right w:val="single" w:sz="8" w:color="000000"/>
+            </w:tcBorders>
+          </w:tcPr>
+          <w:p>
+            <w:pPr>
+              <w:spacing w:before="40" w:after="40"/>
+              <w:jc w:val="center"/>
+            </w:pPr>
+            <w:r/>
+            <w:r>
+              <w:rPr>
+                <w:rFonts w:ascii="微軟正黑體" w:hAnsi="微軟正黑體" w:eastAsia="微軟正黑體"/>
+                <w:b/>
+                <w:i w:val="0"/>
+                <w:sz w:val="18"/>
+              </w:rPr>
+              <w:t>產品編號</w:t>
+            </w:r>
+          </w:p>
+        </w:tc>
+        <w:tc>
+          <w:tcPr>
+            <w:tcW w:type="dxa" w:w="2665"/>
+            <w:vAlign w:val="center"/>
+            <w:tcBorders>
+              <w:top w:val="single" w:sz="8" w:color="000000"/>
+              <w:left w:val="single" w:sz="8" w:color="000000"/>
+              <w:bottom w:val="single" w:sz="8" w:color="000000"/>
+              <w:right w:val="single" w:sz="8" w:color="000000"/>
+            </w:tcBorders>
+          </w:tcPr>
+          <w:p>
+            <w:pPr>
+              <w:spacing w:before="40" w:after="40"/>
+              <w:jc w:val="center"/>
+            </w:pPr>
+            <w:r/>
+            <w:r>
+              <w:rPr>
+                <w:rFonts w:ascii="微軟正黑體" w:hAnsi="微軟正黑體" w:eastAsia="微軟正黑體"/>
+                <w:b/>
+                <w:i w:val="0"/>
+                <w:sz w:val="18"/>
+              </w:rPr>
+              <w:t>產品規格</w:t>
+            </w:r>
+          </w:p>
+        </w:tc>
+        <w:tc>
+          <w:tcPr>
+            <w:tcW w:type="dxa" w:w="1304"/>
+            <w:vAlign w:val="center"/>
+            <w:tcBorders>
+              <w:top w:val="single" w:sz="8" w:color="000000"/>
+              <w:left w:val="single" w:sz="8" w:color="000000"/>
+              <w:bottom w:val="single" w:sz="8" w:color="000000"/>
+              <w:right w:val="single" w:sz="8" w:color="000000"/>
+            </w:tcBorders>
+          </w:tcPr>
+          <w:p>
+            <w:pPr>
+              <w:spacing w:before="40" w:after="40"/>
+              <w:jc w:val="center"/>
+            </w:pPr>
+            <w:r/>
+            <w:r>
+              <w:rPr>
+                <w:rFonts w:ascii="微軟正黑體" w:hAnsi="微軟正黑體" w:eastAsia="微軟正黑體"/>
+                <w:b/>
+                <w:i w:val="0"/>
+                <w:sz w:val="18"/>
+              </w:rPr>
+              <w:t>交期</w:t>
+            </w:r>
+          </w:p>
+        </w:tc>
+        <w:tc>
+          <w:tcPr>
+            <w:tcW w:type="dxa" w:w="1134"/>
+            <w:vAlign w:val="center"/>
+            <w:tcBorders>
+              <w:top w:val="single" w:sz="8" w:color="000000"/>
+              <w:left w:val="single" w:sz="8" w:color="000000"/>
+              <w:bottom w:val="single" w:sz="8" w:color="000000"/>
+              <w:right w:val="single" w:sz="8" w:color="000000"/>
+            </w:tcBorders>
+          </w:tcPr>
+          <w:p>
+            <w:pPr>
+              <w:spacing w:before="40" w:after="40"/>
+              <w:jc w:val="center"/>
+            </w:pPr>
+            <w:r/>
+            <w:r>
+              <w:rPr>
+                <w:rFonts w:ascii="微軟正黑體" w:hAnsi="微軟正黑體" w:eastAsia="微軟正黑體"/>
+                <w:b/>
+                <w:i w:val="0"/>
+                <w:sz w:val="18"/>
+              </w:rPr>
+              <w:t>數量</w:t>
+            </w:r>
+          </w:p>
+        </w:tc>
+        <w:tc>
+          <w:tcPr>
+            <w:tcW w:type="dxa" w:w="964"/>
+            <w:vAlign w:val="center"/>
+            <w:tcBorders>
+              <w:top w:val="single" w:sz="8" w:color="000000"/>
+              <w:left w:val="single" w:sz="8" w:color="000000"/>
+              <w:bottom w:val="single" w:sz="8" w:color="000000"/>
+              <w:right w:val="single" w:sz="8" w:color="000000"/>
+            </w:tcBorders>
+          </w:tcPr>
+          <w:p>
+            <w:pPr>
+              <w:spacing w:before="40" w:after="40"/>
+              <w:jc w:val="center"/>
+            </w:pPr>
+            <w:r/>
+            <w:r>
+              <w:rPr>
+                <w:rFonts w:ascii="微軟正黑體" w:hAnsi="微軟正黑體" w:eastAsia="微軟正黑體"/>
+                <w:b/>
+                <w:i w:val="0"/>
+                <w:sz w:val="18"/>
+              </w:rPr>
+              <w:t>單價</w:t>
+            </w:r>
+          </w:p>
+        </w:tc>
+        <w:tc>
+          <w:tcPr>
+            <w:tcW w:type="dxa" w:w="2551"/>
+            <w:vAlign w:val="center"/>
+            <w:tcBorders>
+              <w:top w:val="single" w:sz="8" w:color="000000"/>
+              <w:left w:val="single" w:sz="8" w:color="000000"/>
+              <w:bottom w:val="single" w:sz="8" w:color="000000"/>
+              <w:right w:val="single" w:sz="8" w:color="000000"/>
+            </w:tcBorders>
+          </w:tcPr>
+          <w:p>
+            <w:pPr>
+              <w:spacing w:before="40" w:after="40"/>
+              <w:jc w:val="center"/>
+            </w:pPr>
+            <w:r/>
+            <w:r>
+              <w:rPr>
+                <w:rFonts w:ascii="微軟正黑體" w:hAnsi="微軟正黑體" w:eastAsia="微軟正黑體"/>
+                <w:b/>
+                <w:i w:val="0"/>
+                <w:sz w:val="18"/>
+              </w:rPr>
+              <w:t>小計</w:t>
             </w:r>
           </w:p>
         </w:tc>
@@ -289,188 +941,27 @@
       <w:tr>
         <w:tc>
           <w:tcPr>
-            <w:tcW w:type="dxa" w:w="6747"/>
-            <w:gridSpan w:val="4"/>
+            <w:tcW w:type="dxa" w:w="1587"/>
             <w:vAlign w:val="center"/>
-          </w:tcPr>
-          <w:p>
-            <w:r/>
-            <w:r>
-              <w:rPr>
-                <w:rFonts w:ascii="標楷體" w:hAnsi="標楷體" w:eastAsia="標楷體"/>
-                <w:b w:val="0"/>
-                <w:sz w:val="20"/>
-              </w:rPr>
-              <w:t>電    話:{{ factory.phone }}     傳    真:{{ factory.fax }}</w:t>
-            </w:r>
-          </w:p>
-        </w:tc>
-        <w:tc>
-          <w:tcPr>
-            <w:tcW w:type="dxa" w:w="3005"/>
-            <w:gridSpan w:val="2"/>
-            <w:vAlign w:val="center"/>
-          </w:tcPr>
-          <w:p>
-            <w:r/>
-            <w:r>
-              <w:rPr>
-                <w:rFonts w:ascii="標楷體" w:hAnsi="標楷體" w:eastAsia="標楷體"/>
-                <w:b w:val="0"/>
-                <w:sz w:val="20"/>
-              </w:rPr>
-              <w:t>負責採購:{{ order.purchase_responsible }}</w:t>
-            </w:r>
-          </w:p>
-          <w:p>
-            <w:r>
-              <w:rPr>
-                <w:rFonts w:ascii="標楷體" w:hAnsi="標楷體" w:eastAsia="標楷體"/>
-                <w:b w:val="0"/>
-                <w:sz w:val="20"/>
-              </w:rPr>
-              <w:t>幣    別:{{ order.currency }}</w:t>
-            </w:r>
-          </w:p>
-        </w:tc>
-      </w:tr>
-      <w:tr>
-        <w:tc>
-          <w:tcPr>
-            <w:tcW w:type="dxa" w:w="1361"/>
-            <w:vAlign w:val="center"/>
+            <w:tcBorders>
+              <w:top w:val="single" w:sz="8" w:color="000000"/>
+              <w:left w:val="single" w:sz="8" w:color="000000"/>
+              <w:bottom w:val="single" w:sz="8" w:color="000000"/>
+              <w:right w:val="single" w:sz="8" w:color="000000"/>
+            </w:tcBorders>
           </w:tcPr>
           <w:p>
             <w:pPr>
+              <w:spacing w:before="40" w:after="40"/>
               <w:jc w:val="center"/>
             </w:pPr>
             <w:r/>
             <w:r>
               <w:rPr>
-                <w:rFonts w:ascii="標楷體" w:hAnsi="標楷體" w:eastAsia="標楷體"/>
-                <w:b/>
-                <w:sz w:val="20"/>
-              </w:rPr>
-              <w:t>產品編號</w:t>
-            </w:r>
-          </w:p>
-        </w:tc>
-        <w:tc>
-          <w:tcPr>
-            <w:tcW w:type="dxa" w:w="2608"/>
-            <w:vAlign w:val="center"/>
-          </w:tcPr>
-          <w:p>
-            <w:pPr>
-              <w:jc w:val="center"/>
-            </w:pPr>
-            <w:r/>
-            <w:r>
-              <w:rPr>
-                <w:rFonts w:ascii="標楷體" w:hAnsi="標楷體" w:eastAsia="標楷體"/>
-                <w:b/>
-                <w:sz w:val="20"/>
-              </w:rPr>
-              <w:t>產品規格</w:t>
-            </w:r>
-          </w:p>
-        </w:tc>
-        <w:tc>
-          <w:tcPr>
-            <w:tcW w:type="dxa" w:w="1417"/>
-            <w:vAlign w:val="center"/>
-          </w:tcPr>
-          <w:p>
-            <w:pPr>
-              <w:jc w:val="center"/>
-            </w:pPr>
-            <w:r/>
-            <w:r>
-              <w:rPr>
-                <w:rFonts w:ascii="標楷體" w:hAnsi="標楷體" w:eastAsia="標楷體"/>
-                <w:b/>
-                <w:sz w:val="20"/>
-              </w:rPr>
-              <w:t>交期</w:t>
-            </w:r>
-          </w:p>
-        </w:tc>
-        <w:tc>
-          <w:tcPr>
-            <w:tcW w:type="dxa" w:w="1361"/>
-            <w:vAlign w:val="center"/>
-          </w:tcPr>
-          <w:p>
-            <w:pPr>
-              <w:jc w:val="center"/>
-            </w:pPr>
-            <w:r/>
-            <w:r>
-              <w:rPr>
-                <w:rFonts w:ascii="標楷體" w:hAnsi="標楷體" w:eastAsia="標楷體"/>
-                <w:b/>
-                <w:sz w:val="20"/>
-              </w:rPr>
-              <w:t>數量</w:t>
-            </w:r>
-          </w:p>
-        </w:tc>
-        <w:tc>
-          <w:tcPr>
-            <w:tcW w:type="dxa" w:w="1361"/>
-            <w:vAlign w:val="center"/>
-          </w:tcPr>
-          <w:p>
-            <w:pPr>
-              <w:jc w:val="center"/>
-            </w:pPr>
-            <w:r/>
-            <w:r>
-              <w:rPr>
-                <w:rFonts w:ascii="標楷體" w:hAnsi="標楷體" w:eastAsia="標楷體"/>
-                <w:b/>
-                <w:sz w:val="20"/>
-              </w:rPr>
-              <w:t>單價</w:t>
-            </w:r>
-          </w:p>
-        </w:tc>
-        <w:tc>
-          <w:tcPr>
-            <w:tcW w:type="dxa" w:w="1644"/>
-            <w:vAlign w:val="center"/>
-          </w:tcPr>
-          <w:p>
-            <w:pPr>
-              <w:jc w:val="center"/>
-            </w:pPr>
-            <w:r/>
-            <w:r>
-              <w:rPr>
-                <w:rFonts w:ascii="標楷體" w:hAnsi="標楷體" w:eastAsia="標楷體"/>
-                <w:b/>
-                <w:sz w:val="20"/>
-              </w:rPr>
-              <w:t>小計</w:t>
-            </w:r>
-          </w:p>
-        </w:tc>
-      </w:tr>
-      <w:tr>
-        <w:trPr>
-          <w:trHeight w:val="1417"/>
-        </w:trPr>
-        <w:tc>
-          <w:tcPr>
-            <w:tcW w:type="dxa" w:w="1361"/>
-          </w:tcPr>
-          <w:p>
-            <w:r/>
-            <w:r>
-              <w:rPr>
-                <w:rFonts w:ascii="標楷體" w:hAnsi="標楷體" w:eastAsia="標楷體"/>
+                <w:rFonts w:ascii="微軟正黑體" w:hAnsi="微軟正黑體" w:eastAsia="微軟正黑體"/>
                 <w:b w:val="0"/>
-                <w:sz w:val="20"/>
+                <w:i w:val="0"/>
+                <w:sz w:val="18"/>
               </w:rPr>
               <w:t>{{ item.part_number }}</w:t>
             </w:r>
@@ -478,15 +969,27 @@
         </w:tc>
         <w:tc>
           <w:tcPr>
-            <w:tcW w:type="dxa" w:w="2608"/>
+            <w:tcW w:type="dxa" w:w="2665"/>
+            <w:vAlign w:val="center"/>
+            <w:tcBorders>
+              <w:top w:val="single" w:sz="8" w:color="000000"/>
+              <w:left w:val="single" w:sz="8" w:color="000000"/>
+              <w:bottom w:val="single" w:sz="8" w:color="000000"/>
+              <w:right w:val="single" w:sz="8" w:color="000000"/>
+            </w:tcBorders>
           </w:tcPr>
           <w:p>
+            <w:pPr>
+              <w:spacing w:before="40" w:after="40"/>
+              <w:jc w:val="left"/>
+            </w:pPr>
             <w:r/>
             <w:r>
               <w:rPr>
-                <w:rFonts w:ascii="標楷體" w:hAnsi="標楷體" w:eastAsia="標楷體"/>
+                <w:rFonts w:ascii="微軟正黑體" w:hAnsi="微軟正黑體" w:eastAsia="微軟正黑體"/>
                 <w:b w:val="0"/>
-                <w:sz w:val="20"/>
+                <w:i w:val="0"/>
+                <w:sz w:val="18"/>
               </w:rPr>
               <w:t>{{ item.spec_text }}</w:t>
             </w:r>
@@ -494,18 +997,27 @@
         </w:tc>
         <w:tc>
           <w:tcPr>
-            <w:tcW w:type="dxa" w:w="1417"/>
+            <w:tcW w:type="dxa" w:w="1304"/>
+            <w:vAlign w:val="center"/>
+            <w:tcBorders>
+              <w:top w:val="single" w:sz="8" w:color="000000"/>
+              <w:left w:val="single" w:sz="8" w:color="000000"/>
+              <w:bottom w:val="single" w:sz="8" w:color="000000"/>
+              <w:right w:val="single" w:sz="8" w:color="000000"/>
+            </w:tcBorders>
           </w:tcPr>
           <w:p>
             <w:pPr>
+              <w:spacing w:before="40" w:after="40"/>
               <w:jc w:val="center"/>
             </w:pPr>
             <w:r/>
             <w:r>
               <w:rPr>
-                <w:rFonts w:ascii="標楷體" w:hAnsi="標楷體" w:eastAsia="標楷體"/>
+                <w:rFonts w:ascii="微軟正黑體" w:hAnsi="微軟正黑體" w:eastAsia="微軟正黑體"/>
                 <w:b w:val="0"/>
-                <w:sz w:val="20"/>
+                <w:i w:val="0"/>
+                <w:sz w:val="18"/>
               </w:rPr>
               <w:t>{{ item.delivery_display }}</w:t>
             </w:r>
@@ -513,18 +1025,27 @@
         </w:tc>
         <w:tc>
           <w:tcPr>
-            <w:tcW w:type="dxa" w:w="1361"/>
+            <w:tcW w:type="dxa" w:w="1134"/>
+            <w:vAlign w:val="center"/>
+            <w:tcBorders>
+              <w:top w:val="single" w:sz="8" w:color="000000"/>
+              <w:left w:val="single" w:sz="8" w:color="000000"/>
+              <w:bottom w:val="single" w:sz="8" w:color="000000"/>
+              <w:right w:val="single" w:sz="8" w:color="000000"/>
+            </w:tcBorders>
           </w:tcPr>
           <w:p>
             <w:pPr>
+              <w:spacing w:before="40" w:after="40"/>
               <w:jc w:val="center"/>
             </w:pPr>
             <w:r/>
             <w:r>
               <w:rPr>
-                <w:rFonts w:ascii="標楷體" w:hAnsi="標楷體" w:eastAsia="標楷體"/>
+                <w:rFonts w:ascii="微軟正黑體" w:hAnsi="微軟正黑體" w:eastAsia="微軟正黑體"/>
                 <w:b w:val="0"/>
-                <w:sz w:val="20"/>
+                <w:i w:val="0"/>
+                <w:sz w:val="18"/>
               </w:rPr>
               <w:t>{{ item.quantity_display }}</w:t>
             </w:r>
@@ -532,18 +1053,27 @@
         </w:tc>
         <w:tc>
           <w:tcPr>
-            <w:tcW w:type="dxa" w:w="1361"/>
+            <w:tcW w:type="dxa" w:w="964"/>
+            <w:vAlign w:val="center"/>
+            <w:tcBorders>
+              <w:top w:val="single" w:sz="8" w:color="000000"/>
+              <w:left w:val="single" w:sz="8" w:color="000000"/>
+              <w:bottom w:val="single" w:sz="8" w:color="000000"/>
+              <w:right w:val="single" w:sz="8" w:color="000000"/>
+            </w:tcBorders>
           </w:tcPr>
           <w:p>
             <w:pPr>
+              <w:spacing w:before="40" w:after="40"/>
               <w:jc w:val="right"/>
             </w:pPr>
             <w:r/>
             <w:r>
               <w:rPr>
-                <w:rFonts w:ascii="標楷體" w:hAnsi="標楷體" w:eastAsia="標楷體"/>
+                <w:rFonts w:ascii="微軟正黑體" w:hAnsi="微軟正黑體" w:eastAsia="微軟正黑體"/>
                 <w:b w:val="0"/>
-                <w:sz w:val="20"/>
+                <w:i w:val="0"/>
+                <w:sz w:val="18"/>
               </w:rPr>
               <w:t>{{ item.unit_price }}</w:t>
             </w:r>
@@ -551,18 +1081,27 @@
         </w:tc>
         <w:tc>
           <w:tcPr>
-            <w:tcW w:type="dxa" w:w="1644"/>
+            <w:tcW w:type="dxa" w:w="2551"/>
+            <w:vAlign w:val="center"/>
+            <w:tcBorders>
+              <w:top w:val="single" w:sz="8" w:color="000000"/>
+              <w:left w:val="single" w:sz="8" w:color="000000"/>
+              <w:bottom w:val="single" w:sz="8" w:color="000000"/>
+              <w:right w:val="single" w:sz="8" w:color="000000"/>
+            </w:tcBorders>
           </w:tcPr>
           <w:p>
             <w:pPr>
+              <w:spacing w:before="40" w:after="40"/>
               <w:jc w:val="right"/>
             </w:pPr>
             <w:r/>
             <w:r>
               <w:rPr>
-                <w:rFonts w:ascii="標楷體" w:hAnsi="標楷體" w:eastAsia="標楷體"/>
+                <w:rFonts w:ascii="微軟正黑體" w:hAnsi="微軟正黑體" w:eastAsia="微軟正黑體"/>
                 <w:b w:val="0"/>
-                <w:sz w:val="20"/>
+                <w:i w:val="0"/>
+                <w:sz w:val="18"/>
               </w:rPr>
               <w:t>{{ item.amount }}</w:t>
             </w:r>
@@ -572,42 +1111,413 @@
       <w:tr>
         <w:tc>
           <w:tcPr>
-            <w:tcW w:type="dxa" w:w="8108"/>
-            <w:gridSpan w:val="5"/>
+            <w:tcW w:type="dxa" w:w="6804"/>
+            <w:gridSpan w:val="4"/>
             <w:vAlign w:val="center"/>
+            <w:tcBorders>
+              <w:top w:val="single" w:sz="8" w:color="000000"/>
+              <w:left w:val="single" w:sz="8" w:color="000000"/>
+              <w:bottom w:val="single" w:sz="8" w:color="000000"/>
+              <w:right w:val="single" w:sz="8" w:color="000000"/>
+            </w:tcBorders>
           </w:tcPr>
           <w:p>
             <w:pPr>
+              <w:spacing w:before="40" w:after="40"/>
               <w:jc w:val="right"/>
             </w:pPr>
             <w:r/>
             <w:r>
               <w:rPr>
-                <w:rFonts w:ascii="標楷體" w:hAnsi="標楷體" w:eastAsia="標楷體"/>
+                <w:rFonts w:ascii="微軟正黑體" w:hAnsi="微軟正黑體" w:eastAsia="微軟正黑體"/>
                 <w:b/>
-                <w:sz w:val="22"/>
+                <w:i w:val="0"/>
+                <w:sz w:val="18"/>
               </w:rPr>
-              <w:t>合      計</w:t>
+              <w:t xml:space="preserve">合    計   </w:t>
             </w:r>
           </w:p>
         </w:tc>
         <w:tc>
           <w:tcPr>
-            <w:tcW w:type="dxa" w:w="1644"/>
+            <w:tcW w:type="dxa" w:w="3402"/>
+            <w:gridSpan w:val="2"/>
             <w:vAlign w:val="center"/>
+            <w:tcBorders>
+              <w:top w:val="single" w:sz="8" w:color="000000"/>
+              <w:left w:val="single" w:sz="8" w:color="000000"/>
+              <w:bottom w:val="single" w:sz="8" w:color="000000"/>
+              <w:right w:val="single" w:sz="8" w:color="000000"/>
+            </w:tcBorders>
           </w:tcPr>
           <w:p>
             <w:pPr>
+              <w:spacing w:before="40" w:after="40"/>
               <w:jc w:val="right"/>
             </w:pPr>
             <w:r/>
             <w:r>
               <w:rPr>
-                <w:rFonts w:ascii="標楷體" w:hAnsi="標楷體" w:eastAsia="標楷體"/>
+                <w:rFonts w:ascii="微軟正黑體" w:hAnsi="微軟正黑體" w:eastAsia="微軟正黑體"/>
                 <w:b/>
-                <w:sz w:val="22"/>
+                <w:i w:val="0"/>
+                <w:sz w:val="18"/>
               </w:rPr>
               <w:t>{{ order.currency }} {{ order.total_amount }}</w:t>
+            </w:r>
+          </w:p>
+        </w:tc>
+      </w:tr>
+    </w:tbl>
+    <w:p>
+      <w:pPr>
+        <w:spacing w:before="20" w:after="0" w:line="264" w:lineRule="auto"/>
+        <w:jc w:val="left"/>
+      </w:pPr>
+      <w:r>
+        <w:rPr>
+          <w:rFonts w:ascii="微軟正黑體" w:hAnsi="微軟正黑體" w:eastAsia="微軟正黑體"/>
+          <w:b/>
+          <w:i w:val="0"/>
+          <w:sz w:val="18"/>
+        </w:rPr>
+        <w:t>付款方式:</w:t>
+      </w:r>
+      <w:r>
+        <w:rPr>
+          <w:rFonts w:ascii="微軟正黑體" w:hAnsi="微軟正黑體" w:eastAsia="微軟正黑體"/>
+          <w:b w:val="0"/>
+          <w:i w:val="0"/>
+          <w:sz w:val="18"/>
+        </w:rPr>
+        <w:t xml:space="preserve"> {{ order.payment_terms }}</w:t>
+      </w:r>
+    </w:p>
+    <w:p>
+      <w:pPr>
+        <w:spacing w:before="20" w:after="0" w:line="264" w:lineRule="auto"/>
+        <w:jc w:val="left"/>
+      </w:pPr>
+      <w:r>
+        <w:rPr>
+          <w:rFonts w:ascii="微軟正黑體" w:hAnsi="微軟正黑體" w:eastAsia="微軟正黑體"/>
+          <w:b/>
+          <w:i w:val="0"/>
+          <w:sz w:val="18"/>
+        </w:rPr>
+        <w:t>進貨方式:</w:t>
+      </w:r>
+      <w:r>
+        <w:rPr>
+          <w:rFonts w:ascii="微軟正黑體" w:hAnsi="微軟正黑體" w:eastAsia="微軟正黑體"/>
+          <w:b w:val="0"/>
+          <w:i w:val="0"/>
+          <w:sz w:val="18"/>
+        </w:rPr>
+        <w:t xml:space="preserve"> {{ order.shipment_method }}</w:t>
+      </w:r>
+    </w:p>
+    <w:p>
+      <w:pPr>
+        <w:spacing w:before="20" w:after="0" w:line="264" w:lineRule="auto"/>
+        <w:jc w:val="left"/>
+      </w:pPr>
+      <w:r>
+        <w:rPr>
+          <w:rFonts w:ascii="微軟正黑體" w:hAnsi="微軟正黑體" w:eastAsia="微軟正黑體"/>
+          <w:b/>
+          <w:i w:val="0"/>
+          <w:sz w:val="18"/>
+        </w:rPr>
+        <w:t>進貨地址:</w:t>
+      </w:r>
+      <w:r>
+        <w:rPr>
+          <w:rFonts w:ascii="微軟正黑體" w:hAnsi="微軟正黑體" w:eastAsia="微軟正黑體"/>
+          <w:b w:val="0"/>
+          <w:i w:val="0"/>
+          <w:sz w:val="18"/>
+        </w:rPr>
+        <w:t xml:space="preserve"> {{ order.ship_to }}</w:t>
+      </w:r>
+    </w:p>
+    <w:p>
+      <w:pPr>
+        <w:spacing w:before="80" w:after="0"/>
+      </w:pPr>
+      <w:r>
+        <w:rPr>
+          <w:rFonts w:ascii="微軟正黑體" w:hAnsi="微軟正黑體" w:eastAsia="微軟正黑體"/>
+          <w:b/>
+          <w:i w:val="0"/>
+          <w:sz w:val="18"/>
+        </w:rPr>
+        <w:t>注意事項:</w:t>
+      </w:r>
+    </w:p>
+    <w:tbl>
+      <w:tblPr>
+        <w:tblW w:type="auto" w:w="0"/>
+        <w:jc w:val="center"/>
+        <w:tblLook w:firstColumn="1" w:firstRow="1" w:lastColumn="0" w:lastRow="0" w:noHBand="0" w:noVBand="1" w:val="04A0"/>
+        <w:tblLayout w:type="fixed"/>
+      </w:tblPr>
+      <w:tblGrid>
+        <w:gridCol w:w="10206"/>
+      </w:tblGrid>
+      <w:tr>
+        <w:tc>
+          <w:tcPr>
+            <w:tcW w:type="dxa" w:w="10205"/>
+            <w:tcBorders>
+              <w:top w:val="single" w:sz="8" w:color="000000"/>
+              <w:left w:val="single" w:sz="8" w:color="000000"/>
+              <w:bottom w:val="single" w:sz="8" w:color="000000"/>
+              <w:right w:val="single" w:sz="8" w:color="000000"/>
+            </w:tcBorders>
+          </w:tcPr>
+          <w:p>
+            <w:pPr>
+              <w:spacing w:before="0" w:after="0" w:line="276" w:lineRule="auto"/>
+              <w:ind w:left="113"/>
+              <w:jc w:val="left"/>
+            </w:pPr>
+            <w:r/>
+            <w:r>
+              <w:rPr>
+                <w:rFonts w:ascii="微軟正黑體" w:hAnsi="微軟正黑體" w:eastAsia="微軟正黑體"/>
+                <w:b w:val="0"/>
+                <w:i w:val="0"/>
+                <w:sz w:val="16"/>
+              </w:rPr>
+              <w:t>1. 出貨時須附 出貨報告、C of C、切片報告(含切片) &amp; 試錫板(真空包裝)。</w:t>
+            </w:r>
+          </w:p>
+          <w:p>
+            <w:pPr>
+              <w:spacing w:before="0" w:after="0" w:line="276" w:lineRule="auto"/>
+              <w:ind w:left="113"/>
+              <w:jc w:val="left"/>
+            </w:pPr>
+            <w:r>
+              <w:rPr>
+                <w:rFonts w:ascii="微軟正黑體" w:hAnsi="微軟正黑體" w:eastAsia="微軟正黑體"/>
+                <w:b w:val="0"/>
+                <w:i w:val="0"/>
+                <w:sz w:val="16"/>
+              </w:rPr>
+              <w:t>2. 真空包裝每包的毛重不可超過 19Kgs;板厚 1.6mm 以下,15PNL 一包;1.6mm-2.0mm(不含,以下),10PNL 一包;2.0mm(含以上),5PNL 一包。</w:t>
+            </w:r>
+          </w:p>
+          <w:p>
+            <w:pPr>
+              <w:spacing w:before="0" w:after="0" w:line="276" w:lineRule="auto"/>
+              <w:ind w:left="113"/>
+              <w:jc w:val="left"/>
+            </w:pPr>
+            <w:r>
+              <w:rPr>
+                <w:rFonts w:ascii="微軟正黑體" w:hAnsi="微軟正黑體" w:eastAsia="微軟正黑體"/>
+                <w:b w:val="0"/>
+                <w:i w:val="0"/>
+                <w:sz w:val="16"/>
+              </w:rPr>
+              <w:t>3. 須符合客戶 SPECs 與 IPC6012 規定,不可補線,但經事先允許者除外。</w:t>
+            </w:r>
+          </w:p>
+          <w:p>
+            <w:pPr>
+              <w:spacing w:before="0" w:after="0" w:line="276" w:lineRule="auto"/>
+              <w:ind w:left="113"/>
+              <w:jc w:val="left"/>
+            </w:pPr>
+            <w:r>
+              <w:rPr>
+                <w:rFonts w:ascii="微軟正黑體" w:hAnsi="微軟正黑體" w:eastAsia="微軟正黑體"/>
+                <w:b w:val="0"/>
+                <w:i w:val="0"/>
+                <w:sz w:val="16"/>
+              </w:rPr>
+              <w:t>4. 出貨報告 &amp; C of C:用 GLOCOM 抬頭文件,且須用西拓 UL Logo,除非不需 UL。(請勿在箱內放置任何不符規定之貴司名稱的文件,若致各種異常或違背一般商業保密協定,則責任自負!)</w:t>
+            </w:r>
+          </w:p>
+          <w:p>
+            <w:pPr>
+              <w:spacing w:before="0" w:after="0" w:line="276" w:lineRule="auto"/>
+              <w:ind w:left="113"/>
+              <w:jc w:val="left"/>
+            </w:pPr>
+            <w:r>
+              <w:rPr>
+                <w:rFonts w:ascii="微軟正黑體" w:hAnsi="微軟正黑體" w:eastAsia="微軟正黑體"/>
+                <w:b w:val="0"/>
+                <w:i w:val="0"/>
+                <w:sz w:val="16"/>
+              </w:rPr>
+              <w:t>5. 須距出貨交期一個月內才可發料生產,否則,因修改、變更 REV 或 Cancel 訂單所造成之損失,須自行負責。</w:t>
+            </w:r>
+          </w:p>
+          <w:p>
+            <w:pPr>
+              <w:spacing w:before="0" w:after="0" w:line="276" w:lineRule="auto"/>
+              <w:ind w:left="113"/>
+              <w:jc w:val="left"/>
+            </w:pPr>
+            <w:r>
+              <w:rPr>
+                <w:rFonts w:ascii="微軟正黑體" w:hAnsi="微軟正黑體" w:eastAsia="微軟正黑體"/>
+                <w:b w:val="0"/>
+                <w:i w:val="0"/>
+                <w:sz w:val="16"/>
+              </w:rPr>
+              <w:t>6. 當訂單與所提供之 Gerbers &amp; drawing 有衝突不同時(如料號或版本等),以訂單為主,但仍須提出詢問確認後,方可生產,否則須自行負責所造成之錯誤。</w:t>
+            </w:r>
+          </w:p>
+          <w:p>
+            <w:pPr>
+              <w:spacing w:before="0" w:after="0" w:line="276" w:lineRule="auto"/>
+              <w:ind w:left="113"/>
+              <w:jc w:val="left"/>
+            </w:pPr>
+            <w:r>
+              <w:rPr>
+                <w:rFonts w:ascii="微軟正黑體" w:hAnsi="微軟正黑體" w:eastAsia="微軟正黑體"/>
+                <w:b w:val="0"/>
+                <w:i w:val="0"/>
+                <w:sz w:val="16"/>
+              </w:rPr>
+              <w:t>7. 若出庫存板,務必注意 Date Code,化金/HASL 不能超過五個月,其餘表面處理不能超過二個月,否則客戶會剔退板子。</w:t>
+            </w:r>
+          </w:p>
+          <w:p>
+            <w:pPr>
+              <w:spacing w:before="0" w:after="0" w:line="276" w:lineRule="auto"/>
+              <w:ind w:left="113"/>
+              <w:jc w:val="left"/>
+            </w:pPr>
+            <w:r>
+              <w:rPr>
+                <w:rFonts w:ascii="微軟正黑體" w:hAnsi="微軟正黑體" w:eastAsia="微軟正黑體"/>
+                <w:b w:val="0"/>
+                <w:i w:val="0"/>
+                <w:sz w:val="16"/>
+              </w:rPr>
+              <w:t>8. 務必使用外銷箱(厚度: 7-8mm 以上);箱內四周與上下面,須內襯厚紙板,並以瓦楞紙板或氣泡墊(不可使用保麗龍!)塞滿空隙,再以打包帶打包,除正反兩面外,中間須再固定一條,以免搬運過程中有箱子破裂,或板子擠壓等問題發生!</w:t>
+            </w:r>
+          </w:p>
+          <w:p>
+            <w:pPr>
+              <w:spacing w:before="0" w:after="0" w:line="276" w:lineRule="auto"/>
+              <w:ind w:left="113"/>
+              <w:jc w:val="left"/>
+            </w:pPr>
+            <w:r>
+              <w:rPr>
+                <w:rFonts w:ascii="微軟正黑體" w:hAnsi="微軟正黑體" w:eastAsia="微軟正黑體"/>
+                <w:b w:val="0"/>
+                <w:i w:val="0"/>
+                <w:sz w:val="16"/>
+              </w:rPr>
+              <w:t>9. 出貨板子,不可有 MADE IN USA 或其他國家;否則一經海關驗出,須自負罰責。</w:t>
+            </w:r>
+          </w:p>
+          <w:p>
+            <w:pPr>
+              <w:spacing w:before="0" w:after="0" w:line="276" w:lineRule="auto"/>
+              <w:ind w:left="113"/>
+              <w:jc w:val="left"/>
+            </w:pPr>
+            <w:r>
+              <w:rPr>
+                <w:rFonts w:ascii="微軟正黑體" w:hAnsi="微軟正黑體" w:eastAsia="微軟正黑體"/>
+                <w:b w:val="0"/>
+                <w:i w:val="0"/>
+                <w:sz w:val="16"/>
+              </w:rPr>
+              <w:t>10. 若從大陸出貨,所有與物流 Booking 的文件,寄件人須填寫 "貴司名稱/(Eusway/Glocom)",若未加註 (Eusway/Glocom),致客戶端 IQC 進料檢驗拒收,須自行負責。</w:t>
+            </w:r>
+          </w:p>
+        </w:tc>
+      </w:tr>
+    </w:tbl>
+    <w:p>
+      <w:pPr>
+        <w:spacing w:before="0" w:after="0"/>
+      </w:pPr>
+    </w:p>
+    <w:p>
+      <w:pPr>
+        <w:spacing w:before="0" w:after="0"/>
+      </w:pPr>
+    </w:p>
+    <w:p>
+      <w:pPr>
+        <w:spacing w:before="0" w:after="0"/>
+      </w:pPr>
+    </w:p>
+    <w:tbl>
+      <w:tblPr>
+        <w:tblW w:type="auto" w:w="0"/>
+        <w:jc w:val="center"/>
+        <w:tblLook w:firstColumn="1" w:firstRow="1" w:lastColumn="0" w:lastRow="0" w:noHBand="0" w:noVBand="1" w:val="04A0"/>
+        <w:tblLayout w:type="fixed"/>
+      </w:tblPr>
+      <w:tblGrid>
+        <w:gridCol w:w="5103"/>
+        <w:gridCol w:w="5103"/>
+      </w:tblGrid>
+      <w:tr>
+        <w:tc>
+          <w:tcPr>
+            <w:tcW w:type="dxa" w:w="5102"/>
+            <w:tcBorders>
+              <w:top w:val="nil"/>
+              <w:left w:val="nil"/>
+              <w:bottom w:val="nil"/>
+              <w:right w:val="nil"/>
+            </w:tcBorders>
+          </w:tcPr>
+          <w:p>
+            <w:pPr>
+              <w:spacing w:before="40" w:after="40"/>
+              <w:jc w:val="left"/>
+            </w:pPr>
+            <w:r/>
+            <w:r>
+              <w:rPr>
+                <w:rFonts w:ascii="微軟正黑體" w:hAnsi="微軟正黑體" w:eastAsia="微軟正黑體"/>
+                <w:b/>
+                <w:i w:val="0"/>
+                <w:sz w:val="18"/>
+              </w:rPr>
+              <w:t>廠商確認:</w:t>
+            </w:r>
+          </w:p>
+        </w:tc>
+        <w:tc>
+          <w:tcPr>
+            <w:tcW w:type="dxa" w:w="5102"/>
+            <w:tcBorders>
+              <w:top w:val="nil"/>
+              <w:left w:val="nil"/>
+              <w:bottom w:val="nil"/>
+              <w:right w:val="nil"/>
+            </w:tcBorders>
+          </w:tcPr>
+          <w:p>
+            <w:pPr>
+              <w:spacing w:before="40" w:after="40"/>
+              <w:jc w:val="left"/>
+            </w:pPr>
+            <w:r/>
+            <w:r>
+              <w:rPr>
+                <w:rFonts w:ascii="微軟正黑體" w:hAnsi="微軟正黑體" w:eastAsia="微軟正黑體"/>
+                <w:b/>
+                <w:i w:val="0"/>
+                <w:sz w:val="18"/>
+              </w:rPr>
+              <w:t>公司確認:</w:t>
             </w:r>
           </w:p>
         </w:tc>
@@ -615,428 +1525,91 @@
       <w:tr>
         <w:tc>
           <w:tcPr>
-            <w:tcW w:type="dxa" w:w="9752"/>
-            <w:gridSpan w:val="6"/>
-          </w:tcPr>
-          <w:p>
-            <w:r/>
-            <w:r>
-              <w:rPr>
-                <w:rFonts w:ascii="標楷體" w:hAnsi="標楷體" w:eastAsia="標楷體"/>
-                <w:b w:val="0"/>
-                <w:sz w:val="20"/>
-              </w:rPr>
-              <w:t>付款方式:{{ order.payment_terms }}</w:t>
-            </w:r>
-          </w:p>
-          <w:p>
-            <w:r>
-              <w:rPr>
-                <w:rFonts w:ascii="標楷體" w:hAnsi="標楷體" w:eastAsia="標楷體"/>
-                <w:b w:val="0"/>
-                <w:sz w:val="20"/>
-              </w:rPr>
-              <w:t>進貨方式:{{ order.shipment_method }}</w:t>
-            </w:r>
-          </w:p>
-          <w:p>
-            <w:r>
-              <w:rPr>
-                <w:rFonts w:ascii="標楷體" w:hAnsi="標楷體" w:eastAsia="標楷體"/>
-                <w:b w:val="0"/>
-                <w:sz w:val="20"/>
-              </w:rPr>
-              <w:t>進貨地址:{{ order.ship_to }}</w:t>
-            </w:r>
-          </w:p>
-        </w:tc>
-      </w:tr>
-      <w:tr>
-        <w:tc>
-          <w:tcPr>
-            <w:tcW w:type="dxa" w:w="9752"/>
-            <w:gridSpan w:val="6"/>
-            <w:vAlign w:val="center"/>
-          </w:tcPr>
-          <w:p>
-            <w:r/>
-            <w:r>
-              <w:rPr>
-                <w:rFonts w:ascii="標楷體" w:hAnsi="標楷體" w:eastAsia="標楷體"/>
-                <w:b/>
-                <w:sz w:val="20"/>
-              </w:rPr>
-              <w:t>注意事項:</w:t>
-            </w:r>
-          </w:p>
-        </w:tc>
-      </w:tr>
-      <w:tr>
-        <w:tc>
-          <w:tcPr>
-            <w:tcW w:type="dxa" w:w="9752"/>
-            <w:gridSpan w:val="6"/>
+            <w:tcW w:type="dxa" w:w="5102"/>
+            <w:tcBorders>
+              <w:top w:val="nil"/>
+              <w:left w:val="nil"/>
+              <w:bottom w:val="nil"/>
+              <w:right w:val="nil"/>
+            </w:tcBorders>
           </w:tcPr>
           <w:p>
             <w:pPr>
-              <w:spacing w:line="276" w:lineRule="auto"/>
+              <w:jc w:val="center"/>
             </w:pPr>
             <w:r/>
             <w:r>
               <w:rPr>
-                <w:rFonts w:ascii="標楷體" w:hAnsi="標楷體" w:eastAsia="標楷體"/>
+                <w:rFonts w:ascii="微軟正黑體" w:hAnsi="微軟正黑體" w:eastAsia="微軟正黑體"/>
                 <w:b w:val="0"/>
+                <w:i w:val="0"/>
                 <w:sz w:val="18"/>
               </w:rPr>
-              <w:t>1. 出貨時須附 出貨報告、C of C、切片報告(含切片)&amp; 試錫板(真空包裝)。</w:t>
-            </w:r>
-          </w:p>
-        </w:tc>
-      </w:tr>
-      <w:tr>
-        <w:tc>
-          <w:tcPr>
-            <w:tcW w:type="dxa" w:w="9752"/>
-            <w:gridSpan w:val="6"/>
-          </w:tcPr>
-          <w:p>
-            <w:pPr>
-              <w:spacing w:line="276" w:lineRule="auto"/>
-            </w:pPr>
-            <w:r/>
-            <w:r>
-              <w:rPr>
-                <w:rFonts w:ascii="標楷體" w:hAnsi="標楷體" w:eastAsia="標楷體"/>
-                <w:b w:val="0"/>
-                <w:sz w:val="18"/>
-              </w:rPr>
-              <w:t>2. 真空包裝每包的毛重不可超過19Kgs;而板厚1.6mm以下,15PNL一包;1.6mm-2.0mm(不含,以下),10PNL一包;2.0mm(含以上),5PNL一包。</w:t>
-            </w:r>
-          </w:p>
-        </w:tc>
-      </w:tr>
-      <w:tr>
-        <w:tc>
-          <w:tcPr>
-            <w:tcW w:type="dxa" w:w="9752"/>
-            <w:gridSpan w:val="6"/>
-          </w:tcPr>
-          <w:p>
-            <w:pPr>
-              <w:spacing w:line="276" w:lineRule="auto"/>
-            </w:pPr>
-            <w:r/>
-            <w:r>
-              <w:rPr>
-                <w:rFonts w:ascii="標楷體" w:hAnsi="標楷體" w:eastAsia="標楷體"/>
-                <w:b w:val="0"/>
-                <w:sz w:val="18"/>
-              </w:rPr>
-              <w:t>3. 須符合客戶SPECs與IPC6012規定,不可補線,但經事先允許者除外。</w:t>
-            </w:r>
-          </w:p>
-        </w:tc>
-      </w:tr>
-      <w:tr>
-        <w:tc>
-          <w:tcPr>
-            <w:tcW w:type="dxa" w:w="9752"/>
-            <w:gridSpan w:val="6"/>
-          </w:tcPr>
-          <w:p>
-            <w:pPr>
-              <w:spacing w:line="276" w:lineRule="auto"/>
-            </w:pPr>
-            <w:r/>
-            <w:r>
-              <w:rPr>
-                <w:rFonts w:ascii="標楷體" w:hAnsi="標楷體" w:eastAsia="標楷體"/>
-                <w:b w:val="0"/>
-                <w:sz w:val="18"/>
-              </w:rPr>
-              <w:t>4. 出貨報告 &amp; C of C:用GLOCOM抬頭文件,且須用西拓UL Logo,除非不需UL。(請勿在箱內放置任何不符規定之貴司名稱的文件,若致各種異常或違背一般商業保密協定,則責任自負!)</w:t>
-            </w:r>
-          </w:p>
-        </w:tc>
-      </w:tr>
-      <w:tr>
-        <w:tc>
-          <w:tcPr>
-            <w:tcW w:type="dxa" w:w="9752"/>
-            <w:gridSpan w:val="6"/>
-          </w:tcPr>
-          <w:p>
-            <w:pPr>
-              <w:spacing w:line="276" w:lineRule="auto"/>
-            </w:pPr>
-            <w:r/>
-            <w:r>
-              <w:rPr>
-                <w:rFonts w:ascii="標楷體" w:hAnsi="標楷體" w:eastAsia="標楷體"/>
-                <w:b w:val="0"/>
-                <w:sz w:val="18"/>
-              </w:rPr>
-              <w:t>5. 須距出貨交期一個月內才可發料生產,否則,因修改、變更REV或Cancel訂單所造成之損失,須自行負責。</w:t>
-            </w:r>
-          </w:p>
-        </w:tc>
-      </w:tr>
-      <w:tr>
-        <w:tc>
-          <w:tcPr>
-            <w:tcW w:type="dxa" w:w="9752"/>
-            <w:gridSpan w:val="6"/>
-          </w:tcPr>
-          <w:p>
-            <w:pPr>
-              <w:spacing w:line="276" w:lineRule="auto"/>
-            </w:pPr>
-            <w:r/>
-            <w:r>
-              <w:rPr>
-                <w:rFonts w:ascii="標楷體" w:hAnsi="標楷體" w:eastAsia="標楷體"/>
-                <w:b w:val="0"/>
-                <w:sz w:val="18"/>
-              </w:rPr>
-              <w:t>6. 當訂單與所提供之Gerbers &amp; drawing有衝突不同時(如料號或版本等),以訂單為主,但仍須提出詢問確認後,方可生產,否則須自行負責所造成之錯誤。</w:t>
-            </w:r>
-          </w:p>
-        </w:tc>
-      </w:tr>
-      <w:tr>
-        <w:tc>
-          <w:tcPr>
-            <w:tcW w:type="dxa" w:w="9752"/>
-            <w:gridSpan w:val="6"/>
-          </w:tcPr>
-          <w:p>
-            <w:pPr>
-              <w:spacing w:line="276" w:lineRule="auto"/>
-            </w:pPr>
-            <w:r/>
-            <w:r>
-              <w:rPr>
-                <w:rFonts w:ascii="標楷體" w:hAnsi="標楷體" w:eastAsia="標楷體"/>
-                <w:b w:val="0"/>
-                <w:sz w:val="18"/>
-              </w:rPr>
-              <w:t>7. 若出庫存板,務必注意Date Code,化金/HASL不能超過五個月,其餘表面處理不能超過二個月,否則客戶會剔退板子。</w:t>
-            </w:r>
-          </w:p>
-        </w:tc>
-      </w:tr>
-      <w:tr>
-        <w:tc>
-          <w:tcPr>
-            <w:tcW w:type="dxa" w:w="9752"/>
-            <w:gridSpan w:val="6"/>
-          </w:tcPr>
-          <w:p>
-            <w:pPr>
-              <w:spacing w:line="276" w:lineRule="auto"/>
-            </w:pPr>
-            <w:r/>
-            <w:r>
-              <w:rPr>
-                <w:rFonts w:ascii="標楷體" w:hAnsi="標楷體" w:eastAsia="標楷體"/>
-                <w:b w:val="0"/>
-                <w:sz w:val="18"/>
-              </w:rPr>
-              <w:t>8. 務必使用外銷箱(厚度:7-8mm以上);箱內四周與上下面,須內襯厚紙板,並以瓦楞紙板或氣泡墊(不可使用保麗龍!)塞滿空隙,再以打包帶打包,除正反兩面外,中間須再固定一條,以免搬運過程中有箱子破裂,或板子擠壓等問題發生!</w:t>
-            </w:r>
-          </w:p>
-        </w:tc>
-      </w:tr>
-      <w:tr>
-        <w:tc>
-          <w:tcPr>
-            <w:tcW w:type="dxa" w:w="9752"/>
-            <w:gridSpan w:val="6"/>
-          </w:tcPr>
-          <w:p>
-            <w:pPr>
-              <w:spacing w:line="276" w:lineRule="auto"/>
-            </w:pPr>
-            <w:r/>
-            <w:r>
-              <w:rPr>
-                <w:rFonts w:ascii="標楷體" w:hAnsi="標楷體" w:eastAsia="標楷體"/>
-                <w:b w:val="0"/>
-                <w:sz w:val="18"/>
-              </w:rPr>
-              <w:t>9. 出貨板子,不可有MADE IN USA或其他國家;否則一經海關驗出,須自負罰責。</w:t>
-            </w:r>
-          </w:p>
-        </w:tc>
-      </w:tr>
-      <w:tr>
-        <w:tc>
-          <w:tcPr>
-            <w:tcW w:type="dxa" w:w="9752"/>
-            <w:gridSpan w:val="6"/>
-          </w:tcPr>
-          <w:p>
-            <w:pPr>
-              <w:spacing w:line="276" w:lineRule="auto"/>
-            </w:pPr>
-            <w:r/>
-            <w:r>
-              <w:rPr>
-                <w:rFonts w:ascii="標楷體" w:hAnsi="標楷體" w:eastAsia="標楷體"/>
-                <w:b w:val="0"/>
-                <w:sz w:val="18"/>
-              </w:rPr>
-              <w:t>10. 若從大陸出貨,所有與物流Booking的文件,寄件人須填寫"費司名稱/(Eusway/Glocom)",若未加註(Eusway/Glocom),致客戶端IQC進料檢驗拒收,須自行負責。</w:t>
-            </w:r>
-          </w:p>
-        </w:tc>
-      </w:tr>
-      <w:tr>
-        <w:tc>
-          <w:tcPr>
-            <w:tcW w:type="dxa" w:w="5386"/>
-            <w:gridSpan w:val="3"/>
-          </w:tcPr>
-          <w:p>
-            <w:r/>
-            <w:r>
-              <w:rPr>
-                <w:rFonts w:ascii="標楷體" w:hAnsi="標楷體" w:eastAsia="標楷體"/>
-                <w:b w:val="0"/>
-                <w:sz w:val="20"/>
-              </w:rPr>
-              <w:t>廠商確認:</w:t>
+              <w:t>{{ factory.name }}</w:t>
             </w:r>
           </w:p>
           <w:p>
+            <w:pPr>
+              <w:spacing w:before="400"/>
+              <w:jc w:val="center"/>
+            </w:pPr>
             <w:r>
               <w:rPr>
-                <w:rFonts w:ascii="標楷體" w:hAnsi="標楷體" w:eastAsia="標楷體"/>
+                <w:rFonts w:ascii="微軟正黑體" w:hAnsi="微軟正黑體" w:eastAsia="微軟正黑體"/>
                 <w:b w:val="0"/>
-                <w:sz w:val="20"/>
+                <w:i w:val="0"/>
+                <w:sz w:val="18"/>
               </w:rPr>
-              <w:t>{{ factory.name }}</w:t>
+              <w:t>________________________________</w:t>
             </w:r>
           </w:p>
         </w:tc>
         <w:tc>
           <w:tcPr>
-            <w:tcW w:type="dxa" w:w="4366"/>
-            <w:gridSpan w:val="3"/>
+            <w:tcW w:type="dxa" w:w="5102"/>
+            <w:tcBorders>
+              <w:top w:val="nil"/>
+              <w:left w:val="nil"/>
+              <w:bottom w:val="nil"/>
+              <w:right w:val="nil"/>
+            </w:tcBorders>
           </w:tcPr>
           <w:p>
+            <w:pPr>
+              <w:jc w:val="center"/>
+            </w:pPr>
             <w:r/>
             <w:r>
               <w:rPr>
-                <w:rFonts w:ascii="標楷體" w:hAnsi="標楷體" w:eastAsia="標楷體"/>
+                <w:rFonts w:ascii="微軟正黑體" w:hAnsi="微軟正黑體" w:eastAsia="微軟正黑體"/>
                 <w:b w:val="0"/>
-                <w:sz w:val="20"/>
-              </w:rPr>
-              <w:t>公司確認:</w:t>
-            </w:r>
-          </w:p>
-          <w:p>
-            <w:r>
-              <w:rPr>
-                <w:rFonts w:ascii="標楷體" w:hAnsi="標楷體" w:eastAsia="標楷體"/>
-                <w:b w:val="0"/>
-                <w:sz w:val="20"/>
+                <w:i w:val="0"/>
+                <w:sz w:val="18"/>
               </w:rPr>
               <w:t>西 拓 電 子 有 限 公 司</w:t>
             </w:r>
           </w:p>
-        </w:tc>
-      </w:tr>
-      <w:tr>
-        <w:tc>
-          <w:tcPr>
-            <w:tcW w:type="dxa" w:w="5386"/>
-            <w:gridSpan w:val="3"/>
-            <w:tcBorders>
-              <w:top w:val="nil"/>
-              <w:bottom w:val="single" w:sz="4" w:space="0" w:color="000000"/>
-              <w:left w:val="nil"/>
-              <w:right w:val="nil"/>
-            </w:tcBorders>
-            <w:vAlign w:val="bottom"/>
-          </w:tcPr>
           <w:p>
-            <w:r/>
+            <w:pPr>
+              <w:spacing w:before="400"/>
+              <w:jc w:val="center"/>
+            </w:pPr>
             <w:r>
               <w:rPr>
-                <w:rFonts w:ascii="標楷體" w:hAnsi="標楷體" w:eastAsia="標楷體"/>
+                <w:rFonts w:ascii="微軟正黑體" w:hAnsi="微軟正黑體" w:eastAsia="微軟正黑體"/>
                 <w:b w:val="0"/>
-                <w:sz w:val="20"/>
+                <w:i w:val="0"/>
+                <w:sz w:val="18"/>
               </w:rPr>
-            </w:r>
-          </w:p>
-          <w:p>
-            <w:r>
-              <w:rPr>
-                <w:rFonts w:ascii="標楷體" w:hAnsi="標楷體" w:eastAsia="標楷體"/>
-                <w:b w:val="0"/>
-                <w:sz w:val="20"/>
-              </w:rPr>
-            </w:r>
-          </w:p>
-          <w:p>
-            <w:r>
-              <w:rPr>
-                <w:rFonts w:ascii="標楷體" w:hAnsi="標楷體" w:eastAsia="標楷體"/>
-                <w:b w:val="0"/>
-                <w:sz w:val="20"/>
-              </w:rPr>
-              <w:t>____________________________</w:t>
-            </w:r>
-          </w:p>
-        </w:tc>
-        <w:tc>
-          <w:tcPr>
-            <w:tcW w:type="dxa" w:w="4366"/>
-            <w:gridSpan w:val="3"/>
-            <w:tcBorders>
-              <w:top w:val="nil"/>
-              <w:bottom w:val="single" w:sz="4" w:space="0" w:color="000000"/>
-              <w:left w:val="nil"/>
-              <w:right w:val="nil"/>
-            </w:tcBorders>
-            <w:vAlign w:val="bottom"/>
-          </w:tcPr>
-          <w:p>
-            <w:r/>
-            <w:r>
-              <w:rPr>
-                <w:rFonts w:ascii="標楷體" w:hAnsi="標楷體" w:eastAsia="標楷體"/>
-                <w:b w:val="0"/>
-                <w:sz w:val="20"/>
-              </w:rPr>
-            </w:r>
-          </w:p>
-          <w:p>
-            <w:r>
-              <w:rPr>
-                <w:rFonts w:ascii="標楷體" w:hAnsi="標楷體" w:eastAsia="標楷體"/>
-                <w:b w:val="0"/>
-                <w:sz w:val="20"/>
-              </w:rPr>
-            </w:r>
-          </w:p>
-          <w:p>
-            <w:r>
-              <w:rPr>
-                <w:rFonts w:ascii="標楷體" w:hAnsi="標楷體" w:eastAsia="標楷體"/>
-                <w:b w:val="0"/>
-                <w:sz w:val="20"/>
-              </w:rPr>
-              <w:t>____________________________</w:t>
+              <w:t>________________________________</w:t>
             </w:r>
           </w:p>
         </w:tc>
       </w:tr>
     </w:tbl>
     <w:sectPr>
-      <w:pgSz w:w="12240" w:h="15840"/>
-      <w:pgMar w:top="850" w:right="1020" w:bottom="850" w:left="1020" w:header="720" w:footer="720" w:gutter="0"/>
+      <w:pgSz w:w="11906" w:h="16838"/>
+      <w:pgMar w:top="567" w:right="850" w:bottom="567" w:left="850" w:header="720" w:footer="720" w:gutter="0"/>
       <w:cols w:space="720"/>
       <w:docGrid w:linePitch="360"/>
     </w:sectPr>
@@ -1407,6 +1980,11 @@
     <w:name w:val="Normal"/>
     <w:qFormat/>
     <w:rsid w:val="00FC693F"/>
+    <w:rPr>
+      <w:rFonts w:ascii="微軟正黑體" w:hAnsi="微軟正黑體"/>
+      <w:sz w:val="18"/>
+      <w:rFonts w:eastAsia="微軟正黑體" w:ascii="Calibri" w:hAnsi="Calibri"/>
+    </w:rPr>
   </w:style>
   <w:style w:type="paragraph" w:styleId="Header">
     <w:name w:val="header"/>

--- a/templates/PO_GLOCOM.docx
+++ b/templates/PO_GLOCOM.docx
@@ -10,14 +10,14 @@
         <w:tblLayout w:type="fixed"/>
       </w:tblPr>
       <w:tblGrid>
-        <w:gridCol w:w="1360"/>
-        <w:gridCol w:w="2608"/>
-        <w:gridCol w:w="6237"/>
+        <w:gridCol w:w="1701"/>
+        <w:gridCol w:w="1417"/>
+        <w:gridCol w:w="7087"/>
       </w:tblGrid>
       <w:tr>
         <w:tc>
           <w:tcPr>
-            <w:tcW w:type="dxa" w:w="1361"/>
+            <w:tcW w:type="dxa" w:w="1701"/>
             <w:vAlign w:val="top"/>
             <w:tcBorders>
               <w:top w:val="nil"/>
@@ -35,7 +35,7 @@
             <w:r>
               <w:drawing>
                 <wp:inline xmlns:a="http://schemas.openxmlformats.org/drawingml/2006/main" xmlns:pic="http://schemas.openxmlformats.org/drawingml/2006/picture">
-                  <wp:extent cx="720000" cy="720000"/>
+                  <wp:extent cx="864000" cy="864000"/>
                   <wp:docPr id="1" name="Picture 1"/>
                   <wp:cNvGraphicFramePr>
                     <a:graphicFrameLocks noChangeAspect="1"/>
@@ -56,7 +56,7 @@
                         <pic:spPr>
                           <a:xfrm>
                             <a:off x="0" y="0"/>
-                            <a:ext cx="720000" cy="720000"/>
+                            <a:ext cx="864000" cy="864000"/>
                           </a:xfrm>
                           <a:prstGeom prst="rect"/>
                         </pic:spPr>
@@ -69,7 +69,7 @@
           </w:p>
           <w:p>
             <w:pPr>
-              <w:spacing w:before="40" w:after="0" w:line="240" w:lineRule="auto"/>
+              <w:spacing w:before="40" w:after="0"/>
               <w:jc w:val="left"/>
             </w:pPr>
             <w:r>
@@ -85,7 +85,7 @@
         </w:tc>
         <w:tc>
           <w:tcPr>
-            <w:tcW w:type="dxa" w:w="2608"/>
+            <w:tcW w:type="dxa" w:w="1417"/>
             <w:vAlign w:val="center"/>
             <w:tcBorders>
               <w:top w:val="nil"/>
@@ -97,15 +97,15 @@
           <w:p>
             <w:pPr>
               <w:spacing w:before="0" w:after="0"/>
-              <w:jc w:val="center"/>
+              <w:jc w:val="left"/>
             </w:pPr>
             <w:r/>
             <w:r>
               <w:rPr>
                 <w:rFonts w:ascii="Times New Roman" w:hAnsi="Times New Roman" w:eastAsia="Times New Roman"/>
                 <w:b/>
-                <w:i/>
-                <w:sz w:val="44"/>
+                <w:i w:val="0"/>
+                <w:sz w:val="24"/>
               </w:rPr>
               <w:t>GLOCOM</w:t>
             </w:r>
@@ -113,7 +113,7 @@
         </w:tc>
         <w:tc>
           <w:tcPr>
-            <w:tcW w:type="dxa" w:w="6236"/>
+            <w:tcW w:type="dxa" w:w="7087"/>
             <w:vAlign w:val="center"/>
             <w:tcBorders>
               <w:top w:val="nil"/>
@@ -1490,7 +1490,7 @@
                 <w:i w:val="0"/>
                 <w:sz w:val="18"/>
               </w:rPr>
-              <w:t>廠商確認:</w:t>
+              <w:t>廠商簽名:</w:t>
             </w:r>
           </w:p>
         </w:tc>
@@ -1517,7 +1517,7 @@
                 <w:i w:val="0"/>
                 <w:sz w:val="18"/>
               </w:rPr>
-              <w:t>公司確認:</w:t>
+              <w:t>西拓簽名:</w:t>
             </w:r>
           </w:p>
         </w:tc>
@@ -1535,24 +1535,10 @@
           </w:tcPr>
           <w:p>
             <w:pPr>
+              <w:spacing w:before="560"/>
               <w:jc w:val="center"/>
             </w:pPr>
             <w:r/>
-            <w:r>
-              <w:rPr>
-                <w:rFonts w:ascii="微軟正黑體" w:hAnsi="微軟正黑體" w:eastAsia="微軟正黑體"/>
-                <w:b w:val="0"/>
-                <w:i w:val="0"/>
-                <w:sz w:val="18"/>
-              </w:rPr>
-              <w:t>{{ factory.name }}</w:t>
-            </w:r>
-          </w:p>
-          <w:p>
-            <w:pPr>
-              <w:spacing w:before="400"/>
-              <w:jc w:val="center"/>
-            </w:pPr>
             <w:r>
               <w:rPr>
                 <w:rFonts w:ascii="微軟正黑體" w:hAnsi="微軟正黑體" w:eastAsia="微軟正黑體"/>
@@ -1576,24 +1562,10 @@
           </w:tcPr>
           <w:p>
             <w:pPr>
+              <w:spacing w:before="560"/>
               <w:jc w:val="center"/>
             </w:pPr>
             <w:r/>
-            <w:r>
-              <w:rPr>
-                <w:rFonts w:ascii="微軟正黑體" w:hAnsi="微軟正黑體" w:eastAsia="微軟正黑體"/>
-                <w:b w:val="0"/>
-                <w:i w:val="0"/>
-                <w:sz w:val="18"/>
-              </w:rPr>
-              <w:t>西 拓 電 子 有 限 公 司</w:t>
-            </w:r>
-          </w:p>
-          <w:p>
-            <w:pPr>
-              <w:spacing w:before="400"/>
-              <w:jc w:val="center"/>
-            </w:pPr>
             <w:r>
               <w:rPr>
                 <w:rFonts w:ascii="微軟正黑體" w:hAnsi="微軟正黑體" w:eastAsia="微軟正黑體"/>

--- a/templates/PO_GLOCOM.docx
+++ b/templates/PO_GLOCOM.docx
@@ -5,20 +5,19 @@
     <w:tbl>
       <w:tblPr>
         <w:tblW w:type="auto" w:w="0"/>
-        <w:jc w:val="center"/>
+        <w:jc w:val="left"/>
         <w:tblLook w:firstColumn="1" w:firstRow="1" w:lastColumn="0" w:lastRow="0" w:noHBand="0" w:noVBand="1" w:val="04A0"/>
         <w:tblLayout w:type="fixed"/>
       </w:tblPr>
       <w:tblGrid>
-        <w:gridCol w:w="1701"/>
-        <w:gridCol w:w="1417"/>
-        <w:gridCol w:w="7087"/>
+        <w:gridCol w:w="3969"/>
+        <w:gridCol w:w="6237"/>
       </w:tblGrid>
       <w:tr>
         <w:tc>
           <w:tcPr>
-            <w:tcW w:type="dxa" w:w="1701"/>
-            <w:vAlign w:val="top"/>
+            <w:tcW w:type="dxa" w:w="3969"/>
+            <w:vAlign w:val="center"/>
             <w:tcBorders>
               <w:top w:val="nil"/>
               <w:left w:val="nil"/>
@@ -27,46 +26,104 @@
             </w:tcBorders>
           </w:tcPr>
           <w:p>
-            <w:pPr>
-              <w:spacing w:before="0" w:after="0"/>
-              <w:jc w:val="center"/>
-            </w:pPr>
             <w:r/>
-            <w:r>
-              <w:drawing>
-                <wp:inline xmlns:a="http://schemas.openxmlformats.org/drawingml/2006/main" xmlns:pic="http://schemas.openxmlformats.org/drawingml/2006/picture">
-                  <wp:extent cx="864000" cy="864000"/>
-                  <wp:docPr id="1" name="Picture 1"/>
-                  <wp:cNvGraphicFramePr>
-                    <a:graphicFrameLocks noChangeAspect="1"/>
-                  </wp:cNvGraphicFramePr>
-                  <a:graphic>
-                    <a:graphicData uri="http://schemas.openxmlformats.org/drawingml/2006/picture">
-                      <pic:pic>
-                        <pic:nvPicPr>
-                          <pic:cNvPr id="0" name="logo_for_docx.png"/>
-                          <pic:cNvPicPr/>
-                        </pic:nvPicPr>
-                        <pic:blipFill>
-                          <a:blip r:embed="rId9"/>
-                          <a:stretch>
-                            <a:fillRect/>
-                          </a:stretch>
-                        </pic:blipFill>
-                        <pic:spPr>
-                          <a:xfrm>
-                            <a:off x="0" y="0"/>
-                            <a:ext cx="864000" cy="864000"/>
-                          </a:xfrm>
-                          <a:prstGeom prst="rect"/>
-                        </pic:spPr>
-                      </pic:pic>
-                    </a:graphicData>
-                  </a:graphic>
-                </wp:inline>
-              </w:drawing>
-            </w:r>
           </w:p>
+          <w:tbl>
+            <w:tblPr>
+              <w:tblW w:type="auto" w:w="0"/>
+              <w:jc w:val="left"/>
+              <w:tblLook w:firstColumn="1" w:firstRow="1" w:lastColumn="0" w:lastRow="0" w:noHBand="0" w:noVBand="1" w:val="04A0"/>
+              <w:tblLayout w:type="fixed"/>
+            </w:tblPr>
+            <w:tblGrid>
+              <w:gridCol w:w="1474"/>
+              <w:gridCol w:w="2494"/>
+            </w:tblGrid>
+            <w:tr>
+              <w:tc>
+                <w:tcPr>
+                  <w:tcW w:type="dxa" w:w="1474"/>
+                  <w:vAlign w:val="center"/>
+                  <w:tcBorders>
+                    <w:top w:val="nil"/>
+                    <w:left w:val="nil"/>
+                    <w:bottom w:val="nil"/>
+                    <w:right w:val="nil"/>
+                  </w:tcBorders>
+                </w:tcPr>
+                <w:p>
+                  <w:pPr>
+                    <w:spacing w:before="0" w:after="0"/>
+                    <w:jc w:val="right"/>
+                  </w:pPr>
+                  <w:r/>
+                  <w:r>
+                    <w:drawing>
+                      <wp:inline xmlns:a="http://schemas.openxmlformats.org/drawingml/2006/main" xmlns:pic="http://schemas.openxmlformats.org/drawingml/2006/picture">
+                        <wp:extent cx="972000" cy="972000"/>
+                        <wp:docPr id="1" name="Picture 1"/>
+                        <wp:cNvGraphicFramePr>
+                          <a:graphicFrameLocks noChangeAspect="1"/>
+                        </wp:cNvGraphicFramePr>
+                        <a:graphic>
+                          <a:graphicData uri="http://schemas.openxmlformats.org/drawingml/2006/picture">
+                            <pic:pic>
+                              <pic:nvPicPr>
+                                <pic:cNvPr id="0" name="logo_for_docx.png"/>
+                                <pic:cNvPicPr/>
+                              </pic:nvPicPr>
+                              <pic:blipFill>
+                                <a:blip r:embed="rId9"/>
+                                <a:stretch>
+                                  <a:fillRect/>
+                                </a:stretch>
+                              </pic:blipFill>
+                              <pic:spPr>
+                                <a:xfrm>
+                                  <a:off x="0" y="0"/>
+                                  <a:ext cx="972000" cy="972000"/>
+                                </a:xfrm>
+                                <a:prstGeom prst="rect"/>
+                              </pic:spPr>
+                            </pic:pic>
+                          </a:graphicData>
+                        </a:graphic>
+                      </wp:inline>
+                    </w:drawing>
+                  </w:r>
+                </w:p>
+              </w:tc>
+              <w:tc>
+                <w:tcPr>
+                  <w:tcW w:type="dxa" w:w="2494"/>
+                  <w:vAlign w:val="center"/>
+                  <w:tcBorders>
+                    <w:top w:val="nil"/>
+                    <w:left w:val="nil"/>
+                    <w:bottom w:val="nil"/>
+                    <w:right w:val="nil"/>
+                  </w:tcBorders>
+                </w:tcPr>
+                <w:p>
+                  <w:pPr>
+                    <w:spacing w:before="0" w:after="0"/>
+                    <w:jc w:val="left"/>
+                  </w:pPr>
+                  <w:r/>
+                  <w:r>
+                    <w:rPr>
+                      <w:rFonts w:ascii="Times New Roman" w:hAnsi="Times New Roman" w:eastAsia="Times New Roman"/>
+                      <w:b/>
+                      <w:i/>
+                      <w:sz w:val="48"/>
+                    </w:rPr>
+                    <w:t>GLOCOM</w:t>
+                  </w:r>
+                </w:p>
+              </w:tc>
+            </w:tr>
+          </w:tbl>
+          <w:p/>
           <w:p>
             <w:pPr>
               <w:spacing w:before="40" w:after="0"/>
@@ -79,13 +136,13 @@
                 <w:i w:val="0"/>
                 <w:sz w:val="16"/>
               </w:rPr>
-              <w:t>{% if order.is_revised %}{{ revised_stamp }}{% endif %}</w:t>
+              <w:t>{{ revised_stamp }}</w:t>
             </w:r>
           </w:p>
         </w:tc>
         <w:tc>
           <w:tcPr>
-            <w:tcW w:type="dxa" w:w="1417"/>
+            <w:tcW w:type="dxa" w:w="6236"/>
             <w:vAlign w:val="center"/>
             <w:tcBorders>
               <w:top w:val="nil"/>
@@ -96,35 +153,7 @@
           </w:tcPr>
           <w:p>
             <w:pPr>
-              <w:spacing w:before="0" w:after="0"/>
-              <w:jc w:val="left"/>
-            </w:pPr>
-            <w:r/>
-            <w:r>
-              <w:rPr>
-                <w:rFonts w:ascii="Times New Roman" w:hAnsi="Times New Roman" w:eastAsia="Times New Roman"/>
-                <w:b/>
-                <w:i w:val="0"/>
-                <w:sz w:val="24"/>
-              </w:rPr>
-              <w:t>GLOCOM</w:t>
-            </w:r>
-          </w:p>
-        </w:tc>
-        <w:tc>
-          <w:tcPr>
-            <w:tcW w:type="dxa" w:w="7087"/>
-            <w:vAlign w:val="center"/>
-            <w:tcBorders>
-              <w:top w:val="nil"/>
-              <w:left w:val="nil"/>
-              <w:bottom w:val="nil"/>
-              <w:right w:val="nil"/>
-            </w:tcBorders>
-          </w:tcPr>
-          <w:p>
-            <w:pPr>
-              <w:spacing w:before="0" w:after="0" w:line="264" w:lineRule="auto"/>
+              <w:spacing w:before="0" w:after="0" w:line="276" w:lineRule="auto"/>
               <w:jc w:val="left"/>
             </w:pPr>
             <w:r/>
@@ -140,7 +169,7 @@
           </w:p>
           <w:p>
             <w:pPr>
-              <w:spacing w:before="0" w:after="0" w:line="264" w:lineRule="auto"/>
+              <w:spacing w:before="0" w:after="0" w:line="276" w:lineRule="auto"/>
               <w:jc w:val="left"/>
             </w:pPr>
             <w:r>
@@ -148,14 +177,14 @@
                 <w:rFonts w:ascii="Times New Roman" w:hAnsi="Times New Roman" w:eastAsia="Times New Roman"/>
                 <w:b/>
                 <w:i w:val="0"/>
-                <w:sz w:val="24"/>
+                <w:sz w:val="26"/>
               </w:rPr>
               <w:t>GLOCOM ELECTRONICS LTD.</w:t>
             </w:r>
           </w:p>
           <w:p>
             <w:pPr>
-              <w:spacing w:before="0" w:after="0" w:line="264" w:lineRule="auto"/>
+              <w:spacing w:before="0" w:after="0" w:line="276" w:lineRule="auto"/>
               <w:jc w:val="left"/>
             </w:pPr>
             <w:r>
@@ -163,14 +192,14 @@
                 <w:rFonts w:ascii="微軟正黑體" w:hAnsi="微軟正黑體" w:eastAsia="微軟正黑體"/>
                 <w:b w:val="0"/>
                 <w:i w:val="0"/>
-                <w:sz w:val="16"/>
+                <w:sz w:val="18"/>
               </w:rPr>
               <w:t>3FL.-2, NO.268, LIANCHENG RD., ZHONGHE</w:t>
             </w:r>
           </w:p>
           <w:p>
             <w:pPr>
-              <w:spacing w:before="0" w:after="0" w:line="264" w:lineRule="auto"/>
+              <w:spacing w:before="0" w:after="0" w:line="276" w:lineRule="auto"/>
               <w:jc w:val="left"/>
             </w:pPr>
             <w:r>
@@ -178,14 +207,14 @@
                 <w:rFonts w:ascii="微軟正黑體" w:hAnsi="微軟正黑體" w:eastAsia="微軟正黑體"/>
                 <w:b w:val="0"/>
                 <w:i w:val="0"/>
-                <w:sz w:val="16"/>
+                <w:sz w:val="18"/>
               </w:rPr>
               <w:t>NEW TAIPEI CITY 23553, TAIWAN R.O.C.</w:t>
             </w:r>
           </w:p>
           <w:p>
             <w:pPr>
-              <w:spacing w:before="0" w:after="0" w:line="264" w:lineRule="auto"/>
+              <w:spacing w:before="0" w:after="0" w:line="276" w:lineRule="auto"/>
               <w:jc w:val="left"/>
             </w:pPr>
             <w:r>
@@ -193,14 +222,14 @@
                 <w:rFonts w:ascii="微軟正黑體" w:hAnsi="微軟正黑體" w:eastAsia="微軟正黑體"/>
                 <w:b w:val="0"/>
                 <w:i w:val="0"/>
-                <w:sz w:val="16"/>
+                <w:sz w:val="18"/>
               </w:rPr>
-              <w:t>新北市中和區連城路 268 號 3 樓之 2; 統一編號:70489361</w:t>
+              <w:t>新北市中和區連城路268號3樓之2; 統一編號:70489361</w:t>
             </w:r>
           </w:p>
           <w:p>
             <w:pPr>
-              <w:spacing w:before="0" w:after="0" w:line="264" w:lineRule="auto"/>
+              <w:spacing w:before="0" w:after="0" w:line="276" w:lineRule="auto"/>
               <w:jc w:val="left"/>
             </w:pPr>
             <w:r>
@@ -208,7 +237,7 @@
                 <w:rFonts w:ascii="微軟正黑體" w:hAnsi="微軟正黑體" w:eastAsia="微軟正黑體"/>
                 <w:b w:val="0"/>
                 <w:i w:val="0"/>
-                <w:sz w:val="16"/>
+                <w:sz w:val="18"/>
               </w:rPr>
               <w:t>PHONE: 886 2 82273189; FAX: 886 2 82273187</w:t>
             </w:r>
@@ -218,47 +247,60 @@
     </w:tbl>
     <w:p>
       <w:pPr>
-        <w:spacing w:before="160" w:after="80"/>
+        <w:spacing w:before="160" w:after="0"/>
+      </w:pPr>
+    </w:p>
+    <w:p>
+      <w:pPr>
+        <w:spacing w:before="0" w:after="0"/>
         <w:jc w:val="center"/>
+        <w:pBdr>
+          <w:bottom w:val="single" w:sz="8" w:color="000000"/>
+        </w:pBdr>
       </w:pPr>
       <w:r>
         <w:rPr>
           <w:rFonts w:ascii="微軟正黑體" w:hAnsi="微軟正黑體" w:eastAsia="微軟正黑體"/>
           <w:b/>
           <w:i w:val="0"/>
-          <w:sz w:val="36"/>
+          <w:sz w:val="28"/>
         </w:rPr>
-        <w:t>訂  購  單</w:t>
+        <w:t>訂購單</w:t>
       </w:r>
+    </w:p>
+    <w:p>
+      <w:pPr>
+        <w:spacing w:before="40" w:after="0"/>
+      </w:pPr>
     </w:p>
     <w:tbl>
       <w:tblPr>
         <w:tblW w:type="auto" w:w="0"/>
-        <w:jc w:val="center"/>
+        <w:jc w:val="left"/>
         <w:tblLook w:firstColumn="1" w:firstRow="1" w:lastColumn="0" w:lastRow="0" w:noHBand="0" w:noVBand="1" w:val="04A0"/>
         <w:tblLayout w:type="fixed"/>
       </w:tblPr>
       <w:tblGrid>
-        <w:gridCol w:w="1247"/>
-        <w:gridCol w:w="4819"/>
-        <w:gridCol w:w="1247"/>
-        <w:gridCol w:w="2891"/>
+        <w:gridCol w:w="1134"/>
+        <w:gridCol w:w="5103"/>
+        <w:gridCol w:w="1134"/>
+        <w:gridCol w:w="2835"/>
       </w:tblGrid>
       <w:tr>
         <w:tc>
           <w:tcPr>
-            <w:tcW w:type="dxa" w:w="1247"/>
+            <w:tcW w:type="dxa" w:w="1134"/>
             <w:vAlign w:val="center"/>
             <w:tcBorders>
-              <w:top w:val="single" w:sz="6" w:color="000000"/>
-              <w:left w:val="single" w:sz="6" w:color="000000"/>
+              <w:top w:val="nil"/>
+              <w:left w:val="nil"/>
               <w:bottom w:val="nil"/>
               <w:right w:val="nil"/>
             </w:tcBorders>
           </w:tcPr>
           <w:p>
             <w:pPr>
-              <w:spacing w:before="40" w:after="40" w:line="240" w:lineRule="auto"/>
+              <w:spacing w:before="20" w:after="20" w:line="240" w:lineRule="auto"/>
             </w:pPr>
             <w:r/>
             <w:r>
@@ -274,10 +316,10 @@
         </w:tc>
         <w:tc>
           <w:tcPr>
-            <w:tcW w:type="dxa" w:w="4819"/>
+            <w:tcW w:type="dxa" w:w="5102"/>
             <w:vAlign w:val="center"/>
             <w:tcBorders>
-              <w:top w:val="single" w:sz="6" w:color="000000"/>
+              <w:top w:val="nil"/>
               <w:left w:val="nil"/>
               <w:bottom w:val="nil"/>
               <w:right w:val="nil"/>
@@ -285,7 +327,7 @@
           </w:tcPr>
           <w:p>
             <w:pPr>
-              <w:spacing w:before="40" w:after="40" w:line="240" w:lineRule="auto"/>
+              <w:spacing w:before="20" w:after="20" w:line="240" w:lineRule="auto"/>
             </w:pPr>
             <w:r/>
             <w:r>
@@ -301,10 +343,10 @@
         </w:tc>
         <w:tc>
           <w:tcPr>
-            <w:tcW w:type="dxa" w:w="1247"/>
+            <w:tcW w:type="dxa" w:w="1134"/>
             <w:vAlign w:val="center"/>
             <w:tcBorders>
-              <w:top w:val="single" w:sz="6" w:color="000000"/>
+              <w:top w:val="nil"/>
               <w:left w:val="nil"/>
               <w:bottom w:val="nil"/>
               <w:right w:val="nil"/>
@@ -312,7 +354,7 @@
           </w:tcPr>
           <w:p>
             <w:pPr>
-              <w:spacing w:before="40" w:after="40" w:line="240" w:lineRule="auto"/>
+              <w:spacing w:before="20" w:after="20" w:line="240" w:lineRule="auto"/>
             </w:pPr>
             <w:r/>
             <w:r>
@@ -328,18 +370,18 @@
         </w:tc>
         <w:tc>
           <w:tcPr>
-            <w:tcW w:type="dxa" w:w="2891"/>
+            <w:tcW w:type="dxa" w:w="2835"/>
             <w:vAlign w:val="center"/>
             <w:tcBorders>
-              <w:top w:val="single" w:sz="6" w:color="000000"/>
+              <w:top w:val="nil"/>
               <w:left w:val="nil"/>
               <w:bottom w:val="nil"/>
-              <w:right w:val="single" w:sz="6" w:color="000000"/>
+              <w:right w:val="nil"/>
             </w:tcBorders>
           </w:tcPr>
           <w:p>
             <w:pPr>
-              <w:spacing w:before="40" w:after="40" w:line="240" w:lineRule="auto"/>
+              <w:spacing w:before="20" w:after="20" w:line="240" w:lineRule="auto"/>
             </w:pPr>
             <w:r/>
             <w:r>
@@ -357,18 +399,18 @@
       <w:tr>
         <w:tc>
           <w:tcPr>
-            <w:tcW w:type="dxa" w:w="1247"/>
+            <w:tcW w:type="dxa" w:w="1134"/>
             <w:vAlign w:val="center"/>
             <w:tcBorders>
               <w:top w:val="nil"/>
-              <w:left w:val="single" w:sz="6" w:color="000000"/>
+              <w:left w:val="nil"/>
               <w:bottom w:val="nil"/>
               <w:right w:val="nil"/>
             </w:tcBorders>
           </w:tcPr>
           <w:p>
             <w:pPr>
-              <w:spacing w:before="40" w:after="40" w:line="240" w:lineRule="auto"/>
+              <w:spacing w:before="20" w:after="20" w:line="240" w:lineRule="auto"/>
             </w:pPr>
             <w:r/>
             <w:r>
@@ -384,7 +426,7 @@
         </w:tc>
         <w:tc>
           <w:tcPr>
-            <w:tcW w:type="dxa" w:w="4819"/>
+            <w:tcW w:type="dxa" w:w="5102"/>
             <w:vAlign w:val="center"/>
             <w:tcBorders>
               <w:top w:val="nil"/>
@@ -395,7 +437,7 @@
           </w:tcPr>
           <w:p>
             <w:pPr>
-              <w:spacing w:before="40" w:after="40" w:line="240" w:lineRule="auto"/>
+              <w:spacing w:before="20" w:after="20" w:line="240" w:lineRule="auto"/>
             </w:pPr>
             <w:r/>
             <w:r>
@@ -411,7 +453,7 @@
         </w:tc>
         <w:tc>
           <w:tcPr>
-            <w:tcW w:type="dxa" w:w="1247"/>
+            <w:tcW w:type="dxa" w:w="1134"/>
             <w:vAlign w:val="center"/>
             <w:tcBorders>
               <w:top w:val="nil"/>
@@ -422,7 +464,7 @@
           </w:tcPr>
           <w:p>
             <w:pPr>
-              <w:spacing w:before="40" w:after="40" w:line="240" w:lineRule="auto"/>
+              <w:spacing w:before="20" w:after="20" w:line="240" w:lineRule="auto"/>
             </w:pPr>
             <w:r/>
             <w:r>
@@ -438,18 +480,18 @@
         </w:tc>
         <w:tc>
           <w:tcPr>
-            <w:tcW w:type="dxa" w:w="2891"/>
+            <w:tcW w:type="dxa" w:w="2835"/>
             <w:vAlign w:val="center"/>
             <w:tcBorders>
               <w:top w:val="nil"/>
               <w:left w:val="nil"/>
               <w:bottom w:val="nil"/>
-              <w:right w:val="single" w:sz="6" w:color="000000"/>
+              <w:right w:val="nil"/>
             </w:tcBorders>
           </w:tcPr>
           <w:p>
             <w:pPr>
-              <w:spacing w:before="40" w:after="40" w:line="240" w:lineRule="auto"/>
+              <w:spacing w:before="20" w:after="20" w:line="240" w:lineRule="auto"/>
             </w:pPr>
             <w:r/>
             <w:r>
@@ -467,18 +509,18 @@
       <w:tr>
         <w:tc>
           <w:tcPr>
-            <w:tcW w:type="dxa" w:w="1247"/>
+            <w:tcW w:type="dxa" w:w="1134"/>
             <w:vAlign w:val="center"/>
             <w:tcBorders>
               <w:top w:val="nil"/>
-              <w:left w:val="single" w:sz="6" w:color="000000"/>
+              <w:left w:val="nil"/>
               <w:bottom w:val="nil"/>
               <w:right w:val="nil"/>
             </w:tcBorders>
           </w:tcPr>
           <w:p>
             <w:pPr>
-              <w:spacing w:before="40" w:after="40" w:line="240" w:lineRule="auto"/>
+              <w:spacing w:before="20" w:after="20" w:line="240" w:lineRule="auto"/>
             </w:pPr>
             <w:r/>
             <w:r>
@@ -494,7 +536,7 @@
         </w:tc>
         <w:tc>
           <w:tcPr>
-            <w:tcW w:type="dxa" w:w="4819"/>
+            <w:tcW w:type="dxa" w:w="5102"/>
             <w:vAlign w:val="center"/>
             <w:tcBorders>
               <w:top w:val="nil"/>
@@ -505,7 +547,7 @@
           </w:tcPr>
           <w:p>
             <w:pPr>
-              <w:spacing w:before="40" w:after="40" w:line="240" w:lineRule="auto"/>
+              <w:spacing w:before="20" w:after="20" w:line="240" w:lineRule="auto"/>
             </w:pPr>
             <w:r/>
             <w:r>
@@ -521,7 +563,7 @@
         </w:tc>
         <w:tc>
           <w:tcPr>
-            <w:tcW w:type="dxa" w:w="1247"/>
+            <w:tcW w:type="dxa" w:w="1134"/>
             <w:vAlign w:val="center"/>
             <w:tcBorders>
               <w:top w:val="nil"/>
@@ -532,7 +574,7 @@
           </w:tcPr>
           <w:p>
             <w:pPr>
-              <w:spacing w:before="40" w:after="40" w:line="240" w:lineRule="auto"/>
+              <w:spacing w:before="20" w:after="20" w:line="240" w:lineRule="auto"/>
             </w:pPr>
             <w:r/>
             <w:r>
@@ -548,18 +590,18 @@
         </w:tc>
         <w:tc>
           <w:tcPr>
-            <w:tcW w:type="dxa" w:w="2891"/>
+            <w:tcW w:type="dxa" w:w="2835"/>
             <w:vAlign w:val="center"/>
             <w:tcBorders>
               <w:top w:val="nil"/>
               <w:left w:val="nil"/>
               <w:bottom w:val="nil"/>
-              <w:right w:val="single" w:sz="6" w:color="000000"/>
+              <w:right w:val="nil"/>
             </w:tcBorders>
           </w:tcPr>
           <w:p>
             <w:pPr>
-              <w:spacing w:before="40" w:after="40" w:line="240" w:lineRule="auto"/>
+              <w:spacing w:before="20" w:after="20" w:line="240" w:lineRule="auto"/>
             </w:pPr>
             <w:r/>
             <w:r>
@@ -577,18 +619,18 @@
       <w:tr>
         <w:tc>
           <w:tcPr>
-            <w:tcW w:type="dxa" w:w="1247"/>
+            <w:tcW w:type="dxa" w:w="1134"/>
             <w:vAlign w:val="center"/>
             <w:tcBorders>
               <w:top w:val="nil"/>
-              <w:left w:val="single" w:sz="6" w:color="000000"/>
-              <w:bottom w:val="single" w:sz="6" w:color="000000"/>
+              <w:left w:val="nil"/>
+              <w:bottom w:val="nil"/>
               <w:right w:val="nil"/>
             </w:tcBorders>
           </w:tcPr>
           <w:p>
             <w:pPr>
-              <w:spacing w:before="40" w:after="40" w:line="240" w:lineRule="auto"/>
+              <w:spacing w:before="20" w:after="20" w:line="240" w:lineRule="auto"/>
             </w:pPr>
             <w:r/>
             <w:r>
@@ -604,18 +646,18 @@
         </w:tc>
         <w:tc>
           <w:tcPr>
-            <w:tcW w:type="dxa" w:w="4819"/>
+            <w:tcW w:type="dxa" w:w="5102"/>
             <w:vAlign w:val="center"/>
             <w:tcBorders>
               <w:top w:val="nil"/>
               <w:left w:val="nil"/>
-              <w:bottom w:val="single" w:sz="6" w:color="000000"/>
+              <w:bottom w:val="nil"/>
               <w:right w:val="nil"/>
             </w:tcBorders>
           </w:tcPr>
           <w:p>
             <w:pPr>
-              <w:spacing w:before="40" w:after="40" w:line="240" w:lineRule="auto"/>
+              <w:spacing w:before="20" w:after="20" w:line="240" w:lineRule="auto"/>
             </w:pPr>
             <w:r/>
             <w:r>
@@ -625,24 +667,132 @@
                 <w:i w:val="0"/>
                 <w:sz w:val="18"/>
               </w:rPr>
-              <w:t>{{ factory.phone }}        傳    真: {{ factory.fax }}</w:t>
+              <w:t>{{ factory.phone }}      傳    真: {{ factory.fax }}</w:t>
             </w:r>
           </w:p>
         </w:tc>
         <w:tc>
           <w:tcPr>
-            <w:tcW w:type="dxa" w:w="1247"/>
+            <w:tcW w:type="dxa" w:w="1134"/>
             <w:vAlign w:val="center"/>
             <w:tcBorders>
               <w:top w:val="nil"/>
               <w:left w:val="nil"/>
-              <w:bottom w:val="single" w:sz="6" w:color="000000"/>
+              <w:bottom w:val="nil"/>
               <w:right w:val="nil"/>
             </w:tcBorders>
           </w:tcPr>
           <w:p>
             <w:pPr>
-              <w:spacing w:before="40" w:after="40" w:line="240" w:lineRule="auto"/>
+              <w:spacing w:before="20" w:after="20" w:line="240" w:lineRule="auto"/>
+            </w:pPr>
+            <w:r/>
+            <w:r>
+              <w:rPr>
+                <w:rFonts w:ascii="微軟正黑體" w:hAnsi="微軟正黑體" w:eastAsia="微軟正黑體"/>
+                <w:b/>
+                <w:i w:val="0"/>
+                <w:sz w:val="18"/>
+              </w:rPr>
+              <w:t>負責採購:</w:t>
+            </w:r>
+          </w:p>
+        </w:tc>
+        <w:tc>
+          <w:tcPr>
+            <w:tcW w:type="dxa" w:w="2835"/>
+            <w:vAlign w:val="center"/>
+            <w:tcBorders>
+              <w:top w:val="nil"/>
+              <w:left w:val="nil"/>
+              <w:bottom w:val="nil"/>
+              <w:right w:val="nil"/>
+            </w:tcBorders>
+          </w:tcPr>
+          <w:p>
+            <w:pPr>
+              <w:spacing w:before="20" w:after="20" w:line="240" w:lineRule="auto"/>
+            </w:pPr>
+            <w:r/>
+            <w:r>
+              <w:rPr>
+                <w:rFonts w:ascii="微軟正黑體" w:hAnsi="微軟正黑體" w:eastAsia="微軟正黑體"/>
+                <w:b w:val="0"/>
+                <w:i w:val="0"/>
+                <w:sz w:val="18"/>
+              </w:rPr>
+              <w:t>{{ order.purchase_responsible }}</w:t>
+            </w:r>
+          </w:p>
+        </w:tc>
+      </w:tr>
+      <w:tr>
+        <w:tc>
+          <w:tcPr>
+            <w:tcW w:type="dxa" w:w="1134"/>
+            <w:vAlign w:val="center"/>
+            <w:tcBorders>
+              <w:top w:val="nil"/>
+              <w:left w:val="nil"/>
+              <w:bottom w:val="nil"/>
+              <w:right w:val="nil"/>
+            </w:tcBorders>
+          </w:tcPr>
+          <w:p>
+            <w:pPr>
+              <w:spacing w:before="20" w:after="20" w:line="240" w:lineRule="auto"/>
+            </w:pPr>
+            <w:r/>
+            <w:r>
+              <w:rPr>
+                <w:rFonts w:ascii="微軟正黑體" w:hAnsi="微軟正黑體" w:eastAsia="微軟正黑體"/>
+                <w:b/>
+                <w:i w:val="0"/>
+                <w:sz w:val="18"/>
+              </w:rPr>
+            </w:r>
+          </w:p>
+        </w:tc>
+        <w:tc>
+          <w:tcPr>
+            <w:tcW w:type="dxa" w:w="5102"/>
+            <w:vAlign w:val="center"/>
+            <w:tcBorders>
+              <w:top w:val="nil"/>
+              <w:left w:val="nil"/>
+              <w:bottom w:val="nil"/>
+              <w:right w:val="nil"/>
+            </w:tcBorders>
+          </w:tcPr>
+          <w:p>
+            <w:pPr>
+              <w:spacing w:before="20" w:after="20" w:line="240" w:lineRule="auto"/>
+            </w:pPr>
+            <w:r/>
+            <w:r>
+              <w:rPr>
+                <w:rFonts w:ascii="微軟正黑體" w:hAnsi="微軟正黑體" w:eastAsia="微軟正黑體"/>
+                <w:b w:val="0"/>
+                <w:i w:val="0"/>
+                <w:sz w:val="18"/>
+              </w:rPr>
+            </w:r>
+          </w:p>
+        </w:tc>
+        <w:tc>
+          <w:tcPr>
+            <w:tcW w:type="dxa" w:w="1134"/>
+            <w:vAlign w:val="center"/>
+            <w:tcBorders>
+              <w:top w:val="nil"/>
+              <w:left w:val="nil"/>
+              <w:bottom w:val="nil"/>
+              <w:right w:val="nil"/>
+            </w:tcBorders>
+          </w:tcPr>
+          <w:p>
+            <w:pPr>
+              <w:spacing w:before="20" w:after="20" w:line="240" w:lineRule="auto"/>
             </w:pPr>
             <w:r/>
             <w:r>
@@ -658,18 +808,18 @@
         </w:tc>
         <w:tc>
           <w:tcPr>
-            <w:tcW w:type="dxa" w:w="2891"/>
+            <w:tcW w:type="dxa" w:w="2835"/>
             <w:vAlign w:val="center"/>
             <w:tcBorders>
               <w:top w:val="nil"/>
               <w:left w:val="nil"/>
-              <w:bottom w:val="single" w:sz="6" w:color="000000"/>
-              <w:right w:val="single" w:sz="6" w:color="000000"/>
+              <w:bottom w:val="nil"/>
+              <w:right w:val="nil"/>
             </w:tcBorders>
           </w:tcPr>
           <w:p>
             <w:pPr>
-              <w:spacing w:before="40" w:after="40" w:line="240" w:lineRule="auto"/>
+              <w:spacing w:before="20" w:after="20" w:line="240" w:lineRule="auto"/>
             </w:pPr>
             <w:r/>
             <w:r>
@@ -685,99 +835,36 @@
         </w:tc>
       </w:tr>
     </w:tbl>
+    <w:p>
+      <w:pPr>
+        <w:spacing w:before="40" w:after="0"/>
+      </w:pPr>
+    </w:p>
     <w:tbl>
       <w:tblPr>
         <w:tblW w:type="auto" w:w="0"/>
-        <w:jc w:val="center"/>
+        <w:jc w:val="left"/>
         <w:tblLook w:firstColumn="1" w:firstRow="1" w:lastColumn="0" w:lastRow="0" w:noHBand="0" w:noVBand="1" w:val="04A0"/>
         <w:tblLayout w:type="fixed"/>
       </w:tblPr>
       <w:tblGrid>
-        <w:gridCol w:w="1247"/>
-        <w:gridCol w:w="8958"/>
+        <w:gridCol w:w="1304"/>
+        <w:gridCol w:w="3118"/>
+        <w:gridCol w:w="1304"/>
+        <w:gridCol w:w="1474"/>
+        <w:gridCol w:w="963"/>
+        <w:gridCol w:w="2041"/>
       </w:tblGrid>
       <w:tr>
         <w:tc>
           <w:tcPr>
-            <w:tcW w:type="dxa" w:w="1247"/>
-            <w:vAlign w:val="center"/>
-            <w:tcBorders>
-              <w:top w:val="nil"/>
-              <w:left w:val="single" w:sz="6" w:color="000000"/>
-              <w:bottom w:val="single" w:sz="6" w:color="000000"/>
-              <w:right w:val="nil"/>
-            </w:tcBorders>
-          </w:tcPr>
-          <w:p>
-            <w:pPr>
-              <w:spacing w:before="40" w:after="40"/>
-            </w:pPr>
-            <w:r/>
-            <w:r>
-              <w:rPr>
-                <w:rFonts w:ascii="微軟正黑體" w:hAnsi="微軟正黑體" w:eastAsia="微軟正黑體"/>
-                <w:b/>
-                <w:i w:val="0"/>
-                <w:sz w:val="18"/>
-              </w:rPr>
-              <w:t>負責採購:</w:t>
-            </w:r>
-          </w:p>
-        </w:tc>
-        <w:tc>
-          <w:tcPr>
-            <w:tcW w:type="dxa" w:w="8957"/>
-            <w:vAlign w:val="center"/>
-            <w:tcBorders>
-              <w:top w:val="nil"/>
-              <w:left w:val="nil"/>
-              <w:bottom w:val="single" w:sz="6" w:color="000000"/>
-              <w:right w:val="single" w:sz="6" w:color="000000"/>
-            </w:tcBorders>
-          </w:tcPr>
-          <w:p>
-            <w:pPr>
-              <w:spacing w:before="40" w:after="40"/>
-            </w:pPr>
-            <w:r/>
-            <w:r>
-              <w:rPr>
-                <w:rFonts w:ascii="微軟正黑體" w:hAnsi="微軟正黑體" w:eastAsia="微軟正黑體"/>
-                <w:b w:val="0"/>
-                <w:i w:val="0"/>
-                <w:sz w:val="18"/>
-              </w:rPr>
-              <w:t>{{ order.purchase_responsible }}</w:t>
-            </w:r>
-          </w:p>
-        </w:tc>
-      </w:tr>
-    </w:tbl>
-    <w:tbl>
-      <w:tblPr>
-        <w:tblW w:type="auto" w:w="0"/>
-        <w:jc w:val="center"/>
-        <w:tblLook w:firstColumn="1" w:firstRow="1" w:lastColumn="0" w:lastRow="0" w:noHBand="0" w:noVBand="1" w:val="04A0"/>
-        <w:tblLayout w:type="fixed"/>
-      </w:tblPr>
-      <w:tblGrid>
-        <w:gridCol w:w="1587"/>
-        <w:gridCol w:w="2664"/>
-        <w:gridCol w:w="1304"/>
-        <w:gridCol w:w="1134"/>
-        <w:gridCol w:w="963"/>
-        <w:gridCol w:w="2551"/>
-      </w:tblGrid>
-      <w:tr>
-        <w:tc>
-          <w:tcPr>
-            <w:tcW w:type="dxa" w:w="1587"/>
+            <w:tcW w:type="dxa" w:w="1304"/>
             <w:vAlign w:val="center"/>
             <w:tcBorders>
               <w:top w:val="single" w:sz="8" w:color="000000"/>
-              <w:left w:val="single" w:sz="8" w:color="000000"/>
-              <w:bottom w:val="single" w:sz="8" w:color="000000"/>
-              <w:right w:val="single" w:sz="8" w:color="000000"/>
+              <w:left w:val="nil"/>
+              <w:bottom w:val="single" w:sz="6" w:color="000000"/>
+              <w:right w:val="nil"/>
             </w:tcBorders>
           </w:tcPr>
           <w:p>
@@ -799,13 +886,13 @@
         </w:tc>
         <w:tc>
           <w:tcPr>
-            <w:tcW w:type="dxa" w:w="2665"/>
+            <w:tcW w:type="dxa" w:w="3118"/>
             <w:vAlign w:val="center"/>
             <w:tcBorders>
               <w:top w:val="single" w:sz="8" w:color="000000"/>
-              <w:left w:val="single" w:sz="8" w:color="000000"/>
-              <w:bottom w:val="single" w:sz="8" w:color="000000"/>
-              <w:right w:val="single" w:sz="8" w:color="000000"/>
+              <w:left w:val="nil"/>
+              <w:bottom w:val="single" w:sz="6" w:color="000000"/>
+              <w:right w:val="nil"/>
             </w:tcBorders>
           </w:tcPr>
           <w:p>
@@ -831,9 +918,9 @@
             <w:vAlign w:val="center"/>
             <w:tcBorders>
               <w:top w:val="single" w:sz="8" w:color="000000"/>
-              <w:left w:val="single" w:sz="8" w:color="000000"/>
-              <w:bottom w:val="single" w:sz="8" w:color="000000"/>
-              <w:right w:val="single" w:sz="8" w:color="000000"/>
+              <w:left w:val="nil"/>
+              <w:bottom w:val="single" w:sz="6" w:color="000000"/>
+              <w:right w:val="nil"/>
             </w:tcBorders>
           </w:tcPr>
           <w:p>
@@ -855,13 +942,13 @@
         </w:tc>
         <w:tc>
           <w:tcPr>
-            <w:tcW w:type="dxa" w:w="1134"/>
+            <w:tcW w:type="dxa" w:w="1474"/>
             <w:vAlign w:val="center"/>
             <w:tcBorders>
               <w:top w:val="single" w:sz="8" w:color="000000"/>
-              <w:left w:val="single" w:sz="8" w:color="000000"/>
-              <w:bottom w:val="single" w:sz="8" w:color="000000"/>
-              <w:right w:val="single" w:sz="8" w:color="000000"/>
+              <w:left w:val="nil"/>
+              <w:bottom w:val="single" w:sz="6" w:color="000000"/>
+              <w:right w:val="nil"/>
             </w:tcBorders>
           </w:tcPr>
           <w:p>
@@ -887,9 +974,9 @@
             <w:vAlign w:val="center"/>
             <w:tcBorders>
               <w:top w:val="single" w:sz="8" w:color="000000"/>
-              <w:left w:val="single" w:sz="8" w:color="000000"/>
-              <w:bottom w:val="single" w:sz="8" w:color="000000"/>
-              <w:right w:val="single" w:sz="8" w:color="000000"/>
+              <w:left w:val="nil"/>
+              <w:bottom w:val="single" w:sz="6" w:color="000000"/>
+              <w:right w:val="nil"/>
             </w:tcBorders>
           </w:tcPr>
           <w:p>
@@ -911,13 +998,13 @@
         </w:tc>
         <w:tc>
           <w:tcPr>
-            <w:tcW w:type="dxa" w:w="2551"/>
+            <w:tcW w:type="dxa" w:w="2041"/>
             <w:vAlign w:val="center"/>
             <w:tcBorders>
               <w:top w:val="single" w:sz="8" w:color="000000"/>
-              <w:left w:val="single" w:sz="8" w:color="000000"/>
-              <w:bottom w:val="single" w:sz="8" w:color="000000"/>
-              <w:right w:val="single" w:sz="8" w:color="000000"/>
+              <w:left w:val="nil"/>
+              <w:bottom w:val="single" w:sz="6" w:color="000000"/>
+              <w:right w:val="nil"/>
             </w:tcBorders>
           </w:tcPr>
           <w:p>
@@ -941,19 +1028,19 @@
       <w:tr>
         <w:tc>
           <w:tcPr>
-            <w:tcW w:type="dxa" w:w="1587"/>
-            <w:vAlign w:val="center"/>
+            <w:tcW w:type="dxa" w:w="1304"/>
+            <w:vAlign w:val="top"/>
             <w:tcBorders>
-              <w:top w:val="single" w:sz="8" w:color="000000"/>
-              <w:left w:val="single" w:sz="8" w:color="000000"/>
-              <w:bottom w:val="single" w:sz="8" w:color="000000"/>
-              <w:right w:val="single" w:sz="8" w:color="000000"/>
+              <w:top w:val="nil"/>
+              <w:left w:val="nil"/>
+              <w:bottom w:val="nil"/>
+              <w:right w:val="nil"/>
             </w:tcBorders>
           </w:tcPr>
           <w:p>
             <w:pPr>
-              <w:spacing w:before="40" w:after="40"/>
-              <w:jc w:val="center"/>
+              <w:spacing w:before="80" w:after="80"/>
+              <w:jc w:val="left"/>
             </w:pPr>
             <w:r/>
             <w:r>
@@ -969,18 +1056,18 @@
         </w:tc>
         <w:tc>
           <w:tcPr>
-            <w:tcW w:type="dxa" w:w="2665"/>
-            <w:vAlign w:val="center"/>
+            <w:tcW w:type="dxa" w:w="3118"/>
+            <w:vAlign w:val="top"/>
             <w:tcBorders>
-              <w:top w:val="single" w:sz="8" w:color="000000"/>
-              <w:left w:val="single" w:sz="8" w:color="000000"/>
-              <w:bottom w:val="single" w:sz="8" w:color="000000"/>
-              <w:right w:val="single" w:sz="8" w:color="000000"/>
+              <w:top w:val="nil"/>
+              <w:left w:val="nil"/>
+              <w:bottom w:val="nil"/>
+              <w:right w:val="nil"/>
             </w:tcBorders>
           </w:tcPr>
           <w:p>
             <w:pPr>
-              <w:spacing w:before="40" w:after="40"/>
+              <w:spacing w:before="80" w:after="80"/>
               <w:jc w:val="left"/>
             </w:pPr>
             <w:r/>
@@ -998,17 +1085,17 @@
         <w:tc>
           <w:tcPr>
             <w:tcW w:type="dxa" w:w="1304"/>
-            <w:vAlign w:val="center"/>
+            <w:vAlign w:val="top"/>
             <w:tcBorders>
-              <w:top w:val="single" w:sz="8" w:color="000000"/>
-              <w:left w:val="single" w:sz="8" w:color="000000"/>
-              <w:bottom w:val="single" w:sz="8" w:color="000000"/>
-              <w:right w:val="single" w:sz="8" w:color="000000"/>
+              <w:top w:val="nil"/>
+              <w:left w:val="nil"/>
+              <w:bottom w:val="nil"/>
+              <w:right w:val="nil"/>
             </w:tcBorders>
           </w:tcPr>
           <w:p>
             <w:pPr>
-              <w:spacing w:before="40" w:after="40"/>
+              <w:spacing w:before="80" w:after="80"/>
               <w:jc w:val="center"/>
             </w:pPr>
             <w:r/>
@@ -1025,18 +1112,18 @@
         </w:tc>
         <w:tc>
           <w:tcPr>
-            <w:tcW w:type="dxa" w:w="1134"/>
-            <w:vAlign w:val="center"/>
+            <w:tcW w:type="dxa" w:w="1474"/>
+            <w:vAlign w:val="top"/>
             <w:tcBorders>
-              <w:top w:val="single" w:sz="8" w:color="000000"/>
-              <w:left w:val="single" w:sz="8" w:color="000000"/>
-              <w:bottom w:val="single" w:sz="8" w:color="000000"/>
-              <w:right w:val="single" w:sz="8" w:color="000000"/>
+              <w:top w:val="nil"/>
+              <w:left w:val="nil"/>
+              <w:bottom w:val="nil"/>
+              <w:right w:val="nil"/>
             </w:tcBorders>
           </w:tcPr>
           <w:p>
             <w:pPr>
-              <w:spacing w:before="40" w:after="40"/>
+              <w:spacing w:before="80" w:after="80"/>
               <w:jc w:val="center"/>
             </w:pPr>
             <w:r/>
@@ -1054,17 +1141,17 @@
         <w:tc>
           <w:tcPr>
             <w:tcW w:type="dxa" w:w="964"/>
-            <w:vAlign w:val="center"/>
+            <w:vAlign w:val="top"/>
             <w:tcBorders>
-              <w:top w:val="single" w:sz="8" w:color="000000"/>
-              <w:left w:val="single" w:sz="8" w:color="000000"/>
-              <w:bottom w:val="single" w:sz="8" w:color="000000"/>
-              <w:right w:val="single" w:sz="8" w:color="000000"/>
+              <w:top w:val="nil"/>
+              <w:left w:val="nil"/>
+              <w:bottom w:val="nil"/>
+              <w:right w:val="nil"/>
             </w:tcBorders>
           </w:tcPr>
           <w:p>
             <w:pPr>
-              <w:spacing w:before="40" w:after="40"/>
+              <w:spacing w:before="80" w:after="80"/>
               <w:jc w:val="right"/>
             </w:pPr>
             <w:r/>
@@ -1081,18 +1168,18 @@
         </w:tc>
         <w:tc>
           <w:tcPr>
-            <w:tcW w:type="dxa" w:w="2551"/>
-            <w:vAlign w:val="center"/>
+            <w:tcW w:type="dxa" w:w="2041"/>
+            <w:vAlign w:val="top"/>
             <w:tcBorders>
-              <w:top w:val="single" w:sz="8" w:color="000000"/>
-              <w:left w:val="single" w:sz="8" w:color="000000"/>
-              <w:bottom w:val="single" w:sz="8" w:color="000000"/>
-              <w:right w:val="single" w:sz="8" w:color="000000"/>
+              <w:top w:val="nil"/>
+              <w:left w:val="nil"/>
+              <w:bottom w:val="nil"/>
+              <w:right w:val="nil"/>
             </w:tcBorders>
           </w:tcPr>
           <w:p>
             <w:pPr>
-              <w:spacing w:before="40" w:after="40"/>
+              <w:spacing w:before="80" w:after="80"/>
               <w:jc w:val="right"/>
             </w:pPr>
             <w:r/>
@@ -1111,14 +1198,14 @@
       <w:tr>
         <w:tc>
           <w:tcPr>
-            <w:tcW w:type="dxa" w:w="6804"/>
-            <w:gridSpan w:val="4"/>
+            <w:tcW w:type="dxa" w:w="8505"/>
+            <w:gridSpan w:val="5"/>
             <w:vAlign w:val="center"/>
             <w:tcBorders>
-              <w:top w:val="single" w:sz="8" w:color="000000"/>
-              <w:left w:val="single" w:sz="8" w:color="000000"/>
-              <w:bottom w:val="single" w:sz="8" w:color="000000"/>
-              <w:right w:val="single" w:sz="8" w:color="000000"/>
+              <w:top w:val="single" w:sz="6" w:color="000000"/>
+              <w:left w:val="nil"/>
+              <w:bottom w:val="nil"/>
+              <w:right w:val="nil"/>
             </w:tcBorders>
           </w:tcPr>
           <w:p>
@@ -1134,20 +1221,19 @@
                 <w:i w:val="0"/>
                 <w:sz w:val="18"/>
               </w:rPr>
-              <w:t xml:space="preserve">合    計   </w:t>
+              <w:t xml:space="preserve">合 計   </w:t>
             </w:r>
           </w:p>
         </w:tc>
         <w:tc>
           <w:tcPr>
-            <w:tcW w:type="dxa" w:w="3402"/>
-            <w:gridSpan w:val="2"/>
+            <w:tcW w:type="dxa" w:w="1701"/>
             <w:vAlign w:val="center"/>
             <w:tcBorders>
-              <w:top w:val="single" w:sz="8" w:color="000000"/>
-              <w:left w:val="single" w:sz="8" w:color="000000"/>
-              <w:bottom w:val="single" w:sz="8" w:color="000000"/>
-              <w:right w:val="single" w:sz="8" w:color="000000"/>
+              <w:top w:val="single" w:sz="6" w:color="000000"/>
+              <w:left w:val="nil"/>
+              <w:bottom w:val="nil"/>
+              <w:right w:val="nil"/>
             </w:tcBorders>
           </w:tcPr>
           <w:p>
@@ -1163,7 +1249,7 @@
                 <w:i w:val="0"/>
                 <w:sz w:val="18"/>
               </w:rPr>
-              <w:t>{{ order.currency }} {{ order.total_amount }}</w:t>
+              <w:t>{{ order.currency }}{{ order.total_amount }}</w:t>
             </w:r>
           </w:p>
         </w:tc>
@@ -1171,17 +1257,22 @@
     </w:tbl>
     <w:p>
       <w:pPr>
-        <w:spacing w:before="20" w:after="0" w:line="264" w:lineRule="auto"/>
+        <w:spacing w:before="80" w:after="0"/>
+      </w:pPr>
+    </w:p>
+    <w:p>
+      <w:pPr>
+        <w:spacing w:before="0" w:after="0" w:line="288" w:lineRule="auto"/>
         <w:jc w:val="left"/>
       </w:pPr>
       <w:r>
         <w:rPr>
           <w:rFonts w:ascii="微軟正黑體" w:hAnsi="微軟正黑體" w:eastAsia="微軟正黑體"/>
-          <w:b/>
+          <w:b w:val="0"/>
           <w:i w:val="0"/>
           <w:sz w:val="18"/>
         </w:rPr>
-        <w:t>付款方式:</w:t>
+        <w:t>付款方式 :</w:t>
       </w:r>
       <w:r>
         <w:rPr>
@@ -1190,22 +1281,22 @@
           <w:i w:val="0"/>
           <w:sz w:val="18"/>
         </w:rPr>
-        <w:t xml:space="preserve"> {{ order.payment_terms }}</w:t>
+        <w:t>{{ order.payment_terms }}</w:t>
       </w:r>
     </w:p>
     <w:p>
       <w:pPr>
-        <w:spacing w:before="20" w:after="0" w:line="264" w:lineRule="auto"/>
+        <w:spacing w:before="0" w:after="0" w:line="288" w:lineRule="auto"/>
         <w:jc w:val="left"/>
       </w:pPr>
       <w:r>
         <w:rPr>
           <w:rFonts w:ascii="微軟正黑體" w:hAnsi="微軟正黑體" w:eastAsia="微軟正黑體"/>
-          <w:b/>
+          <w:b w:val="0"/>
           <w:i w:val="0"/>
           <w:sz w:val="18"/>
         </w:rPr>
-        <w:t>進貨方式:</w:t>
+        <w:t>進貨方式 :</w:t>
       </w:r>
       <w:r>
         <w:rPr>
@@ -1214,22 +1305,22 @@
           <w:i w:val="0"/>
           <w:sz w:val="18"/>
         </w:rPr>
-        <w:t xml:space="preserve"> {{ order.shipment_method }}</w:t>
+        <w:t>{{ order.shipment_method }}</w:t>
       </w:r>
     </w:p>
     <w:p>
       <w:pPr>
-        <w:spacing w:before="20" w:after="0" w:line="264" w:lineRule="auto"/>
+        <w:spacing w:before="0" w:after="0" w:line="288" w:lineRule="auto"/>
         <w:jc w:val="left"/>
       </w:pPr>
       <w:r>
         <w:rPr>
           <w:rFonts w:ascii="微軟正黑體" w:hAnsi="微軟正黑體" w:eastAsia="微軟正黑體"/>
-          <w:b/>
+          <w:b w:val="0"/>
           <w:i w:val="0"/>
           <w:sz w:val="18"/>
         </w:rPr>
-        <w:t>進貨地址:</w:t>
+        <w:t>進貨地址 :</w:t>
       </w:r>
       <w:r>
         <w:rPr>
@@ -1238,208 +1329,188 @@
           <w:i w:val="0"/>
           <w:sz w:val="18"/>
         </w:rPr>
-        <w:t xml:space="preserve"> {{ order.ship_to }}</w:t>
+        <w:t>{{ order.ship_to }}</w:t>
       </w:r>
     </w:p>
     <w:p>
       <w:pPr>
         <w:spacing w:before="80" w:after="0"/>
       </w:pPr>
+    </w:p>
+    <w:p>
+      <w:pPr>
+        <w:spacing w:before="0" w:after="40"/>
+      </w:pPr>
       <w:r>
         <w:rPr>
           <w:rFonts w:ascii="微軟正黑體" w:hAnsi="微軟正黑體" w:eastAsia="微軟正黑體"/>
-          <w:b/>
+          <w:b w:val="0"/>
           <w:i w:val="0"/>
           <w:sz w:val="18"/>
         </w:rPr>
         <w:t>注意事項:</w:t>
       </w:r>
     </w:p>
-    <w:tbl>
-      <w:tblPr>
-        <w:tblW w:type="auto" w:w="0"/>
-        <w:jc w:val="center"/>
-        <w:tblLook w:firstColumn="1" w:firstRow="1" w:lastColumn="0" w:lastRow="0" w:noHBand="0" w:noVBand="1" w:val="04A0"/>
-        <w:tblLayout w:type="fixed"/>
-      </w:tblPr>
-      <w:tblGrid>
-        <w:gridCol w:w="10206"/>
-      </w:tblGrid>
-      <w:tr>
-        <w:tc>
-          <w:tcPr>
-            <w:tcW w:type="dxa" w:w="10205"/>
-            <w:tcBorders>
-              <w:top w:val="single" w:sz="8" w:color="000000"/>
-              <w:left w:val="single" w:sz="8" w:color="000000"/>
-              <w:bottom w:val="single" w:sz="8" w:color="000000"/>
-              <w:right w:val="single" w:sz="8" w:color="000000"/>
-            </w:tcBorders>
-          </w:tcPr>
-          <w:p>
-            <w:pPr>
-              <w:spacing w:before="0" w:after="0" w:line="276" w:lineRule="auto"/>
-              <w:ind w:left="113"/>
-              <w:jc w:val="left"/>
-            </w:pPr>
-            <w:r/>
-            <w:r>
-              <w:rPr>
-                <w:rFonts w:ascii="微軟正黑體" w:hAnsi="微軟正黑體" w:eastAsia="微軟正黑體"/>
-                <w:b w:val="0"/>
-                <w:i w:val="0"/>
-                <w:sz w:val="16"/>
-              </w:rPr>
-              <w:t>1. 出貨時須附 出貨報告、C of C、切片報告(含切片) &amp; 試錫板(真空包裝)。</w:t>
-            </w:r>
-          </w:p>
-          <w:p>
-            <w:pPr>
-              <w:spacing w:before="0" w:after="0" w:line="276" w:lineRule="auto"/>
-              <w:ind w:left="113"/>
-              <w:jc w:val="left"/>
-            </w:pPr>
-            <w:r>
-              <w:rPr>
-                <w:rFonts w:ascii="微軟正黑體" w:hAnsi="微軟正黑體" w:eastAsia="微軟正黑體"/>
-                <w:b w:val="0"/>
-                <w:i w:val="0"/>
-                <w:sz w:val="16"/>
-              </w:rPr>
-              <w:t>2. 真空包裝每包的毛重不可超過 19Kgs;板厚 1.6mm 以下,15PNL 一包;1.6mm-2.0mm(不含,以下),10PNL 一包;2.0mm(含以上),5PNL 一包。</w:t>
-            </w:r>
-          </w:p>
-          <w:p>
-            <w:pPr>
-              <w:spacing w:before="0" w:after="0" w:line="276" w:lineRule="auto"/>
-              <w:ind w:left="113"/>
-              <w:jc w:val="left"/>
-            </w:pPr>
-            <w:r>
-              <w:rPr>
-                <w:rFonts w:ascii="微軟正黑體" w:hAnsi="微軟正黑體" w:eastAsia="微軟正黑體"/>
-                <w:b w:val="0"/>
-                <w:i w:val="0"/>
-                <w:sz w:val="16"/>
-              </w:rPr>
-              <w:t>3. 須符合客戶 SPECs 與 IPC6012 規定,不可補線,但經事先允許者除外。</w:t>
-            </w:r>
-          </w:p>
-          <w:p>
-            <w:pPr>
-              <w:spacing w:before="0" w:after="0" w:line="276" w:lineRule="auto"/>
-              <w:ind w:left="113"/>
-              <w:jc w:val="left"/>
-            </w:pPr>
-            <w:r>
-              <w:rPr>
-                <w:rFonts w:ascii="微軟正黑體" w:hAnsi="微軟正黑體" w:eastAsia="微軟正黑體"/>
-                <w:b w:val="0"/>
-                <w:i w:val="0"/>
-                <w:sz w:val="16"/>
-              </w:rPr>
-              <w:t>4. 出貨報告 &amp; C of C:用 GLOCOM 抬頭文件,且須用西拓 UL Logo,除非不需 UL。(請勿在箱內放置任何不符規定之貴司名稱的文件,若致各種異常或違背一般商業保密協定,則責任自負!)</w:t>
-            </w:r>
-          </w:p>
-          <w:p>
-            <w:pPr>
-              <w:spacing w:before="0" w:after="0" w:line="276" w:lineRule="auto"/>
-              <w:ind w:left="113"/>
-              <w:jc w:val="left"/>
-            </w:pPr>
-            <w:r>
-              <w:rPr>
-                <w:rFonts w:ascii="微軟正黑體" w:hAnsi="微軟正黑體" w:eastAsia="微軟正黑體"/>
-                <w:b w:val="0"/>
-                <w:i w:val="0"/>
-                <w:sz w:val="16"/>
-              </w:rPr>
-              <w:t>5. 須距出貨交期一個月內才可發料生產,否則,因修改、變更 REV 或 Cancel 訂單所造成之損失,須自行負責。</w:t>
-            </w:r>
-          </w:p>
-          <w:p>
-            <w:pPr>
-              <w:spacing w:before="0" w:after="0" w:line="276" w:lineRule="auto"/>
-              <w:ind w:left="113"/>
-              <w:jc w:val="left"/>
-            </w:pPr>
-            <w:r>
-              <w:rPr>
-                <w:rFonts w:ascii="微軟正黑體" w:hAnsi="微軟正黑體" w:eastAsia="微軟正黑體"/>
-                <w:b w:val="0"/>
-                <w:i w:val="0"/>
-                <w:sz w:val="16"/>
-              </w:rPr>
-              <w:t>6. 當訂單與所提供之 Gerbers &amp; drawing 有衝突不同時(如料號或版本等),以訂單為主,但仍須提出詢問確認後,方可生產,否則須自行負責所造成之錯誤。</w:t>
-            </w:r>
-          </w:p>
-          <w:p>
-            <w:pPr>
-              <w:spacing w:before="0" w:after="0" w:line="276" w:lineRule="auto"/>
-              <w:ind w:left="113"/>
-              <w:jc w:val="left"/>
-            </w:pPr>
-            <w:r>
-              <w:rPr>
-                <w:rFonts w:ascii="微軟正黑體" w:hAnsi="微軟正黑體" w:eastAsia="微軟正黑體"/>
-                <w:b w:val="0"/>
-                <w:i w:val="0"/>
-                <w:sz w:val="16"/>
-              </w:rPr>
-              <w:t>7. 若出庫存板,務必注意 Date Code,化金/HASL 不能超過五個月,其餘表面處理不能超過二個月,否則客戶會剔退板子。</w:t>
-            </w:r>
-          </w:p>
-          <w:p>
-            <w:pPr>
-              <w:spacing w:before="0" w:after="0" w:line="276" w:lineRule="auto"/>
-              <w:ind w:left="113"/>
-              <w:jc w:val="left"/>
-            </w:pPr>
-            <w:r>
-              <w:rPr>
-                <w:rFonts w:ascii="微軟正黑體" w:hAnsi="微軟正黑體" w:eastAsia="微軟正黑體"/>
-                <w:b w:val="0"/>
-                <w:i w:val="0"/>
-                <w:sz w:val="16"/>
-              </w:rPr>
-              <w:t>8. 務必使用外銷箱(厚度: 7-8mm 以上);箱內四周與上下面,須內襯厚紙板,並以瓦楞紙板或氣泡墊(不可使用保麗龍!)塞滿空隙,再以打包帶打包,除正反兩面外,中間須再固定一條,以免搬運過程中有箱子破裂,或板子擠壓等問題發生!</w:t>
-            </w:r>
-          </w:p>
-          <w:p>
-            <w:pPr>
-              <w:spacing w:before="0" w:after="0" w:line="276" w:lineRule="auto"/>
-              <w:ind w:left="113"/>
-              <w:jc w:val="left"/>
-            </w:pPr>
-            <w:r>
-              <w:rPr>
-                <w:rFonts w:ascii="微軟正黑體" w:hAnsi="微軟正黑體" w:eastAsia="微軟正黑體"/>
-                <w:b w:val="0"/>
-                <w:i w:val="0"/>
-                <w:sz w:val="16"/>
-              </w:rPr>
-              <w:t>9. 出貨板子,不可有 MADE IN USA 或其他國家;否則一經海關驗出,須自負罰責。</w:t>
-            </w:r>
-          </w:p>
-          <w:p>
-            <w:pPr>
-              <w:spacing w:before="0" w:after="0" w:line="276" w:lineRule="auto"/>
-              <w:ind w:left="113"/>
-              <w:jc w:val="left"/>
-            </w:pPr>
-            <w:r>
-              <w:rPr>
-                <w:rFonts w:ascii="微軟正黑體" w:hAnsi="微軟正黑體" w:eastAsia="微軟正黑體"/>
-                <w:b w:val="0"/>
-                <w:i w:val="0"/>
-                <w:sz w:val="16"/>
-              </w:rPr>
-              <w:t>10. 若從大陸出貨,所有與物流 Booking 的文件,寄件人須填寫 "貴司名稱/(Eusway/Glocom)",若未加註 (Eusway/Glocom),致客戶端 IQC 進料檢驗拒收,須自行負責。</w:t>
-            </w:r>
-          </w:p>
-        </w:tc>
-      </w:tr>
-    </w:tbl>
+    <w:p>
+      <w:pPr>
+        <w:spacing w:before="0" w:after="0" w:line="288" w:lineRule="auto"/>
+        <w:ind w:left="0"/>
+        <w:jc w:val="left"/>
+      </w:pPr>
+      <w:r>
+        <w:rPr>
+          <w:rFonts w:ascii="微軟正黑體" w:hAnsi="微軟正黑體" w:eastAsia="微軟正黑體"/>
+          <w:b w:val="0"/>
+          <w:i w:val="0"/>
+          <w:sz w:val="16"/>
+        </w:rPr>
+        <w:t>1. 出貨時須附 出貨報告、C of C、切片報告(含切片) &amp; 試錫板(真空包裝)。</w:t>
+      </w:r>
+    </w:p>
+    <w:p>
+      <w:pPr>
+        <w:spacing w:before="0" w:after="0" w:line="288" w:lineRule="auto"/>
+        <w:ind w:left="0"/>
+        <w:jc w:val="left"/>
+      </w:pPr>
+      <w:r>
+        <w:rPr>
+          <w:rFonts w:ascii="微軟正黑體" w:hAnsi="微軟正黑體" w:eastAsia="微軟正黑體"/>
+          <w:b w:val="0"/>
+          <w:i w:val="0"/>
+          <w:sz w:val="16"/>
+        </w:rPr>
+        <w:t>2. 真空包裝每包的毛重不可超過 19Kgs;板厚 1.6mm 以下,15PNL 一包;1.6mm-2.0mm(不含,以下),10PNL 一包;2.0mm(含以上),5PNL 一包。</w:t>
+      </w:r>
+    </w:p>
+    <w:p>
+      <w:pPr>
+        <w:spacing w:before="0" w:after="0" w:line="288" w:lineRule="auto"/>
+        <w:ind w:left="0"/>
+        <w:jc w:val="left"/>
+      </w:pPr>
+      <w:r>
+        <w:rPr>
+          <w:rFonts w:ascii="微軟正黑體" w:hAnsi="微軟正黑體" w:eastAsia="微軟正黑體"/>
+          <w:b w:val="0"/>
+          <w:i w:val="0"/>
+          <w:sz w:val="16"/>
+        </w:rPr>
+        <w:t>3. 須符合客戶 SPECs 與 IPC6012 規定,不可補線,但經事先允許者除外。</w:t>
+      </w:r>
+    </w:p>
+    <w:p>
+      <w:pPr>
+        <w:spacing w:before="0" w:after="0" w:line="288" w:lineRule="auto"/>
+        <w:ind w:left="0"/>
+        <w:jc w:val="left"/>
+      </w:pPr>
+      <w:r>
+        <w:rPr>
+          <w:rFonts w:ascii="微軟正黑體" w:hAnsi="微軟正黑體" w:eastAsia="微軟正黑體"/>
+          <w:b w:val="0"/>
+          <w:i w:val="0"/>
+          <w:sz w:val="16"/>
+        </w:rPr>
+        <w:t>4. 出貨報告 &amp; C of C:用 GLOCOM 抬頭文件,且須用西拓 UL Logo,除非不需 UL。(請勿在箱內放置任何不符規定之貴司名稱的文件,若致各種異常或違背一般商業保密協定,則責任自負!)</w:t>
+      </w:r>
+    </w:p>
+    <w:p>
+      <w:pPr>
+        <w:spacing w:before="0" w:after="0" w:line="288" w:lineRule="auto"/>
+        <w:ind w:left="0"/>
+        <w:jc w:val="left"/>
+      </w:pPr>
+      <w:r>
+        <w:rPr>
+          <w:rFonts w:ascii="微軟正黑體" w:hAnsi="微軟正黑體" w:eastAsia="微軟正黑體"/>
+          <w:b w:val="0"/>
+          <w:i w:val="0"/>
+          <w:sz w:val="16"/>
+        </w:rPr>
+        <w:t>5. 須距出貨交期一個月內才可發料生產,否則,因修改、變更 REV 或 Cancel 訂單所造成之損失,須自行負責。</w:t>
+      </w:r>
+    </w:p>
+    <w:p>
+      <w:pPr>
+        <w:spacing w:before="0" w:after="0" w:line="288" w:lineRule="auto"/>
+        <w:ind w:left="0"/>
+        <w:jc w:val="left"/>
+      </w:pPr>
+      <w:r>
+        <w:rPr>
+          <w:rFonts w:ascii="微軟正黑體" w:hAnsi="微軟正黑體" w:eastAsia="微軟正黑體"/>
+          <w:b w:val="0"/>
+          <w:i w:val="0"/>
+          <w:sz w:val="16"/>
+        </w:rPr>
+        <w:t>6. 當訂單與所提供之 Gerbers &amp; drawing 有衝突不同時(如料號或版本等),以訂單為主,但仍須提出詢問確認後,方可生產,否則須自行負責所造成之錯誤。</w:t>
+      </w:r>
+    </w:p>
+    <w:p>
+      <w:pPr>
+        <w:spacing w:before="0" w:after="0" w:line="288" w:lineRule="auto"/>
+        <w:ind w:left="0"/>
+        <w:jc w:val="left"/>
+      </w:pPr>
+      <w:r>
+        <w:rPr>
+          <w:rFonts w:ascii="微軟正黑體" w:hAnsi="微軟正黑體" w:eastAsia="微軟正黑體"/>
+          <w:b w:val="0"/>
+          <w:i w:val="0"/>
+          <w:sz w:val="16"/>
+        </w:rPr>
+        <w:t>7. 若出庫存板,務必注意 Date Code,化金/HASL 不能超過五個月,其餘表面處理不能超過二個月,否則客戶會剔退板子。</w:t>
+      </w:r>
+    </w:p>
+    <w:p>
+      <w:pPr>
+        <w:spacing w:before="0" w:after="0" w:line="288" w:lineRule="auto"/>
+        <w:ind w:left="0"/>
+        <w:jc w:val="left"/>
+      </w:pPr>
+      <w:r>
+        <w:rPr>
+          <w:rFonts w:ascii="微軟正黑體" w:hAnsi="微軟正黑體" w:eastAsia="微軟正黑體"/>
+          <w:b w:val="0"/>
+          <w:i w:val="0"/>
+          <w:sz w:val="16"/>
+        </w:rPr>
+        <w:t>8. 務必使用外銷箱(厚度: 7-8mm 以上);箱內四周與上下面,須內襯厚紙板,並以瓦楞紙板或氣泡墊(不可使用保麗龍!)塞滿空隙,再以打包帶打包,除正反兩面外,中間須再固定一條,以免搬運過程中有箱子破裂,或板子擠壓等問題發生!</w:t>
+      </w:r>
+    </w:p>
+    <w:p>
+      <w:pPr>
+        <w:spacing w:before="0" w:after="0" w:line="288" w:lineRule="auto"/>
+        <w:ind w:left="0"/>
+        <w:jc w:val="left"/>
+      </w:pPr>
+      <w:r>
+        <w:rPr>
+          <w:rFonts w:ascii="微軟正黑體" w:hAnsi="微軟正黑體" w:eastAsia="微軟正黑體"/>
+          <w:b w:val="0"/>
+          <w:i w:val="0"/>
+          <w:sz w:val="16"/>
+        </w:rPr>
+        <w:t>9. 出貨板子,不可有 MADE IN USA 或其他國家;否則一經海關驗出,須自負罰責。</w:t>
+      </w:r>
+    </w:p>
+    <w:p>
+      <w:pPr>
+        <w:spacing w:before="0" w:after="0" w:line="288" w:lineRule="auto"/>
+        <w:ind w:left="0"/>
+        <w:jc w:val="left"/>
+      </w:pPr>
+      <w:r>
+        <w:rPr>
+          <w:rFonts w:ascii="微軟正黑體" w:hAnsi="微軟正黑體" w:eastAsia="微軟正黑體"/>
+          <w:b w:val="0"/>
+          <w:i w:val="0"/>
+          <w:sz w:val="16"/>
+        </w:rPr>
+        <w:t>10. 若從大陸出貨,所有與物流 Booking 的文件,寄件人須填寫 "貴司名稱/(Eusway/Glocom)",若未加註 (Eusway/Glocom),致客戶端 IQC 進料檢驗拒收,須自行負責。</w:t>
+      </w:r>
+    </w:p>
     <w:p>
       <w:pPr>
         <w:spacing w:before="0" w:after="0"/>
@@ -1458,7 +1529,7 @@
     <w:tbl>
       <w:tblPr>
         <w:tblW w:type="auto" w:w="0"/>
-        <w:jc w:val="center"/>
+        <w:jc w:val="left"/>
         <w:tblLook w:firstColumn="1" w:firstRow="1" w:lastColumn="0" w:lastRow="0" w:noHBand="0" w:noVBand="1" w:val="04A0"/>
         <w:tblLayout w:type="fixed"/>
       </w:tblPr>
@@ -1479,18 +1550,18 @@
           </w:tcPr>
           <w:p>
             <w:pPr>
-              <w:spacing w:before="40" w:after="40"/>
+              <w:spacing w:before="0" w:after="0"/>
               <w:jc w:val="left"/>
             </w:pPr>
             <w:r/>
             <w:r>
               <w:rPr>
                 <w:rFonts w:ascii="微軟正黑體" w:hAnsi="微軟正黑體" w:eastAsia="微軟正黑體"/>
-                <w:b/>
+                <w:b w:val="0"/>
                 <w:i w:val="0"/>
-                <w:sz w:val="18"/>
+                <w:sz w:val="20"/>
               </w:rPr>
-              <w:t>廠商簽名:</w:t>
+              <w:t>{{ factory.name }}</w:t>
             </w:r>
           </w:p>
         </w:tc>
@@ -1506,37 +1577,8 @@
           </w:tcPr>
           <w:p>
             <w:pPr>
-              <w:spacing w:before="40" w:after="40"/>
-              <w:jc w:val="left"/>
-            </w:pPr>
-            <w:r/>
-            <w:r>
-              <w:rPr>
-                <w:rFonts w:ascii="微軟正黑體" w:hAnsi="微軟正黑體" w:eastAsia="微軟正黑體"/>
-                <w:b/>
-                <w:i w:val="0"/>
-                <w:sz w:val="18"/>
-              </w:rPr>
-              <w:t>西拓簽名:</w:t>
-            </w:r>
-          </w:p>
-        </w:tc>
-      </w:tr>
-      <w:tr>
-        <w:tc>
-          <w:tcPr>
-            <w:tcW w:type="dxa" w:w="5102"/>
-            <w:tcBorders>
-              <w:top w:val="nil"/>
-              <w:left w:val="nil"/>
-              <w:bottom w:val="nil"/>
-              <w:right w:val="nil"/>
-            </w:tcBorders>
-          </w:tcPr>
-          <w:p>
-            <w:pPr>
-              <w:spacing w:before="560"/>
-              <w:jc w:val="center"/>
+              <w:spacing w:before="0" w:after="0"/>
+              <w:jc w:val="right"/>
             </w:pPr>
             <w:r/>
             <w:r>
@@ -1544,36 +1586,9 @@
                 <w:rFonts w:ascii="微軟正黑體" w:hAnsi="微軟正黑體" w:eastAsia="微軟正黑體"/>
                 <w:b w:val="0"/>
                 <w:i w:val="0"/>
-                <w:sz w:val="18"/>
+                <w:sz w:val="20"/>
               </w:rPr>
-              <w:t>________________________________</w:t>
-            </w:r>
-          </w:p>
-        </w:tc>
-        <w:tc>
-          <w:tcPr>
-            <w:tcW w:type="dxa" w:w="5102"/>
-            <w:tcBorders>
-              <w:top w:val="nil"/>
-              <w:left w:val="nil"/>
-              <w:bottom w:val="nil"/>
-              <w:right w:val="nil"/>
-            </w:tcBorders>
-          </w:tcPr>
-          <w:p>
-            <w:pPr>
-              <w:spacing w:before="560"/>
-              <w:jc w:val="center"/>
-            </w:pPr>
-            <w:r/>
-            <w:r>
-              <w:rPr>
-                <w:rFonts w:ascii="微軟正黑體" w:hAnsi="微軟正黑體" w:eastAsia="微軟正黑體"/>
-                <w:b w:val="0"/>
-                <w:i w:val="0"/>
-                <w:sz w:val="18"/>
-              </w:rPr>
-              <w:t>________________________________</w:t>
+              <w:t>西拓電子有限公司</w:t>
             </w:r>
           </w:p>
         </w:tc>

--- a/templates/PO_GLOCOM.docx
+++ b/templates/PO_GLOCOM.docx
@@ -10,13 +10,13 @@
         <w:tblLayout w:type="fixed"/>
       </w:tblPr>
       <w:tblGrid>
-        <w:gridCol w:w="3969"/>
-        <w:gridCol w:w="6237"/>
+        <w:gridCol w:w="4536"/>
+        <w:gridCol w:w="5670"/>
       </w:tblGrid>
       <w:tr>
         <w:tc>
           <w:tcPr>
-            <w:tcW w:type="dxa" w:w="3969"/>
+            <w:tcW w:type="dxa" w:w="4535"/>
             <w:vAlign w:val="center"/>
             <w:tcBorders>
               <w:top w:val="nil"/>
@@ -36,13 +36,13 @@
               <w:tblLayout w:type="fixed"/>
             </w:tblPr>
             <w:tblGrid>
-              <w:gridCol w:w="1474"/>
-              <w:gridCol w:w="2494"/>
+              <w:gridCol w:w="1701"/>
+              <w:gridCol w:w="2835"/>
             </w:tblGrid>
             <w:tr>
               <w:tc>
                 <w:tcPr>
-                  <w:tcW w:type="dxa" w:w="1474"/>
+                  <w:tcW w:type="dxa" w:w="1701"/>
                   <w:vAlign w:val="center"/>
                   <w:tcBorders>
                     <w:top w:val="nil"/>
@@ -54,7 +54,7 @@
                 <w:p>
                   <w:pPr>
                     <w:spacing w:before="0" w:after="0"/>
-                    <w:jc w:val="right"/>
+                    <w:jc w:val="left"/>
                   </w:pPr>
                   <w:r/>
                   <w:r>
@@ -95,7 +95,7 @@
               </w:tc>
               <w:tc>
                 <w:tcPr>
-                  <w:tcW w:type="dxa" w:w="2494"/>
+                  <w:tcW w:type="dxa" w:w="2835"/>
                   <w:vAlign w:val="center"/>
                   <w:tcBorders>
                     <w:top w:val="nil"/>
@@ -107,6 +107,7 @@
                 <w:p>
                   <w:pPr>
                     <w:spacing w:before="0" w:after="0"/>
+                    <w:ind w:left="227"/>
                     <w:jc w:val="left"/>
                   </w:pPr>
                   <w:r/>
@@ -142,7 +143,7 @@
         </w:tc>
         <w:tc>
           <w:tcPr>
-            <w:tcW w:type="dxa" w:w="6236"/>
+            <w:tcW w:type="dxa" w:w="5669"/>
             <w:vAlign w:val="center"/>
             <w:tcBorders>
               <w:top w:val="nil"/>
@@ -1204,7 +1205,7 @@
             <w:tcBorders>
               <w:top w:val="single" w:sz="6" w:color="000000"/>
               <w:left w:val="nil"/>
-              <w:bottom w:val="nil"/>
+              <w:bottom w:val="single" w:sz="8" w:color="000000"/>
               <w:right w:val="nil"/>
             </w:tcBorders>
           </w:tcPr>
@@ -1232,7 +1233,7 @@
             <w:tcBorders>
               <w:top w:val="single" w:sz="6" w:color="000000"/>
               <w:left w:val="nil"/>
-              <w:bottom w:val="nil"/>
+              <w:bottom w:val="single" w:sz="8" w:color="000000"/>
               <w:right w:val="nil"/>
             </w:tcBorders>
           </w:tcPr>
@@ -1354,7 +1355,6 @@
     <w:p>
       <w:pPr>
         <w:spacing w:before="0" w:after="0" w:line="288" w:lineRule="auto"/>
-        <w:ind w:left="0"/>
         <w:jc w:val="left"/>
       </w:pPr>
       <w:r>
@@ -1370,7 +1370,6 @@
     <w:p>
       <w:pPr>
         <w:spacing w:before="0" w:after="0" w:line="288" w:lineRule="auto"/>
-        <w:ind w:left="0"/>
         <w:jc w:val="left"/>
       </w:pPr>
       <w:r>
@@ -1386,7 +1385,6 @@
     <w:p>
       <w:pPr>
         <w:spacing w:before="0" w:after="0" w:line="288" w:lineRule="auto"/>
-        <w:ind w:left="0"/>
         <w:jc w:val="left"/>
       </w:pPr>
       <w:r>
@@ -1402,7 +1400,6 @@
     <w:p>
       <w:pPr>
         <w:spacing w:before="0" w:after="0" w:line="288" w:lineRule="auto"/>
-        <w:ind w:left="0"/>
         <w:jc w:val="left"/>
       </w:pPr>
       <w:r>
@@ -1418,7 +1415,6 @@
     <w:p>
       <w:pPr>
         <w:spacing w:before="0" w:after="0" w:line="288" w:lineRule="auto"/>
-        <w:ind w:left="0"/>
         <w:jc w:val="left"/>
       </w:pPr>
       <w:r>
@@ -1434,7 +1430,6 @@
     <w:p>
       <w:pPr>
         <w:spacing w:before="0" w:after="0" w:line="288" w:lineRule="auto"/>
-        <w:ind w:left="0"/>
         <w:jc w:val="left"/>
       </w:pPr>
       <w:r>
@@ -1450,7 +1445,6 @@
     <w:p>
       <w:pPr>
         <w:spacing w:before="0" w:after="0" w:line="288" w:lineRule="auto"/>
-        <w:ind w:left="0"/>
         <w:jc w:val="left"/>
       </w:pPr>
       <w:r>
@@ -1466,7 +1460,6 @@
     <w:p>
       <w:pPr>
         <w:spacing w:before="0" w:after="0" w:line="288" w:lineRule="auto"/>
-        <w:ind w:left="0"/>
         <w:jc w:val="left"/>
       </w:pPr>
       <w:r>
@@ -1482,7 +1475,6 @@
     <w:p>
       <w:pPr>
         <w:spacing w:before="0" w:after="0" w:line="288" w:lineRule="auto"/>
-        <w:ind w:left="0"/>
         <w:jc w:val="left"/>
       </w:pPr>
       <w:r>
@@ -1498,7 +1490,6 @@
     <w:p>
       <w:pPr>
         <w:spacing w:before="0" w:after="0" w:line="288" w:lineRule="auto"/>
-        <w:ind w:left="0"/>
         <w:jc w:val="left"/>
       </w:pPr>
       <w:r>
@@ -1510,11 +1501,6 @@
         </w:rPr>
         <w:t>10. 若從大陸出貨,所有與物流 Booking 的文件,寄件人須填寫 "貴司名稱/(Eusway/Glocom)",若未加註 (Eusway/Glocom),致客戶端 IQC 進料檢驗拒收,須自行負責。</w:t>
       </w:r>
-    </w:p>
-    <w:p>
-      <w:pPr>
-        <w:spacing w:before="0" w:after="0"/>
-      </w:pPr>
     </w:p>
     <w:p>
       <w:pPr>
@@ -1544,7 +1530,7 @@
             <w:tcBorders>
               <w:top w:val="nil"/>
               <w:left w:val="nil"/>
-              <w:bottom w:val="nil"/>
+              <w:bottom w:val="single" w:sz="6" w:color="000000"/>
               <w:right w:val="nil"/>
             </w:tcBorders>
           </w:tcPr>
@@ -1564,6 +1550,31 @@
               <w:t>{{ factory.name }}</w:t>
             </w:r>
           </w:p>
+          <w:p>
+            <w:pPr>
+              <w:spacing w:before="0" w:after="0"/>
+            </w:pPr>
+          </w:p>
+          <w:p>
+            <w:pPr>
+              <w:spacing w:before="0" w:after="0"/>
+            </w:pPr>
+          </w:p>
+          <w:p>
+            <w:pPr>
+              <w:spacing w:before="0" w:after="0"/>
+            </w:pPr>
+          </w:p>
+          <w:p>
+            <w:pPr>
+              <w:spacing w:before="0" w:after="0"/>
+            </w:pPr>
+          </w:p>
+          <w:p>
+            <w:pPr>
+              <w:spacing w:before="0" w:after="0"/>
+            </w:pPr>
+          </w:p>
         </w:tc>
         <w:tc>
           <w:tcPr>
@@ -1571,7 +1582,7 @@
             <w:tcBorders>
               <w:top w:val="nil"/>
               <w:left w:val="nil"/>
-              <w:bottom w:val="nil"/>
+              <w:bottom w:val="single" w:sz="6" w:color="000000"/>
               <w:right w:val="nil"/>
             </w:tcBorders>
           </w:tcPr>
@@ -1590,6 +1601,31 @@
               </w:rPr>
               <w:t>西拓電子有限公司</w:t>
             </w:r>
+          </w:p>
+          <w:p>
+            <w:pPr>
+              <w:spacing w:before="0" w:after="0"/>
+            </w:pPr>
+          </w:p>
+          <w:p>
+            <w:pPr>
+              <w:spacing w:before="0" w:after="0"/>
+            </w:pPr>
+          </w:p>
+          <w:p>
+            <w:pPr>
+              <w:spacing w:before="0" w:after="0"/>
+            </w:pPr>
+          </w:p>
+          <w:p>
+            <w:pPr>
+              <w:spacing w:before="0" w:after="0"/>
+            </w:pPr>
+          </w:p>
+          <w:p>
+            <w:pPr>
+              <w:spacing w:before="0" w:after="0"/>
+            </w:pPr>
           </w:p>
         </w:tc>
       </w:tr>

--- a/templates/PO_GLOCOM.docx
+++ b/templates/PO_GLOCOM.docx
@@ -1504,12 +1504,7 @@
     </w:p>
     <w:p>
       <w:pPr>
-        <w:spacing w:before="0" w:after="0"/>
-      </w:pPr>
-    </w:p>
-    <w:p>
-      <w:pPr>
-        <w:spacing w:before="0" w:after="0"/>
+        <w:spacing w:before="160" w:after="0"/>
       </w:pPr>
     </w:p>
     <w:tbl>
@@ -1520,17 +1515,19 @@
         <w:tblLayout w:type="fixed"/>
       </w:tblPr>
       <w:tblGrid>
-        <w:gridCol w:w="5103"/>
-        <w:gridCol w:w="5103"/>
+        <w:gridCol w:w="3969"/>
+        <w:gridCol w:w="2268"/>
+        <w:gridCol w:w="3969"/>
       </w:tblGrid>
       <w:tr>
         <w:tc>
           <w:tcPr>
-            <w:tcW w:type="dxa" w:w="5102"/>
+            <w:tcW w:type="dxa" w:w="3969"/>
+            <w:vAlign w:val="bottom"/>
             <w:tcBorders>
               <w:top w:val="nil"/>
               <w:left w:val="nil"/>
-              <w:bottom w:val="single" w:sz="6" w:color="000000"/>
+              <w:bottom w:val="nil"/>
               <w:right w:val="nil"/>
             </w:tcBorders>
           </w:tcPr>
@@ -1550,39 +1547,29 @@
               <w:t>{{ factory.name }}</w:t>
             </w:r>
           </w:p>
+        </w:tc>
+        <w:tc>
+          <w:tcPr>
+            <w:tcW w:type="dxa" w:w="2268"/>
+            <w:tcBorders>
+              <w:top w:val="nil"/>
+              <w:left w:val="nil"/>
+              <w:bottom w:val="nil"/>
+              <w:right w:val="nil"/>
+            </w:tcBorders>
+          </w:tcPr>
           <w:p>
-            <w:pPr>
-              <w:spacing w:before="0" w:after="0"/>
-            </w:pPr>
-          </w:p>
-          <w:p>
-            <w:pPr>
-              <w:spacing w:before="0" w:after="0"/>
-            </w:pPr>
-          </w:p>
-          <w:p>
-            <w:pPr>
-              <w:spacing w:before="0" w:after="0"/>
-            </w:pPr>
-          </w:p>
-          <w:p>
-            <w:pPr>
-              <w:spacing w:before="0" w:after="0"/>
-            </w:pPr>
-          </w:p>
-          <w:p>
-            <w:pPr>
-              <w:spacing w:before="0" w:after="0"/>
-            </w:pPr>
+            <w:r/>
           </w:p>
         </w:tc>
         <w:tc>
           <w:tcPr>
-            <w:tcW w:type="dxa" w:w="5102"/>
+            <w:tcW w:type="dxa" w:w="3969"/>
+            <w:vAlign w:val="bottom"/>
             <w:tcBorders>
               <w:top w:val="nil"/>
               <w:left w:val="nil"/>
-              <w:bottom w:val="single" w:sz="6" w:color="000000"/>
+              <w:bottom w:val="nil"/>
               <w:right w:val="nil"/>
             </w:tcBorders>
           </w:tcPr>
@@ -1602,30 +1589,71 @@
               <w:t>西拓電子有限公司</w:t>
             </w:r>
           </w:p>
+        </w:tc>
+      </w:tr>
+      <w:tr>
+        <w:tc>
+          <w:tcPr>
+            <w:tcW w:type="dxa" w:w="3969"/>
+            <w:tcBorders>
+              <w:top w:val="single" w:sz="6" w:color="000000"/>
+              <w:left w:val="nil"/>
+              <w:bottom w:val="nil"/>
+              <w:right w:val="nil"/>
+            </w:tcBorders>
+          </w:tcPr>
           <w:p>
             <w:pPr>
               <w:spacing w:before="0" w:after="0"/>
             </w:pPr>
+            <w:r/>
+            <w:r>
+              <w:rPr>
+                <w:rFonts w:ascii="微軟正黑體" w:hAnsi="微軟正黑體" w:eastAsia="微軟正黑體"/>
+                <w:b w:val="0"/>
+                <w:i w:val="0"/>
+                <w:sz w:val="16"/>
+              </w:rPr>
+            </w:r>
           </w:p>
+        </w:tc>
+        <w:tc>
+          <w:tcPr>
+            <w:tcW w:type="dxa" w:w="2268"/>
+            <w:tcBorders>
+              <w:top w:val="nil"/>
+              <w:left w:val="nil"/>
+              <w:bottom w:val="nil"/>
+              <w:right w:val="nil"/>
+            </w:tcBorders>
+          </w:tcPr>
+          <w:p>
+            <w:r/>
+          </w:p>
+        </w:tc>
+        <w:tc>
+          <w:tcPr>
+            <w:tcW w:type="dxa" w:w="3969"/>
+            <w:tcBorders>
+              <w:top w:val="single" w:sz="6" w:color="000000"/>
+              <w:left w:val="nil"/>
+              <w:bottom w:val="nil"/>
+              <w:right w:val="nil"/>
+            </w:tcBorders>
+          </w:tcPr>
           <w:p>
             <w:pPr>
               <w:spacing w:before="0" w:after="0"/>
             </w:pPr>
-          </w:p>
-          <w:p>
-            <w:pPr>
-              <w:spacing w:before="0" w:after="0"/>
-            </w:pPr>
-          </w:p>
-          <w:p>
-            <w:pPr>
-              <w:spacing w:before="0" w:after="0"/>
-            </w:pPr>
-          </w:p>
-          <w:p>
-            <w:pPr>
-              <w:spacing w:before="0" w:after="0"/>
-            </w:pPr>
+            <w:r/>
+            <w:r>
+              <w:rPr>
+                <w:rFonts w:ascii="微軟正黑體" w:hAnsi="微軟正黑體" w:eastAsia="微軟正黑體"/>
+                <w:b w:val="0"/>
+                <w:i w:val="0"/>
+                <w:sz w:val="16"/>
+              </w:rPr>
+            </w:r>
           </w:p>
         </w:tc>
       </w:tr>

--- a/templates/PO_GLOCOM.docx
+++ b/templates/PO_GLOCOM.docx
@@ -248,7 +248,7 @@
     </w:tbl>
     <w:p>
       <w:pPr>
-        <w:spacing w:before="160" w:after="0"/>
+        <w:spacing w:before="80" w:after="0"/>
       </w:pPr>
     </w:p>
     <w:p>
@@ -1504,7 +1504,7 @@
     </w:p>
     <w:p>
       <w:pPr>
-        <w:spacing w:before="160" w:after="0"/>
+        <w:spacing w:before="80" w:after="0"/>
       </w:pPr>
     </w:p>
     <w:tbl>
@@ -1520,14 +1520,84 @@
         <w:gridCol w:w="3969"/>
       </w:tblGrid>
       <w:tr>
+        <w:trPr>
+          <w:trHeight w:val="500" w:hRule="atLeast"/>
+        </w:trPr>
         <w:tc>
           <w:tcPr>
             <w:tcW w:type="dxa" w:w="3969"/>
             <w:vAlign w:val="bottom"/>
             <w:tcBorders>
               <w:top w:val="nil"/>
+              <w:bottom w:val="single" w:sz="6" w:space="0" w:color="auto"/>
               <w:left w:val="nil"/>
+              <w:right w:val="nil"/>
+            </w:tcBorders>
+          </w:tcPr>
+          <w:p>
+            <w:pPr>
+              <w:spacing w:before="0" w:after="0"/>
+            </w:pPr>
+            <w:r/>
+            <w:r>
+              <w:rPr>
+                <w:rFonts w:ascii="微軟正黑體" w:hAnsi="微軟正黑體" w:eastAsia="微軟正黑體"/>
+                <w:b w:val="0"/>
+                <w:i w:val="0"/>
+                <w:sz w:val="16"/>
+              </w:rPr>
+            </w:r>
+          </w:p>
+        </w:tc>
+        <w:tc>
+          <w:tcPr>
+            <w:tcW w:type="dxa" w:w="2268"/>
+            <w:tcBorders>
+              <w:top w:val="nil"/>
               <w:bottom w:val="nil"/>
+              <w:left w:val="nil"/>
+              <w:right w:val="nil"/>
+            </w:tcBorders>
+          </w:tcPr>
+          <w:p>
+            <w:r/>
+          </w:p>
+        </w:tc>
+        <w:tc>
+          <w:tcPr>
+            <w:tcW w:type="dxa" w:w="3969"/>
+            <w:vAlign w:val="bottom"/>
+            <w:tcBorders>
+              <w:top w:val="nil"/>
+              <w:bottom w:val="single" w:sz="6" w:space="0" w:color="auto"/>
+              <w:left w:val="nil"/>
+              <w:right w:val="nil"/>
+            </w:tcBorders>
+          </w:tcPr>
+          <w:p>
+            <w:pPr>
+              <w:spacing w:before="0" w:after="0"/>
+            </w:pPr>
+            <w:r/>
+            <w:r>
+              <w:rPr>
+                <w:rFonts w:ascii="微軟正黑體" w:hAnsi="微軟正黑體" w:eastAsia="微軟正黑體"/>
+                <w:b w:val="0"/>
+                <w:i w:val="0"/>
+                <w:sz w:val="16"/>
+              </w:rPr>
+            </w:r>
+          </w:p>
+        </w:tc>
+      </w:tr>
+      <w:tr>
+        <w:tc>
+          <w:tcPr>
+            <w:tcW w:type="dxa" w:w="3969"/>
+            <w:tcBorders>
+              <w:top w:val="nil"/>
+              <w:bottom w:val="nil"/>
+              <w:left w:val="nil"/>
               <w:right w:val="nil"/>
             </w:tcBorders>
           </w:tcPr>
@@ -1553,8 +1623,8 @@
             <w:tcW w:type="dxa" w:w="2268"/>
             <w:tcBorders>
               <w:top w:val="nil"/>
+              <w:bottom w:val="nil"/>
               <w:left w:val="nil"/>
-              <w:bottom w:val="nil"/>
               <w:right w:val="nil"/>
             </w:tcBorders>
           </w:tcPr>
@@ -1565,11 +1635,10 @@
         <w:tc>
           <w:tcPr>
             <w:tcW w:type="dxa" w:w="3969"/>
-            <w:vAlign w:val="bottom"/>
             <w:tcBorders>
               <w:top w:val="nil"/>
+              <w:bottom w:val="nil"/>
               <w:left w:val="nil"/>
-              <w:bottom w:val="nil"/>
               <w:right w:val="nil"/>
             </w:tcBorders>
           </w:tcPr>
@@ -1587,72 +1656,6 @@
                 <w:sz w:val="20"/>
               </w:rPr>
               <w:t>西拓電子有限公司</w:t>
-            </w:r>
-          </w:p>
-        </w:tc>
-      </w:tr>
-      <w:tr>
-        <w:tc>
-          <w:tcPr>
-            <w:tcW w:type="dxa" w:w="3969"/>
-            <w:tcBorders>
-              <w:top w:val="single" w:sz="6" w:color="000000"/>
-              <w:left w:val="nil"/>
-              <w:bottom w:val="nil"/>
-              <w:right w:val="nil"/>
-            </w:tcBorders>
-          </w:tcPr>
-          <w:p>
-            <w:pPr>
-              <w:spacing w:before="0" w:after="0"/>
-            </w:pPr>
-            <w:r/>
-            <w:r>
-              <w:rPr>
-                <w:rFonts w:ascii="微軟正黑體" w:hAnsi="微軟正黑體" w:eastAsia="微軟正黑體"/>
-                <w:b w:val="0"/>
-                <w:i w:val="0"/>
-                <w:sz w:val="16"/>
-              </w:rPr>
-            </w:r>
-          </w:p>
-        </w:tc>
-        <w:tc>
-          <w:tcPr>
-            <w:tcW w:type="dxa" w:w="2268"/>
-            <w:tcBorders>
-              <w:top w:val="nil"/>
-              <w:left w:val="nil"/>
-              <w:bottom w:val="nil"/>
-              <w:right w:val="nil"/>
-            </w:tcBorders>
-          </w:tcPr>
-          <w:p>
-            <w:r/>
-          </w:p>
-        </w:tc>
-        <w:tc>
-          <w:tcPr>
-            <w:tcW w:type="dxa" w:w="3969"/>
-            <w:tcBorders>
-              <w:top w:val="single" w:sz="6" w:color="000000"/>
-              <w:left w:val="nil"/>
-              <w:bottom w:val="nil"/>
-              <w:right w:val="nil"/>
-            </w:tcBorders>
-          </w:tcPr>
-          <w:p>
-            <w:pPr>
-              <w:spacing w:before="0" w:after="0"/>
-            </w:pPr>
-            <w:r/>
-            <w:r>
-              <w:rPr>
-                <w:rFonts w:ascii="微軟正黑體" w:hAnsi="微軟正黑體" w:eastAsia="微軟正黑體"/>
-                <w:b w:val="0"/>
-                <w:i w:val="0"/>
-                <w:sz w:val="16"/>
-              </w:rPr>
             </w:r>
           </w:p>
         </w:tc>

--- a/templates/PO_GLOCOM.docx
+++ b/templates/PO_GLOCOM.docx
@@ -8,6 +8,12 @@
         <w:jc w:val="left"/>
         <w:tblLook w:firstColumn="1" w:firstRow="1" w:lastColumn="0" w:lastRow="0" w:noHBand="0" w:noVBand="1" w:val="04A0"/>
         <w:tblLayout w:type="fixed"/>
+        <w:tblCellMar>
+          <w:top w:w="0" w:type="dxa"/>
+          <w:bottom w:w="0" w:type="dxa"/>
+          <w:left w:w="108" w:type="dxa"/>
+          <w:right w:w="108" w:type="dxa"/>
+        </w:tblCellMar>
       </w:tblPr>
       <w:tblGrid>
         <w:gridCol w:w="4536"/>
@@ -248,7 +254,11 @@
     </w:tbl>
     <w:p>
       <w:pPr>
-        <w:spacing w:before="80" w:after="0"/>
+        <w:spacing w:before="0" w:after="0" w:line="240" w:lineRule="auto"/>
+        <w:rPr>
+          <w:sz w:val="16"/>
+          <w:szCs w:val="16"/>
+        </w:rPr>
       </w:pPr>
     </w:p>
     <w:p>
@@ -271,7 +281,11 @@
     </w:p>
     <w:p>
       <w:pPr>
-        <w:spacing w:before="40" w:after="0"/>
+        <w:spacing w:before="0" w:after="0" w:line="240" w:lineRule="auto"/>
+        <w:rPr>
+          <w:sz w:val="16"/>
+          <w:szCs w:val="16"/>
+        </w:rPr>
       </w:pPr>
     </w:p>
     <w:tbl>
@@ -838,7 +852,11 @@
     </w:tbl>
     <w:p>
       <w:pPr>
-        <w:spacing w:before="40" w:after="0"/>
+        <w:spacing w:before="0" w:after="0" w:line="240" w:lineRule="auto"/>
+        <w:rPr>
+          <w:sz w:val="16"/>
+          <w:szCs w:val="16"/>
+        </w:rPr>
       </w:pPr>
     </w:p>
     <w:tbl>
@@ -1258,12 +1276,16 @@
     </w:tbl>
     <w:p>
       <w:pPr>
-        <w:spacing w:before="80" w:after="0"/>
+        <w:spacing w:before="0" w:after="0" w:line="240" w:lineRule="auto"/>
+        <w:rPr>
+          <w:sz w:val="16"/>
+          <w:szCs w:val="16"/>
+        </w:rPr>
       </w:pPr>
     </w:p>
     <w:p>
       <w:pPr>
-        <w:spacing w:before="0" w:after="0" w:line="288" w:lineRule="auto"/>
+        <w:spacing w:before="0" w:after="0" w:line="240" w:lineRule="auto"/>
         <w:jc w:val="left"/>
       </w:pPr>
       <w:r>
@@ -1287,7 +1309,7 @@
     </w:p>
     <w:p>
       <w:pPr>
-        <w:spacing w:before="0" w:after="0" w:line="288" w:lineRule="auto"/>
+        <w:spacing w:before="0" w:after="0" w:line="240" w:lineRule="auto"/>
         <w:jc w:val="left"/>
       </w:pPr>
       <w:r>
@@ -1311,7 +1333,7 @@
     </w:p>
     <w:p>
       <w:pPr>
-        <w:spacing w:before="0" w:after="0" w:line="288" w:lineRule="auto"/>
+        <w:spacing w:before="0" w:after="0" w:line="240" w:lineRule="auto"/>
         <w:jc w:val="left"/>
       </w:pPr>
       <w:r>
@@ -1335,7 +1357,11 @@
     </w:p>
     <w:p>
       <w:pPr>
-        <w:spacing w:before="80" w:after="0"/>
+        <w:spacing w:before="0" w:after="0" w:line="240" w:lineRule="auto"/>
+        <w:rPr>
+          <w:sz w:val="16"/>
+          <w:szCs w:val="16"/>
+        </w:rPr>
       </w:pPr>
     </w:p>
     <w:p>
@@ -1354,7 +1380,7 @@
     </w:p>
     <w:p>
       <w:pPr>
-        <w:spacing w:before="0" w:after="0" w:line="288" w:lineRule="auto"/>
+        <w:spacing w:before="0" w:after="0" w:line="240" w:lineRule="auto"/>
         <w:jc w:val="left"/>
       </w:pPr>
       <w:r>
@@ -1369,7 +1395,7 @@
     </w:p>
     <w:p>
       <w:pPr>
-        <w:spacing w:before="0" w:after="0" w:line="288" w:lineRule="auto"/>
+        <w:spacing w:before="0" w:after="0" w:line="240" w:lineRule="auto"/>
         <w:jc w:val="left"/>
       </w:pPr>
       <w:r>
@@ -1384,7 +1410,7 @@
     </w:p>
     <w:p>
       <w:pPr>
-        <w:spacing w:before="0" w:after="0" w:line="288" w:lineRule="auto"/>
+        <w:spacing w:before="0" w:after="0" w:line="240" w:lineRule="auto"/>
         <w:jc w:val="left"/>
       </w:pPr>
       <w:r>
@@ -1399,7 +1425,7 @@
     </w:p>
     <w:p>
       <w:pPr>
-        <w:spacing w:before="0" w:after="0" w:line="288" w:lineRule="auto"/>
+        <w:spacing w:before="0" w:after="0" w:line="240" w:lineRule="auto"/>
         <w:jc w:val="left"/>
       </w:pPr>
       <w:r>
@@ -1414,7 +1440,7 @@
     </w:p>
     <w:p>
       <w:pPr>
-        <w:spacing w:before="0" w:after="0" w:line="288" w:lineRule="auto"/>
+        <w:spacing w:before="0" w:after="0" w:line="240" w:lineRule="auto"/>
         <w:jc w:val="left"/>
       </w:pPr>
       <w:r>
@@ -1429,7 +1455,7 @@
     </w:p>
     <w:p>
       <w:pPr>
-        <w:spacing w:before="0" w:after="0" w:line="288" w:lineRule="auto"/>
+        <w:spacing w:before="0" w:after="0" w:line="240" w:lineRule="auto"/>
         <w:jc w:val="left"/>
       </w:pPr>
       <w:r>
@@ -1444,7 +1470,7 @@
     </w:p>
     <w:p>
       <w:pPr>
-        <w:spacing w:before="0" w:after="0" w:line="288" w:lineRule="auto"/>
+        <w:spacing w:before="0" w:after="0" w:line="240" w:lineRule="auto"/>
         <w:jc w:val="left"/>
       </w:pPr>
       <w:r>
@@ -1459,7 +1485,7 @@
     </w:p>
     <w:p>
       <w:pPr>
-        <w:spacing w:before="0" w:after="0" w:line="288" w:lineRule="auto"/>
+        <w:spacing w:before="0" w:after="0" w:line="240" w:lineRule="auto"/>
         <w:jc w:val="left"/>
       </w:pPr>
       <w:r>
@@ -1474,7 +1500,7 @@
     </w:p>
     <w:p>
       <w:pPr>
-        <w:spacing w:before="0" w:after="0" w:line="288" w:lineRule="auto"/>
+        <w:spacing w:before="0" w:after="0" w:line="240" w:lineRule="auto"/>
         <w:jc w:val="left"/>
       </w:pPr>
       <w:r>
@@ -1489,7 +1515,7 @@
     </w:p>
     <w:p>
       <w:pPr>
-        <w:spacing w:before="0" w:after="0" w:line="288" w:lineRule="auto"/>
+        <w:spacing w:before="0" w:after="0" w:line="240" w:lineRule="auto"/>
         <w:jc w:val="left"/>
       </w:pPr>
       <w:r>
@@ -1504,7 +1530,11 @@
     </w:p>
     <w:p>
       <w:pPr>
-        <w:spacing w:before="80" w:after="0"/>
+        <w:spacing w:before="0" w:after="0" w:line="240" w:lineRule="auto"/>
+        <w:rPr>
+          <w:sz w:val="16"/>
+          <w:szCs w:val="16"/>
+        </w:rPr>
       </w:pPr>
     </w:p>
     <w:tbl>
@@ -1521,7 +1551,8 @@
       </w:tblGrid>
       <w:tr>
         <w:trPr>
-          <w:trHeight w:val="500" w:hRule="atLeast"/>
+          <w:trHeight w:val="400" w:hRule="atLeast"/>
+          <w:cantSplit/>
         </w:trPr>
         <w:tc>
           <w:tcPr>
@@ -1591,6 +1622,9 @@
         </w:tc>
       </w:tr>
       <w:tr>
+        <w:trPr>
+          <w:cantSplit/>
+        </w:trPr>
         <w:tc>
           <w:tcPr>
             <w:tcW w:type="dxa" w:w="3969"/>
@@ -1663,7 +1697,7 @@
     </w:tbl>
     <w:sectPr>
       <w:pgSz w:w="11906" w:h="16838"/>
-      <w:pgMar w:top="567" w:right="850" w:bottom="567" w:left="850" w:header="720" w:footer="720" w:gutter="0"/>
+      <w:pgMar w:top="340" w:right="850" w:bottom="340" w:left="850" w:header="720" w:footer="720" w:gutter="0"/>
       <w:cols w:space="720"/>
       <w:docGrid w:linePitch="360"/>
     </w:sectPr>

--- a/templates/PO_GLOCOM.docx
+++ b/templates/PO_GLOCOM.docx
@@ -1551,83 +1551,13 @@
       </w:tblGrid>
       <w:tr>
         <w:trPr>
-          <w:trHeight w:val="400" w:hRule="atLeast"/>
+          <w:trHeight w:val="280" w:hRule="atLeast"/>
           <w:cantSplit/>
         </w:trPr>
         <w:tc>
           <w:tcPr>
             <w:tcW w:type="dxa" w:w="3969"/>
             <w:vAlign w:val="bottom"/>
-            <w:tcBorders>
-              <w:top w:val="nil"/>
-              <w:bottom w:val="single" w:sz="6" w:space="0" w:color="auto"/>
-              <w:left w:val="nil"/>
-              <w:right w:val="nil"/>
-            </w:tcBorders>
-          </w:tcPr>
-          <w:p>
-            <w:pPr>
-              <w:spacing w:before="0" w:after="0"/>
-            </w:pPr>
-            <w:r/>
-            <w:r>
-              <w:rPr>
-                <w:rFonts w:ascii="微軟正黑體" w:hAnsi="微軟正黑體" w:eastAsia="微軟正黑體"/>
-                <w:b w:val="0"/>
-                <w:i w:val="0"/>
-                <w:sz w:val="16"/>
-              </w:rPr>
-            </w:r>
-          </w:p>
-        </w:tc>
-        <w:tc>
-          <w:tcPr>
-            <w:tcW w:type="dxa" w:w="2268"/>
-            <w:tcBorders>
-              <w:top w:val="nil"/>
-              <w:bottom w:val="nil"/>
-              <w:left w:val="nil"/>
-              <w:right w:val="nil"/>
-            </w:tcBorders>
-          </w:tcPr>
-          <w:p>
-            <w:r/>
-          </w:p>
-        </w:tc>
-        <w:tc>
-          <w:tcPr>
-            <w:tcW w:type="dxa" w:w="3969"/>
-            <w:vAlign w:val="bottom"/>
-            <w:tcBorders>
-              <w:top w:val="nil"/>
-              <w:bottom w:val="single" w:sz="6" w:space="0" w:color="auto"/>
-              <w:left w:val="nil"/>
-              <w:right w:val="nil"/>
-            </w:tcBorders>
-          </w:tcPr>
-          <w:p>
-            <w:pPr>
-              <w:spacing w:before="0" w:after="0"/>
-            </w:pPr>
-            <w:r/>
-            <w:r>
-              <w:rPr>
-                <w:rFonts w:ascii="微軟正黑體" w:hAnsi="微軟正黑體" w:eastAsia="微軟正黑體"/>
-                <w:b w:val="0"/>
-                <w:i w:val="0"/>
-                <w:sz w:val="16"/>
-              </w:rPr>
-            </w:r>
-          </w:p>
-        </w:tc>
-      </w:tr>
-      <w:tr>
-        <w:trPr>
-          <w:cantSplit/>
-        </w:trPr>
-        <w:tc>
-          <w:tcPr>
-            <w:tcW w:type="dxa" w:w="3969"/>
             <w:tcBorders>
               <w:top w:val="nil"/>
               <w:bottom w:val="nil"/>
@@ -1669,6 +1599,7 @@
         <w:tc>
           <w:tcPr>
             <w:tcW w:type="dxa" w:w="3969"/>
+            <w:vAlign w:val="bottom"/>
             <w:tcBorders>
               <w:top w:val="nil"/>
               <w:bottom w:val="nil"/>
@@ -1690,6 +1621,76 @@
                 <w:sz w:val="20"/>
               </w:rPr>
               <w:t>西拓電子有限公司</w:t>
+            </w:r>
+          </w:p>
+        </w:tc>
+      </w:tr>
+      <w:tr>
+        <w:trPr>
+          <w:trHeight w:val="500" w:hRule="atLeast"/>
+          <w:cantSplit/>
+        </w:trPr>
+        <w:tc>
+          <w:tcPr>
+            <w:tcW w:type="dxa" w:w="3969"/>
+            <w:tcBorders>
+              <w:top w:val="nil"/>
+              <w:bottom w:val="single" w:sz="6" w:space="0" w:color="auto"/>
+              <w:left w:val="nil"/>
+              <w:right w:val="nil"/>
+            </w:tcBorders>
+          </w:tcPr>
+          <w:p>
+            <w:pPr>
+              <w:spacing w:before="0" w:after="0"/>
+            </w:pPr>
+            <w:r/>
+            <w:r>
+              <w:rPr>
+                <w:rFonts w:ascii="微軟正黑體" w:hAnsi="微軟正黑體" w:eastAsia="微軟正黑體"/>
+                <w:b w:val="0"/>
+                <w:i w:val="0"/>
+                <w:sz w:val="16"/>
+              </w:rPr>
+            </w:r>
+          </w:p>
+        </w:tc>
+        <w:tc>
+          <w:tcPr>
+            <w:tcW w:type="dxa" w:w="2268"/>
+            <w:tcBorders>
+              <w:top w:val="nil"/>
+              <w:bottom w:val="nil"/>
+              <w:left w:val="nil"/>
+              <w:right w:val="nil"/>
+            </w:tcBorders>
+          </w:tcPr>
+          <w:p>
+            <w:r/>
+          </w:p>
+        </w:tc>
+        <w:tc>
+          <w:tcPr>
+            <w:tcW w:type="dxa" w:w="3969"/>
+            <w:tcBorders>
+              <w:top w:val="nil"/>
+              <w:bottom w:val="single" w:sz="6" w:space="0" w:color="auto"/>
+              <w:left w:val="nil"/>
+              <w:right w:val="nil"/>
+            </w:tcBorders>
+          </w:tcPr>
+          <w:p>
+            <w:pPr>
+              <w:spacing w:before="0" w:after="0"/>
+            </w:pPr>
+            <w:r/>
+            <w:r>
+              <w:rPr>
+                <w:rFonts w:ascii="微軟正黑體" w:hAnsi="微軟正黑體" w:eastAsia="微軟正黑體"/>
+                <w:b w:val="0"/>
+                <w:i w:val="0"/>
+                <w:sz w:val="16"/>
+              </w:rPr>
             </w:r>
           </w:p>
         </w:tc>

--- a/templates/PO_GLOCOM.docx
+++ b/templates/PO_GLOCOM.docx
@@ -1610,7 +1610,7 @@
           <w:p>
             <w:pPr>
               <w:spacing w:before="0" w:after="0"/>
-              <w:jc w:val="right"/>
+              <w:jc w:val="left"/>
             </w:pPr>
             <w:r/>
             <w:r>

--- a/templates/PO_GLOCOM.docx
+++ b/templates/PO_GLOCOM.docx
@@ -1097,7 +1097,7 @@
                 <w:i w:val="0"/>
                 <w:sz w:val="18"/>
               </w:rPr>
-              <w:t>{{ item.spec_text }}</w:t>
+              <w:t>{{ item.spec_text|safe }}</w:t>
             </w:r>
           </w:p>
         </w:tc>

--- a/templates/PO_GLOCOM.docx
+++ b/templates/PO_GLOCOM.docx
@@ -48,7 +48,7 @@
             <w:tr>
               <w:tc>
                 <w:tcPr>
-                  <w:tcW w:type="dxa" w:w="1701"/>
+                  <w:tcW w:type="dxa" w:w="1813"/>
                   <w:vAlign w:val="center"/>
                   <w:tcBorders>
                     <w:top w:val="nil"/>
@@ -869,10 +869,10 @@
       <w:tblGrid>
         <w:gridCol w:w="1304"/>
         <w:gridCol w:w="3118"/>
-        <w:gridCol w:w="1304"/>
-        <w:gridCol w:w="1474"/>
-        <w:gridCol w:w="963"/>
-        <w:gridCol w:w="2041"/>
+        <w:gridCol w:w="1191"/>
+        <w:gridCol w:w="1361"/>
+        <w:gridCol w:w="1417"/>
+        <w:gridCol w:w="1813"/>
       </w:tblGrid>
       <w:tr>
         <w:tc>
@@ -933,7 +933,7 @@
         </w:tc>
         <w:tc>
           <w:tcPr>
-            <w:tcW w:type="dxa" w:w="1304"/>
+            <w:tcW w:type="dxa" w:w="1191"/>
             <w:vAlign w:val="center"/>
             <w:tcBorders>
               <w:top w:val="single" w:sz="8" w:color="000000"/>
@@ -961,7 +961,7 @@
         </w:tc>
         <w:tc>
           <w:tcPr>
-            <w:tcW w:type="dxa" w:w="1474"/>
+            <w:tcW w:type="dxa" w:w="1361"/>
             <w:vAlign w:val="center"/>
             <w:tcBorders>
               <w:top w:val="single" w:sz="8" w:color="000000"/>
@@ -989,7 +989,7 @@
         </w:tc>
         <w:tc>
           <w:tcPr>
-            <w:tcW w:type="dxa" w:w="964"/>
+            <w:tcW w:type="dxa" w:w="1417"/>
             <w:vAlign w:val="center"/>
             <w:tcBorders>
               <w:top w:val="single" w:sz="8" w:color="000000"/>
@@ -1017,7 +1017,7 @@
         </w:tc>
         <w:tc>
           <w:tcPr>
-            <w:tcW w:type="dxa" w:w="2041"/>
+            <w:tcW w:type="dxa" w:w="1813"/>
             <w:vAlign w:val="center"/>
             <w:tcBorders>
               <w:top w:val="single" w:sz="8" w:color="000000"/>
@@ -1103,7 +1103,7 @@
         </w:tc>
         <w:tc>
           <w:tcPr>
-            <w:tcW w:type="dxa" w:w="1304"/>
+            <w:tcW w:type="dxa" w:w="1191"/>
             <w:vAlign w:val="top"/>
             <w:tcBorders>
               <w:top w:val="nil"/>
@@ -1131,7 +1131,7 @@
         </w:tc>
         <w:tc>
           <w:tcPr>
-            <w:tcW w:type="dxa" w:w="1474"/>
+            <w:tcW w:type="dxa" w:w="1361"/>
             <w:vAlign w:val="top"/>
             <w:tcBorders>
               <w:top w:val="nil"/>
@@ -1159,7 +1159,7 @@
         </w:tc>
         <w:tc>
           <w:tcPr>
-            <w:tcW w:type="dxa" w:w="964"/>
+            <w:tcW w:type="dxa" w:w="1417"/>
             <w:vAlign w:val="top"/>
             <w:tcBorders>
               <w:top w:val="nil"/>
@@ -1181,13 +1181,13 @@
                 <w:i w:val="0"/>
                 <w:sz w:val="18"/>
               </w:rPr>
-              <w:t>{{ item.unit_price }}</w:t>
+              <w:t>{{ item.unit_price }}{{ item.unit_price_note|safe }}</w:t>
             </w:r>
           </w:p>
         </w:tc>
         <w:tc>
           <w:tcPr>
-            <w:tcW w:type="dxa" w:w="2041"/>
+            <w:tcW w:type="dxa" w:w="1813"/>
             <w:vAlign w:val="top"/>
             <w:tcBorders>
               <w:top w:val="nil"/>
@@ -1217,7 +1217,7 @@
       <w:tr>
         <w:tc>
           <w:tcPr>
-            <w:tcW w:type="dxa" w:w="8505"/>
+            <w:tcW w:type="dxa" w:w="8391"/>
             <w:gridSpan w:val="5"/>
             <w:vAlign w:val="center"/>
             <w:tcBorders>
@@ -1246,7 +1246,7 @@
         </w:tc>
         <w:tc>
           <w:tcPr>
-            <w:tcW w:type="dxa" w:w="1701"/>
+            <w:tcW w:type="dxa" w:w="1813"/>
             <w:vAlign w:val="center"/>
             <w:tcBorders>
               <w:top w:val="single" w:sz="6" w:color="000000"/>

--- a/templates/PO_GLOCOM.docx
+++ b/templates/PO_GLOCOM.docx
@@ -1061,6 +1061,178 @@
               <w:spacing w:before="80" w:after="80"/>
               <w:jc w:val="left"/>
             </w:pPr>
+            <w:r>
+              <w:t>{%tr for item in items %}</w:t>
+            </w:r>
+            <w:r>
+              <w:rPr>
+                <w:rFonts w:ascii="微軟正黑體" w:hAnsi="微軟正黑體" w:eastAsia="微軟正黑體"/>
+                <w:b w:val="0"/>
+                <w:i w:val="0"/>
+                <w:sz w:val="18"/>
+              </w:rPr>
+              <w:t/>
+            </w:r>
+          </w:p>
+        </w:tc>
+        <w:tc>
+          <w:tcPr>
+            <w:tcW w:type="dxa" w:w="3118"/>
+            <w:vAlign w:val="top"/>
+            <w:tcBorders>
+              <w:top w:val="nil"/>
+              <w:left w:val="nil"/>
+              <w:bottom w:val="nil"/>
+              <w:right w:val="nil"/>
+            </w:tcBorders>
+          </w:tcPr>
+          <w:p>
+            <w:pPr>
+              <w:spacing w:before="80" w:after="80"/>
+              <w:jc w:val="left"/>
+            </w:pPr>
+            <w:r/>
+            <w:r>
+              <w:rPr>
+                <w:rFonts w:ascii="微軟正黑體" w:hAnsi="微軟正黑體" w:eastAsia="微軟正黑體"/>
+                <w:b w:val="0"/>
+                <w:i w:val="0"/>
+                <w:sz w:val="18"/>
+              </w:rPr>
+              <w:t/>
+            </w:r>
+          </w:p>
+        </w:tc>
+        <w:tc>
+          <w:tcPr>
+            <w:tcW w:type="dxa" w:w="1191"/>
+            <w:vAlign w:val="top"/>
+            <w:tcBorders>
+              <w:top w:val="nil"/>
+              <w:left w:val="nil"/>
+              <w:bottom w:val="nil"/>
+              <w:right w:val="nil"/>
+            </w:tcBorders>
+          </w:tcPr>
+          <w:p>
+            <w:pPr>
+              <w:spacing w:before="80" w:after="80"/>
+              <w:jc w:val="center"/>
+            </w:pPr>
+            <w:r/>
+            <w:r>
+              <w:rPr>
+                <w:rFonts w:ascii="微軟正黑體" w:hAnsi="微軟正黑體" w:eastAsia="微軟正黑體"/>
+                <w:b w:val="0"/>
+                <w:i w:val="0"/>
+                <w:sz w:val="18"/>
+              </w:rPr>
+              <w:t/>
+            </w:r>
+          </w:p>
+        </w:tc>
+        <w:tc>
+          <w:tcPr>
+            <w:tcW w:type="dxa" w:w="1361"/>
+            <w:vAlign w:val="top"/>
+            <w:tcBorders>
+              <w:top w:val="nil"/>
+              <w:left w:val="nil"/>
+              <w:bottom w:val="nil"/>
+              <w:right w:val="nil"/>
+            </w:tcBorders>
+          </w:tcPr>
+          <w:p>
+            <w:pPr>
+              <w:spacing w:before="80" w:after="80"/>
+              <w:jc w:val="center"/>
+            </w:pPr>
+            <w:r/>
+            <w:r>
+              <w:rPr>
+                <w:rFonts w:ascii="微軟正黑體" w:hAnsi="微軟正黑體" w:eastAsia="微軟正黑體"/>
+                <w:b w:val="0"/>
+                <w:i w:val="0"/>
+                <w:sz w:val="18"/>
+              </w:rPr>
+              <w:t/>
+            </w:r>
+          </w:p>
+        </w:tc>
+        <w:tc>
+          <w:tcPr>
+            <w:tcW w:type="dxa" w:w="1417"/>
+            <w:vAlign w:val="top"/>
+            <w:tcBorders>
+              <w:top w:val="nil"/>
+              <w:left w:val="nil"/>
+              <w:bottom w:val="nil"/>
+              <w:right w:val="nil"/>
+            </w:tcBorders>
+          </w:tcPr>
+          <w:p>
+            <w:pPr>
+              <w:spacing w:before="80" w:after="80"/>
+              <w:jc w:val="right"/>
+            </w:pPr>
+            <w:r/>
+            <w:r>
+              <w:rPr>
+                <w:rFonts w:ascii="微軟正黑體" w:hAnsi="微軟正黑體" w:eastAsia="微軟正黑體"/>
+                <w:b w:val="0"/>
+                <w:i w:val="0"/>
+                <w:sz w:val="18"/>
+              </w:rPr>
+              <w:t/>
+            </w:r>
+          </w:p>
+        </w:tc>
+        <w:tc>
+          <w:tcPr>
+            <w:tcW w:type="dxa" w:w="1813"/>
+            <w:vAlign w:val="top"/>
+            <w:tcBorders>
+              <w:top w:val="nil"/>
+              <w:left w:val="nil"/>
+              <w:bottom w:val="nil"/>
+              <w:right w:val="nil"/>
+            </w:tcBorders>
+          </w:tcPr>
+          <w:p>
+            <w:pPr>
+              <w:spacing w:before="80" w:after="80"/>
+              <w:jc w:val="right"/>
+            </w:pPr>
+            <w:r/>
+            <w:r>
+              <w:rPr>
+                <w:rFonts w:ascii="微軟正黑體" w:hAnsi="微軟正黑體" w:eastAsia="微軟正黑體"/>
+                <w:b w:val="0"/>
+                <w:i w:val="0"/>
+                <w:sz w:val="18"/>
+              </w:rPr>
+              <w:t/>
+            </w:r>
+          </w:p>
+        </w:tc>
+      </w:tr>
+      <w:tr>
+        <w:tc>
+          <w:tcPr>
+            <w:tcW w:type="dxa" w:w="1304"/>
+            <w:vAlign w:val="top"/>
+            <w:tcBorders>
+              <w:top w:val="nil"/>
+              <w:left w:val="nil"/>
+              <w:bottom w:val="nil"/>
+              <w:right w:val="nil"/>
+            </w:tcBorders>
+          </w:tcPr>
+          <w:p>
+            <w:pPr>
+              <w:spacing w:before="80" w:after="80"/>
+              <w:jc w:val="left"/>
+            </w:pPr>
             <w:r/>
             <w:r>
               <w:rPr>
@@ -1210,6 +1382,178 @@
                 <w:sz w:val="18"/>
               </w:rPr>
               <w:t>{{ item.amount }}</w:t>
+            </w:r>
+          </w:p>
+        </w:tc>
+      </w:tr>
+      <w:tr>
+        <w:tc>
+          <w:tcPr>
+            <w:tcW w:type="dxa" w:w="1304"/>
+            <w:vAlign w:val="top"/>
+            <w:tcBorders>
+              <w:top w:val="nil"/>
+              <w:left w:val="nil"/>
+              <w:bottom w:val="nil"/>
+              <w:right w:val="nil"/>
+            </w:tcBorders>
+          </w:tcPr>
+          <w:p>
+            <w:pPr>
+              <w:spacing w:before="80" w:after="80"/>
+              <w:jc w:val="left"/>
+            </w:pPr>
+            <w:r>
+              <w:t>{%tr endfor %}</w:t>
+            </w:r>
+            <w:r>
+              <w:rPr>
+                <w:rFonts w:ascii="微軟正黑體" w:hAnsi="微軟正黑體" w:eastAsia="微軟正黑體"/>
+                <w:b w:val="0"/>
+                <w:i w:val="0"/>
+                <w:sz w:val="18"/>
+              </w:rPr>
+              <w:t/>
+            </w:r>
+          </w:p>
+        </w:tc>
+        <w:tc>
+          <w:tcPr>
+            <w:tcW w:type="dxa" w:w="3118"/>
+            <w:vAlign w:val="top"/>
+            <w:tcBorders>
+              <w:top w:val="nil"/>
+              <w:left w:val="nil"/>
+              <w:bottom w:val="nil"/>
+              <w:right w:val="nil"/>
+            </w:tcBorders>
+          </w:tcPr>
+          <w:p>
+            <w:pPr>
+              <w:spacing w:before="80" w:after="80"/>
+              <w:jc w:val="left"/>
+            </w:pPr>
+            <w:r/>
+            <w:r>
+              <w:rPr>
+                <w:rFonts w:ascii="微軟正黑體" w:hAnsi="微軟正黑體" w:eastAsia="微軟正黑體"/>
+                <w:b w:val="0"/>
+                <w:i w:val="0"/>
+                <w:sz w:val="18"/>
+              </w:rPr>
+              <w:t/>
+            </w:r>
+          </w:p>
+        </w:tc>
+        <w:tc>
+          <w:tcPr>
+            <w:tcW w:type="dxa" w:w="1191"/>
+            <w:vAlign w:val="top"/>
+            <w:tcBorders>
+              <w:top w:val="nil"/>
+              <w:left w:val="nil"/>
+              <w:bottom w:val="nil"/>
+              <w:right w:val="nil"/>
+            </w:tcBorders>
+          </w:tcPr>
+          <w:p>
+            <w:pPr>
+              <w:spacing w:before="80" w:after="80"/>
+              <w:jc w:val="center"/>
+            </w:pPr>
+            <w:r/>
+            <w:r>
+              <w:rPr>
+                <w:rFonts w:ascii="微軟正黑體" w:hAnsi="微軟正黑體" w:eastAsia="微軟正黑體"/>
+                <w:b w:val="0"/>
+                <w:i w:val="0"/>
+                <w:sz w:val="18"/>
+              </w:rPr>
+              <w:t/>
+            </w:r>
+          </w:p>
+        </w:tc>
+        <w:tc>
+          <w:tcPr>
+            <w:tcW w:type="dxa" w:w="1361"/>
+            <w:vAlign w:val="top"/>
+            <w:tcBorders>
+              <w:top w:val="nil"/>
+              <w:left w:val="nil"/>
+              <w:bottom w:val="nil"/>
+              <w:right w:val="nil"/>
+            </w:tcBorders>
+          </w:tcPr>
+          <w:p>
+            <w:pPr>
+              <w:spacing w:before="80" w:after="80"/>
+              <w:jc w:val="center"/>
+            </w:pPr>
+            <w:r/>
+            <w:r>
+              <w:rPr>
+                <w:rFonts w:ascii="微軟正黑體" w:hAnsi="微軟正黑體" w:eastAsia="微軟正黑體"/>
+                <w:b w:val="0"/>
+                <w:i w:val="0"/>
+                <w:sz w:val="18"/>
+              </w:rPr>
+              <w:t/>
+            </w:r>
+          </w:p>
+        </w:tc>
+        <w:tc>
+          <w:tcPr>
+            <w:tcW w:type="dxa" w:w="1417"/>
+            <w:vAlign w:val="top"/>
+            <w:tcBorders>
+              <w:top w:val="nil"/>
+              <w:left w:val="nil"/>
+              <w:bottom w:val="nil"/>
+              <w:right w:val="nil"/>
+            </w:tcBorders>
+          </w:tcPr>
+          <w:p>
+            <w:pPr>
+              <w:spacing w:before="80" w:after="80"/>
+              <w:jc w:val="right"/>
+            </w:pPr>
+            <w:r/>
+            <w:r>
+              <w:rPr>
+                <w:rFonts w:ascii="微軟正黑體" w:hAnsi="微軟正黑體" w:eastAsia="微軟正黑體"/>
+                <w:b w:val="0"/>
+                <w:i w:val="0"/>
+                <w:sz w:val="18"/>
+              </w:rPr>
+              <w:t/>
+            </w:r>
+          </w:p>
+        </w:tc>
+        <w:tc>
+          <w:tcPr>
+            <w:tcW w:type="dxa" w:w="1813"/>
+            <w:vAlign w:val="top"/>
+            <w:tcBorders>
+              <w:top w:val="nil"/>
+              <w:left w:val="nil"/>
+              <w:bottom w:val="nil"/>
+              <w:right w:val="nil"/>
+            </w:tcBorders>
+          </w:tcPr>
+          <w:p>
+            <w:pPr>
+              <w:spacing w:before="80" w:after="80"/>
+              <w:jc w:val="right"/>
+            </w:pPr>
+            <w:r/>
+            <w:r>
+              <w:rPr>
+                <w:rFonts w:ascii="微軟正黑體" w:hAnsi="微軟正黑體" w:eastAsia="微軟正黑體"/>
+                <w:b w:val="0"/>
+                <w:i w:val="0"/>
+                <w:sz w:val="18"/>
+              </w:rPr>
+              <w:t/>
             </w:r>
           </w:p>
         </w:tc>
